--- a/Truct/FAP2501/Setup/Hướng dẫn Setup/Hướng dẫn cài đặt sử dụng InnoSetup onclick/Tài liệu hướng dẫn tạo bộ cài.docx
+++ b/Truct/FAP2501/Setup/Hướng dẫn Setup/Hướng dẫn cài đặt sử dụng InnoSetup onclick/Tài liệu hướng dẫn tạo bộ cài.docx
@@ -196,6 +196,7 @@
               <w:tab w:val="left" w:pos="4512"/>
             </w:tabs>
             <w:spacing w:before="240"/>
+            <w:ind w:left="0"/>
             <w:rPr>
               <w:rFonts w:eastAsia="MS Gothic" w:cstheme="minorHAnsi"/>
               <w:color w:val="365F91"/>
@@ -214,2033 +215,8 @@
               <w:szCs w:val="32"/>
               <w14:ligatures w14:val="none"/>
             </w:rPr>
-            <w:t>Mục Lục</w:t>
-          </w:r>
-          <w:r>
-            <w:rPr>
-              <w:rFonts w:eastAsia="MS Gothic" w:cstheme="minorHAnsi"/>
-              <w:color w:val="365F91"/>
-              <w:kern w:val="0"/>
-              <w:sz w:val="32"/>
-              <w:szCs w:val="32"/>
-              <w14:ligatures w14:val="none"/>
-            </w:rPr>
             <w:tab/>
           </w:r>
-        </w:p>
-        <w:p>
-          <w:pPr>
-            <w:pStyle w:val="TOC2"/>
-            <w:ind w:left="760"/>
-            <w:rPr>
-              <w:rFonts w:asciiTheme="minorHAnsi" w:eastAsiaTheme="minorEastAsia" w:hAnsiTheme="minorHAnsi" w:cstheme="minorBidi"/>
-              <w:b w:val="0"/>
-              <w:color w:val="auto"/>
-              <w:kern w:val="2"/>
-              <w:sz w:val="22"/>
-              <w:szCs w:val="22"/>
-              <w14:ligatures w14:val="standardContextual"/>
-            </w:rPr>
-          </w:pPr>
-          <w:r>
-            <w:rPr>
-              <w:rStyle w:val="Hyperlink"/>
-              <w:rFonts w:cstheme="minorHAnsi"/>
-            </w:rPr>
-            <w:fldChar w:fldCharType="begin"/>
-          </w:r>
-          <w:r>
-            <w:rPr>
-              <w:rStyle w:val="Hyperlink"/>
-              <w:rFonts w:cstheme="minorHAnsi"/>
-            </w:rPr>
-            <w:instrText xml:space="preserve"> TOC \h \z \u \t "Heading 1,2,Heading 2,1,Heading 3,1" </w:instrText>
-          </w:r>
-          <w:r>
-            <w:rPr>
-              <w:rStyle w:val="Hyperlink"/>
-              <w:rFonts w:cstheme="minorHAnsi"/>
-            </w:rPr>
-            <w:fldChar w:fldCharType="separate"/>
-          </w:r>
-          <w:hyperlink w:anchor="_Toc154580777" w:history="1">
-            <w:r>
-              <w:rPr>
-                <w:rStyle w:val="Hyperlink"/>
-                <w:lang w:val="vi-VN"/>
-              </w:rPr>
-              <w:t>1. Gi</w:t>
-            </w:r>
-            <w:r>
-              <w:rPr>
-                <w:rStyle w:val="Hyperlink"/>
-                <w:lang w:val="vi-VN"/>
-              </w:rPr>
-              <w:t>ớ</w:t>
-            </w:r>
-            <w:r>
-              <w:rPr>
-                <w:rStyle w:val="Hyperlink"/>
-                <w:lang w:val="vi-VN"/>
-              </w:rPr>
-              <w:t>i Thi</w:t>
-            </w:r>
-            <w:r>
-              <w:rPr>
-                <w:rStyle w:val="Hyperlink"/>
-                <w:lang w:val="vi-VN"/>
-              </w:rPr>
-              <w:t>ệ</w:t>
-            </w:r>
-            <w:r>
-              <w:rPr>
-                <w:rStyle w:val="Hyperlink"/>
-                <w:lang w:val="vi-VN"/>
-              </w:rPr>
-              <w:t>u v</w:t>
-            </w:r>
-            <w:r>
-              <w:rPr>
-                <w:rStyle w:val="Hyperlink"/>
-                <w:lang w:val="vi-VN"/>
-              </w:rPr>
-              <w:t>ề</w:t>
-            </w:r>
-            <w:r>
-              <w:rPr>
-                <w:rStyle w:val="Hyperlink"/>
-                <w:lang w:val="vi-VN"/>
-              </w:rPr>
-              <w:t xml:space="preserve"> IIS</w:t>
-            </w:r>
-            <w:r>
-              <w:rPr>
-                <w:webHidden/>
-              </w:rPr>
-              <w:tab/>
-            </w:r>
-            <w:r>
-              <w:rPr>
-                <w:webHidden/>
-              </w:rPr>
-              <w:fldChar w:fldCharType="begin"/>
-            </w:r>
-            <w:r>
-              <w:rPr>
-                <w:webHidden/>
-              </w:rPr>
-              <w:instrText xml:space="preserve"> PAGEREF _Toc154580777 \h </w:instrText>
-            </w:r>
-            <w:r>
-              <w:rPr>
-                <w:webHidden/>
-              </w:rPr>
-            </w:r>
-            <w:r>
-              <w:rPr>
-                <w:webHidden/>
-              </w:rPr>
-              <w:fldChar w:fldCharType="separate"/>
-            </w:r>
-            <w:r>
-              <w:rPr>
-                <w:webHidden/>
-              </w:rPr>
-              <w:t>3</w:t>
-            </w:r>
-            <w:r>
-              <w:rPr>
-                <w:webHidden/>
-              </w:rPr>
-              <w:fldChar w:fldCharType="end"/>
-            </w:r>
-          </w:hyperlink>
-        </w:p>
-        <w:p>
-          <w:pPr>
-            <w:pStyle w:val="TOC2"/>
-            <w:ind w:left="760"/>
-            <w:rPr>
-              <w:rFonts w:asciiTheme="minorHAnsi" w:eastAsiaTheme="minorEastAsia" w:hAnsiTheme="minorHAnsi" w:cstheme="minorBidi"/>
-              <w:b w:val="0"/>
-              <w:color w:val="auto"/>
-              <w:kern w:val="2"/>
-              <w:sz w:val="22"/>
-              <w:szCs w:val="22"/>
-              <w14:ligatures w14:val="standardContextual"/>
-            </w:rPr>
-          </w:pPr>
-          <w:hyperlink w:anchor="_Toc154580778" w:history="1">
-            <w:r>
-              <w:rPr>
-                <w:rStyle w:val="Hyperlink"/>
-                <w:lang w:val="vi-VN"/>
-              </w:rPr>
-              <w:t>2. Chu</w:t>
-            </w:r>
-            <w:r>
-              <w:rPr>
-                <w:rStyle w:val="Hyperlink"/>
-                <w:lang w:val="vi-VN"/>
-              </w:rPr>
-              <w:t>ẩ</w:t>
-            </w:r>
-            <w:r>
-              <w:rPr>
-                <w:rStyle w:val="Hyperlink"/>
-                <w:lang w:val="vi-VN"/>
-              </w:rPr>
-              <w:t>n B</w:t>
-            </w:r>
-            <w:r>
-              <w:rPr>
-                <w:rStyle w:val="Hyperlink"/>
-                <w:lang w:val="vi-VN"/>
-              </w:rPr>
-              <w:t>ị</w:t>
-            </w:r>
-            <w:r>
-              <w:rPr>
-                <w:webHidden/>
-              </w:rPr>
-              <w:tab/>
-            </w:r>
-            <w:r>
-              <w:rPr>
-                <w:webHidden/>
-              </w:rPr>
-              <w:fldChar w:fldCharType="begin"/>
-            </w:r>
-            <w:r>
-              <w:rPr>
-                <w:webHidden/>
-              </w:rPr>
-              <w:instrText xml:space="preserve"> PAGEREF _Toc154580778 \h </w:instrText>
-            </w:r>
-            <w:r>
-              <w:rPr>
-                <w:webHidden/>
-              </w:rPr>
-            </w:r>
-            <w:r>
-              <w:rPr>
-                <w:webHidden/>
-              </w:rPr>
-              <w:fldChar w:fldCharType="separate"/>
-            </w:r>
-            <w:r>
-              <w:rPr>
-                <w:webHidden/>
-              </w:rPr>
-              <w:t>3</w:t>
-            </w:r>
-            <w:r>
-              <w:rPr>
-                <w:webHidden/>
-              </w:rPr>
-              <w:fldChar w:fldCharType="end"/>
-            </w:r>
-          </w:hyperlink>
-        </w:p>
-        <w:p>
-          <w:pPr>
-            <w:pStyle w:val="TOC1"/>
-            <w:rPr>
-              <w:rFonts w:asciiTheme="minorHAnsi" w:eastAsiaTheme="minorEastAsia" w:hAnsiTheme="minorHAnsi" w:cstheme="minorBidi"/>
-              <w:b w:val="0"/>
-              <w:color w:val="auto"/>
-              <w:kern w:val="2"/>
-              <w:sz w:val="22"/>
-              <w:szCs w:val="22"/>
-              <w14:ligatures w14:val="standardContextual"/>
-            </w:rPr>
-          </w:pPr>
-          <w:hyperlink w:anchor="_Toc154580779" w:history="1">
-            <w:r>
-              <w:rPr>
-                <w:rStyle w:val="Hyperlink"/>
-                <w:lang w:val="vi-VN"/>
-              </w:rPr>
-              <w:t>2.1. Y</w:t>
-            </w:r>
-            <w:r>
-              <w:rPr>
-                <w:rStyle w:val="Hyperlink"/>
-                <w:lang w:val="vi-VN"/>
-              </w:rPr>
-              <w:t>ê</w:t>
-            </w:r>
-            <w:r>
-              <w:rPr>
-                <w:rStyle w:val="Hyperlink"/>
-                <w:lang w:val="vi-VN"/>
-              </w:rPr>
-              <w:t>u C</w:t>
-            </w:r>
-            <w:r>
-              <w:rPr>
-                <w:rStyle w:val="Hyperlink"/>
-                <w:lang w:val="vi-VN"/>
-              </w:rPr>
-              <w:t>ầ</w:t>
-            </w:r>
-            <w:r>
-              <w:rPr>
-                <w:rStyle w:val="Hyperlink"/>
-                <w:lang w:val="vi-VN"/>
-              </w:rPr>
-              <w:t>u Ph</w:t>
-            </w:r>
-            <w:r>
-              <w:rPr>
-                <w:rStyle w:val="Hyperlink"/>
-                <w:lang w:val="vi-VN"/>
-              </w:rPr>
-              <w:t>ầ</w:t>
-            </w:r>
-            <w:r>
-              <w:rPr>
-                <w:rStyle w:val="Hyperlink"/>
-                <w:lang w:val="vi-VN"/>
-              </w:rPr>
-              <w:t>n C</w:t>
-            </w:r>
-            <w:r>
-              <w:rPr>
-                <w:rStyle w:val="Hyperlink"/>
-                <w:lang w:val="vi-VN"/>
-              </w:rPr>
-              <w:t>ứ</w:t>
-            </w:r>
-            <w:r>
-              <w:rPr>
-                <w:rStyle w:val="Hyperlink"/>
-                <w:lang w:val="vi-VN"/>
-              </w:rPr>
-              <w:t>ng</w:t>
-            </w:r>
-            <w:r>
-              <w:rPr>
-                <w:webHidden/>
-              </w:rPr>
-              <w:tab/>
-            </w:r>
-            <w:r>
-              <w:rPr>
-                <w:webHidden/>
-              </w:rPr>
-              <w:fldChar w:fldCharType="begin"/>
-            </w:r>
-            <w:r>
-              <w:rPr>
-                <w:webHidden/>
-              </w:rPr>
-              <w:instrText xml:space="preserve"> PAGEREF _Toc154580779 \h </w:instrText>
-            </w:r>
-            <w:r>
-              <w:rPr>
-                <w:webHidden/>
-              </w:rPr>
-            </w:r>
-            <w:r>
-              <w:rPr>
-                <w:webHidden/>
-              </w:rPr>
-              <w:fldChar w:fldCharType="separate"/>
-            </w:r>
-            <w:r>
-              <w:rPr>
-                <w:webHidden/>
-              </w:rPr>
-              <w:t>3</w:t>
-            </w:r>
-            <w:r>
-              <w:rPr>
-                <w:webHidden/>
-              </w:rPr>
-              <w:fldChar w:fldCharType="end"/>
-            </w:r>
-          </w:hyperlink>
-        </w:p>
-        <w:p>
-          <w:pPr>
-            <w:pStyle w:val="TOC1"/>
-            <w:rPr>
-              <w:rFonts w:asciiTheme="minorHAnsi" w:eastAsiaTheme="minorEastAsia" w:hAnsiTheme="minorHAnsi" w:cstheme="minorBidi"/>
-              <w:b w:val="0"/>
-              <w:color w:val="auto"/>
-              <w:kern w:val="2"/>
-              <w:sz w:val="22"/>
-              <w:szCs w:val="22"/>
-              <w14:ligatures w14:val="standardContextual"/>
-            </w:rPr>
-          </w:pPr>
-          <w:hyperlink w:anchor="_Toc154580780" w:history="1">
-            <w:r>
-              <w:rPr>
-                <w:rStyle w:val="Hyperlink"/>
-                <w:lang w:val="vi-VN"/>
-              </w:rPr>
-              <w:t>2.2. Sao L</w:t>
-            </w:r>
-            <w:r>
-              <w:rPr>
-                <w:rStyle w:val="Hyperlink"/>
-                <w:lang w:val="vi-VN"/>
-              </w:rPr>
-              <w:t>ư</w:t>
-            </w:r>
-            <w:r>
-              <w:rPr>
-                <w:rStyle w:val="Hyperlink"/>
-                <w:lang w:val="vi-VN"/>
-              </w:rPr>
-              <w:t>u C</w:t>
-            </w:r>
-            <w:r>
-              <w:rPr>
-                <w:rStyle w:val="Hyperlink"/>
-                <w:lang w:val="vi-VN"/>
-              </w:rPr>
-              <w:t>ơ</w:t>
-            </w:r>
-            <w:r>
-              <w:rPr>
-                <w:rStyle w:val="Hyperlink"/>
-                <w:lang w:val="vi-VN"/>
-              </w:rPr>
-              <w:t xml:space="preserve"> S</w:t>
-            </w:r>
-            <w:r>
-              <w:rPr>
-                <w:rStyle w:val="Hyperlink"/>
-                <w:lang w:val="vi-VN"/>
-              </w:rPr>
-              <w:t>ở</w:t>
-            </w:r>
-            <w:r>
-              <w:rPr>
-                <w:rStyle w:val="Hyperlink"/>
-                <w:lang w:val="vi-VN"/>
-              </w:rPr>
-              <w:t xml:space="preserve"> D</w:t>
-            </w:r>
-            <w:r>
-              <w:rPr>
-                <w:rStyle w:val="Hyperlink"/>
-                <w:lang w:val="vi-VN"/>
-              </w:rPr>
-              <w:t>ữ</w:t>
-            </w:r>
-            <w:r>
-              <w:rPr>
-                <w:rStyle w:val="Hyperlink"/>
-                <w:lang w:val="vi-VN"/>
-              </w:rPr>
-              <w:t xml:space="preserve"> Li</w:t>
-            </w:r>
-            <w:r>
-              <w:rPr>
-                <w:rStyle w:val="Hyperlink"/>
-                <w:lang w:val="vi-VN"/>
-              </w:rPr>
-              <w:t>ệ</w:t>
-            </w:r>
-            <w:r>
-              <w:rPr>
-                <w:rStyle w:val="Hyperlink"/>
-                <w:lang w:val="vi-VN"/>
-              </w:rPr>
-              <w:t>u</w:t>
-            </w:r>
-            <w:r>
-              <w:rPr>
-                <w:webHidden/>
-              </w:rPr>
-              <w:tab/>
-            </w:r>
-            <w:r>
-              <w:rPr>
-                <w:webHidden/>
-              </w:rPr>
-              <w:fldChar w:fldCharType="begin"/>
-            </w:r>
-            <w:r>
-              <w:rPr>
-                <w:webHidden/>
-              </w:rPr>
-              <w:instrText xml:space="preserve"> PAGEREF _Toc154580780 \h </w:instrText>
-            </w:r>
-            <w:r>
-              <w:rPr>
-                <w:webHidden/>
-              </w:rPr>
-            </w:r>
-            <w:r>
-              <w:rPr>
-                <w:webHidden/>
-              </w:rPr>
-              <w:fldChar w:fldCharType="separate"/>
-            </w:r>
-            <w:r>
-              <w:rPr>
-                <w:webHidden/>
-              </w:rPr>
-              <w:t>3</w:t>
-            </w:r>
-            <w:r>
-              <w:rPr>
-                <w:webHidden/>
-              </w:rPr>
-              <w:fldChar w:fldCharType="end"/>
-            </w:r>
-          </w:hyperlink>
-        </w:p>
-        <w:p>
-          <w:pPr>
-            <w:pStyle w:val="TOC1"/>
-            <w:rPr>
-              <w:rFonts w:asciiTheme="minorHAnsi" w:eastAsiaTheme="minorEastAsia" w:hAnsiTheme="minorHAnsi" w:cstheme="minorBidi"/>
-              <w:b w:val="0"/>
-              <w:color w:val="auto"/>
-              <w:kern w:val="2"/>
-              <w:sz w:val="22"/>
-              <w:szCs w:val="22"/>
-              <w14:ligatures w14:val="standardContextual"/>
-            </w:rPr>
-          </w:pPr>
-          <w:hyperlink w:anchor="_Toc154580781" w:history="1">
-            <w:r>
-              <w:rPr>
-                <w:rStyle w:val="Hyperlink"/>
-                <w:lang w:val="vi-VN"/>
-              </w:rPr>
-              <w:t>2.3. Ki</w:t>
-            </w:r>
-            <w:r>
-              <w:rPr>
-                <w:rStyle w:val="Hyperlink"/>
-                <w:lang w:val="vi-VN"/>
-              </w:rPr>
-              <w:t>ể</w:t>
-            </w:r>
-            <w:r>
-              <w:rPr>
-                <w:rStyle w:val="Hyperlink"/>
-                <w:lang w:val="vi-VN"/>
-              </w:rPr>
-              <w:t>m Tra v</w:t>
-            </w:r>
-            <w:r>
-              <w:rPr>
-                <w:rStyle w:val="Hyperlink"/>
-                <w:lang w:val="vi-VN"/>
-              </w:rPr>
-              <w:t>à</w:t>
-            </w:r>
-            <w:r>
-              <w:rPr>
-                <w:rStyle w:val="Hyperlink"/>
-                <w:lang w:val="vi-VN"/>
-              </w:rPr>
-              <w:t xml:space="preserve"> C</w:t>
-            </w:r>
-            <w:r>
-              <w:rPr>
-                <w:rStyle w:val="Hyperlink"/>
-                <w:lang w:val="vi-VN"/>
-              </w:rPr>
-              <w:t>à</w:t>
-            </w:r>
-            <w:r>
-              <w:rPr>
-                <w:rStyle w:val="Hyperlink"/>
-                <w:lang w:val="vi-VN"/>
-              </w:rPr>
-              <w:t xml:space="preserve">i </w:t>
-            </w:r>
-            <w:r>
-              <w:rPr>
-                <w:rStyle w:val="Hyperlink"/>
-                <w:lang w:val="vi-VN"/>
-              </w:rPr>
-              <w:t>Đặ</w:t>
-            </w:r>
-            <w:r>
-              <w:rPr>
-                <w:rStyle w:val="Hyperlink"/>
-                <w:lang w:val="vi-VN"/>
-              </w:rPr>
-              <w:t>t .NET Core v</w:t>
-            </w:r>
-            <w:r>
-              <w:rPr>
-                <w:rStyle w:val="Hyperlink"/>
-                <w:lang w:val="vi-VN"/>
-              </w:rPr>
-              <w:t>à</w:t>
-            </w:r>
-            <w:r>
-              <w:rPr>
-                <w:rStyle w:val="Hyperlink"/>
-                <w:lang w:val="vi-VN"/>
-              </w:rPr>
-              <w:t xml:space="preserve"> .NET SDK</w:t>
-            </w:r>
-            <w:r>
-              <w:rPr>
-                <w:webHidden/>
-              </w:rPr>
-              <w:tab/>
-            </w:r>
-            <w:r>
-              <w:rPr>
-                <w:webHidden/>
-              </w:rPr>
-              <w:fldChar w:fldCharType="begin"/>
-            </w:r>
-            <w:r>
-              <w:rPr>
-                <w:webHidden/>
-              </w:rPr>
-              <w:instrText xml:space="preserve"> PAGEREF _Toc154580781 \h </w:instrText>
-            </w:r>
-            <w:r>
-              <w:rPr>
-                <w:webHidden/>
-              </w:rPr>
-            </w:r>
-            <w:r>
-              <w:rPr>
-                <w:webHidden/>
-              </w:rPr>
-              <w:fldChar w:fldCharType="separate"/>
-            </w:r>
-            <w:r>
-              <w:rPr>
-                <w:webHidden/>
-              </w:rPr>
-              <w:t>3</w:t>
-            </w:r>
-            <w:r>
-              <w:rPr>
-                <w:webHidden/>
-              </w:rPr>
-              <w:fldChar w:fldCharType="end"/>
-            </w:r>
-          </w:hyperlink>
-        </w:p>
-        <w:p>
-          <w:pPr>
-            <w:pStyle w:val="TOC2"/>
-            <w:ind w:left="760"/>
-            <w:rPr>
-              <w:rFonts w:asciiTheme="minorHAnsi" w:eastAsiaTheme="minorEastAsia" w:hAnsiTheme="minorHAnsi" w:cstheme="minorBidi"/>
-              <w:b w:val="0"/>
-              <w:color w:val="auto"/>
-              <w:kern w:val="2"/>
-              <w:sz w:val="22"/>
-              <w:szCs w:val="22"/>
-              <w14:ligatures w14:val="standardContextual"/>
-            </w:rPr>
-          </w:pPr>
-          <w:hyperlink w:anchor="_Toc154580782" w:history="1">
-            <w:r>
-              <w:rPr>
-                <w:rStyle w:val="Hyperlink"/>
-                <w:lang w:val="vi-VN"/>
-              </w:rPr>
-              <w:t>3. C</w:t>
-            </w:r>
-            <w:r>
-              <w:rPr>
-                <w:rStyle w:val="Hyperlink"/>
-                <w:lang w:val="vi-VN"/>
-              </w:rPr>
-              <w:t>à</w:t>
-            </w:r>
-            <w:r>
-              <w:rPr>
-                <w:rStyle w:val="Hyperlink"/>
-                <w:lang w:val="vi-VN"/>
-              </w:rPr>
-              <w:t xml:space="preserve">i </w:t>
-            </w:r>
-            <w:r>
-              <w:rPr>
-                <w:rStyle w:val="Hyperlink"/>
-                <w:lang w:val="vi-VN"/>
-              </w:rPr>
-              <w:t>Đặ</w:t>
-            </w:r>
-            <w:r>
-              <w:rPr>
-                <w:rStyle w:val="Hyperlink"/>
-                <w:lang w:val="vi-VN"/>
-              </w:rPr>
-              <w:t>t IIS v</w:t>
-            </w:r>
-            <w:r>
-              <w:rPr>
-                <w:rStyle w:val="Hyperlink"/>
-                <w:lang w:val="vi-VN"/>
-              </w:rPr>
-              <w:t>à</w:t>
-            </w:r>
-            <w:r>
-              <w:rPr>
-                <w:rStyle w:val="Hyperlink"/>
-                <w:lang w:val="vi-VN"/>
-              </w:rPr>
-              <w:t xml:space="preserve"> ASP.NET Core Hosting Bundle</w:t>
-            </w:r>
-            <w:r>
-              <w:rPr>
-                <w:webHidden/>
-              </w:rPr>
-              <w:tab/>
-            </w:r>
-            <w:r>
-              <w:rPr>
-                <w:webHidden/>
-              </w:rPr>
-              <w:fldChar w:fldCharType="begin"/>
-            </w:r>
-            <w:r>
-              <w:rPr>
-                <w:webHidden/>
-              </w:rPr>
-              <w:instrText xml:space="preserve"> PAGEREF _Toc154580782 \h </w:instrText>
-            </w:r>
-            <w:r>
-              <w:rPr>
-                <w:webHidden/>
-              </w:rPr>
-            </w:r>
-            <w:r>
-              <w:rPr>
-                <w:webHidden/>
-              </w:rPr>
-              <w:fldChar w:fldCharType="separate"/>
-            </w:r>
-            <w:r>
-              <w:rPr>
-                <w:webHidden/>
-              </w:rPr>
-              <w:t>4</w:t>
-            </w:r>
-            <w:r>
-              <w:rPr>
-                <w:webHidden/>
-              </w:rPr>
-              <w:fldChar w:fldCharType="end"/>
-            </w:r>
-          </w:hyperlink>
-        </w:p>
-        <w:p>
-          <w:pPr>
-            <w:pStyle w:val="TOC1"/>
-            <w:rPr>
-              <w:rFonts w:asciiTheme="minorHAnsi" w:eastAsiaTheme="minorEastAsia" w:hAnsiTheme="minorHAnsi" w:cstheme="minorBidi"/>
-              <w:b w:val="0"/>
-              <w:color w:val="auto"/>
-              <w:kern w:val="2"/>
-              <w:sz w:val="22"/>
-              <w:szCs w:val="22"/>
-              <w14:ligatures w14:val="standardContextual"/>
-            </w:rPr>
-          </w:pPr>
-          <w:hyperlink w:anchor="_Toc154580783" w:history="1">
-            <w:r>
-              <w:rPr>
-                <w:rStyle w:val="Hyperlink"/>
-                <w:lang w:val="vi-VN"/>
-              </w:rPr>
-              <w:t>3.1. B</w:t>
-            </w:r>
-            <w:r>
-              <w:rPr>
-                <w:rStyle w:val="Hyperlink"/>
-                <w:lang w:val="vi-VN"/>
-              </w:rPr>
-              <w:t>ậ</w:t>
-            </w:r>
-            <w:r>
-              <w:rPr>
-                <w:rStyle w:val="Hyperlink"/>
-                <w:lang w:val="vi-VN"/>
-              </w:rPr>
-              <w:t>t IIS v</w:t>
-            </w:r>
-            <w:r>
-              <w:rPr>
-                <w:rStyle w:val="Hyperlink"/>
-                <w:lang w:val="vi-VN"/>
-              </w:rPr>
-              <w:t>à</w:t>
-            </w:r>
-            <w:r>
-              <w:rPr>
-                <w:rStyle w:val="Hyperlink"/>
-                <w:lang w:val="vi-VN"/>
-              </w:rPr>
-              <w:t xml:space="preserve"> C</w:t>
-            </w:r>
-            <w:r>
-              <w:rPr>
-                <w:rStyle w:val="Hyperlink"/>
-                <w:lang w:val="vi-VN"/>
-              </w:rPr>
-              <w:t>ấ</w:t>
-            </w:r>
-            <w:r>
-              <w:rPr>
-                <w:rStyle w:val="Hyperlink"/>
-                <w:lang w:val="vi-VN"/>
-              </w:rPr>
-              <w:t>u H</w:t>
-            </w:r>
-            <w:r>
-              <w:rPr>
-                <w:rStyle w:val="Hyperlink"/>
-                <w:lang w:val="vi-VN"/>
-              </w:rPr>
-              <w:t>ì</w:t>
-            </w:r>
-            <w:r>
-              <w:rPr>
-                <w:rStyle w:val="Hyperlink"/>
-                <w:lang w:val="vi-VN"/>
-              </w:rPr>
-              <w:t>nh D</w:t>
-            </w:r>
-            <w:r>
-              <w:rPr>
-                <w:rStyle w:val="Hyperlink"/>
-                <w:lang w:val="vi-VN"/>
-              </w:rPr>
-              <w:t>ị</w:t>
-            </w:r>
-            <w:r>
-              <w:rPr>
-                <w:rStyle w:val="Hyperlink"/>
-                <w:lang w:val="vi-VN"/>
-              </w:rPr>
-              <w:t>ch V</w:t>
-            </w:r>
-            <w:r>
-              <w:rPr>
-                <w:rStyle w:val="Hyperlink"/>
-                <w:lang w:val="vi-VN"/>
-              </w:rPr>
-              <w:t>ụ</w:t>
-            </w:r>
-            <w:r>
-              <w:rPr>
-                <w:webHidden/>
-              </w:rPr>
-              <w:tab/>
-            </w:r>
-            <w:r>
-              <w:rPr>
-                <w:webHidden/>
-              </w:rPr>
-              <w:fldChar w:fldCharType="begin"/>
-            </w:r>
-            <w:r>
-              <w:rPr>
-                <w:webHidden/>
-              </w:rPr>
-              <w:instrText xml:space="preserve"> PAGEREF _Toc154580783 \h </w:instrText>
-            </w:r>
-            <w:r>
-              <w:rPr>
-                <w:webHidden/>
-              </w:rPr>
-            </w:r>
-            <w:r>
-              <w:rPr>
-                <w:webHidden/>
-              </w:rPr>
-              <w:fldChar w:fldCharType="separate"/>
-            </w:r>
-            <w:r>
-              <w:rPr>
-                <w:webHidden/>
-              </w:rPr>
-              <w:t>4</w:t>
-            </w:r>
-            <w:r>
-              <w:rPr>
-                <w:webHidden/>
-              </w:rPr>
-              <w:fldChar w:fldCharType="end"/>
-            </w:r>
-          </w:hyperlink>
-        </w:p>
-        <w:p>
-          <w:pPr>
-            <w:pStyle w:val="TOC1"/>
-            <w:rPr>
-              <w:rFonts w:asciiTheme="minorHAnsi" w:eastAsiaTheme="minorEastAsia" w:hAnsiTheme="minorHAnsi" w:cstheme="minorBidi"/>
-              <w:b w:val="0"/>
-              <w:color w:val="auto"/>
-              <w:kern w:val="2"/>
-              <w:sz w:val="22"/>
-              <w:szCs w:val="22"/>
-              <w14:ligatures w14:val="standardContextual"/>
-            </w:rPr>
-          </w:pPr>
-          <w:hyperlink w:anchor="_Toc154580784" w:history="1">
-            <w:r>
-              <w:rPr>
-                <w:rStyle w:val="Hyperlink"/>
-              </w:rPr>
-              <w:t>3.2. C</w:t>
-            </w:r>
-            <w:r>
-              <w:rPr>
-                <w:rStyle w:val="Hyperlink"/>
-              </w:rPr>
-              <w:t>à</w:t>
-            </w:r>
-            <w:r>
-              <w:rPr>
-                <w:rStyle w:val="Hyperlink"/>
-              </w:rPr>
-              <w:t xml:space="preserve">i </w:t>
-            </w:r>
-            <w:r>
-              <w:rPr>
-                <w:rStyle w:val="Hyperlink"/>
-              </w:rPr>
-              <w:t>Đặ</w:t>
-            </w:r>
-            <w:r>
-              <w:rPr>
-                <w:rStyle w:val="Hyperlink"/>
-              </w:rPr>
-              <w:t>t ASP.NET Core Hosting Bundle</w:t>
-            </w:r>
-            <w:r>
-              <w:rPr>
-                <w:webHidden/>
-              </w:rPr>
-              <w:tab/>
-            </w:r>
-            <w:r>
-              <w:rPr>
-                <w:webHidden/>
-              </w:rPr>
-              <w:fldChar w:fldCharType="begin"/>
-            </w:r>
-            <w:r>
-              <w:rPr>
-                <w:webHidden/>
-              </w:rPr>
-              <w:instrText xml:space="preserve"> PAGEREF _Toc154580784 \h </w:instrText>
-            </w:r>
-            <w:r>
-              <w:rPr>
-                <w:webHidden/>
-              </w:rPr>
-            </w:r>
-            <w:r>
-              <w:rPr>
-                <w:webHidden/>
-              </w:rPr>
-              <w:fldChar w:fldCharType="separate"/>
-            </w:r>
-            <w:r>
-              <w:rPr>
-                <w:webHidden/>
-              </w:rPr>
-              <w:t>7</w:t>
-            </w:r>
-            <w:r>
-              <w:rPr>
-                <w:webHidden/>
-              </w:rPr>
-              <w:fldChar w:fldCharType="end"/>
-            </w:r>
-          </w:hyperlink>
-        </w:p>
-        <w:p>
-          <w:pPr>
-            <w:pStyle w:val="TOC2"/>
-            <w:ind w:left="760"/>
-            <w:rPr>
-              <w:rFonts w:asciiTheme="minorHAnsi" w:eastAsiaTheme="minorEastAsia" w:hAnsiTheme="minorHAnsi" w:cstheme="minorBidi"/>
-              <w:b w:val="0"/>
-              <w:color w:val="auto"/>
-              <w:kern w:val="2"/>
-              <w:sz w:val="22"/>
-              <w:szCs w:val="22"/>
-              <w14:ligatures w14:val="standardContextual"/>
-            </w:rPr>
-          </w:pPr>
-          <w:hyperlink w:anchor="_Toc154580785" w:history="1">
-            <w:r>
-              <w:rPr>
-                <w:rStyle w:val="Hyperlink"/>
-              </w:rPr>
-              <w:t>4. Tri</w:t>
-            </w:r>
-            <w:r>
-              <w:rPr>
-                <w:rStyle w:val="Hyperlink"/>
-              </w:rPr>
-              <w:t>ể</w:t>
-            </w:r>
-            <w:r>
-              <w:rPr>
-                <w:rStyle w:val="Hyperlink"/>
-              </w:rPr>
-              <w:t xml:space="preserve">n Khai </w:t>
-            </w:r>
-            <w:r>
-              <w:rPr>
-                <w:rStyle w:val="Hyperlink"/>
-              </w:rPr>
-              <w:t>Ứ</w:t>
-            </w:r>
-            <w:r>
-              <w:rPr>
-                <w:rStyle w:val="Hyperlink"/>
-              </w:rPr>
-              <w:t>ng D</w:t>
-            </w:r>
-            <w:r>
-              <w:rPr>
-                <w:rStyle w:val="Hyperlink"/>
-              </w:rPr>
-              <w:t>ụ</w:t>
-            </w:r>
-            <w:r>
-              <w:rPr>
-                <w:rStyle w:val="Hyperlink"/>
-              </w:rPr>
-              <w:t>ng</w:t>
-            </w:r>
-            <w:r>
-              <w:rPr>
-                <w:webHidden/>
-              </w:rPr>
-              <w:tab/>
-            </w:r>
-            <w:r>
-              <w:rPr>
-                <w:webHidden/>
-              </w:rPr>
-              <w:fldChar w:fldCharType="begin"/>
-            </w:r>
-            <w:r>
-              <w:rPr>
-                <w:webHidden/>
-              </w:rPr>
-              <w:instrText xml:space="preserve"> PAGEREF _Toc154580785 \h </w:instrText>
-            </w:r>
-            <w:r>
-              <w:rPr>
-                <w:webHidden/>
-              </w:rPr>
-            </w:r>
-            <w:r>
-              <w:rPr>
-                <w:webHidden/>
-              </w:rPr>
-              <w:fldChar w:fldCharType="separate"/>
-            </w:r>
-            <w:r>
-              <w:rPr>
-                <w:webHidden/>
-              </w:rPr>
-              <w:t>8</w:t>
-            </w:r>
-            <w:r>
-              <w:rPr>
-                <w:webHidden/>
-              </w:rPr>
-              <w:fldChar w:fldCharType="end"/>
-            </w:r>
-          </w:hyperlink>
-        </w:p>
-        <w:p>
-          <w:pPr>
-            <w:pStyle w:val="TOC1"/>
-            <w:rPr>
-              <w:rFonts w:asciiTheme="minorHAnsi" w:eastAsiaTheme="minorEastAsia" w:hAnsiTheme="minorHAnsi" w:cstheme="minorBidi"/>
-              <w:b w:val="0"/>
-              <w:color w:val="auto"/>
-              <w:kern w:val="2"/>
-              <w:sz w:val="22"/>
-              <w:szCs w:val="22"/>
-              <w14:ligatures w14:val="standardContextual"/>
-            </w:rPr>
-          </w:pPr>
-          <w:hyperlink w:anchor="_Toc154580786" w:history="1">
-            <w:r>
-              <w:rPr>
-                <w:rStyle w:val="Hyperlink"/>
-              </w:rPr>
-              <w:t>4.1. Chu</w:t>
-            </w:r>
-            <w:r>
-              <w:rPr>
-                <w:rStyle w:val="Hyperlink"/>
-              </w:rPr>
-              <w:t>ẩ</w:t>
-            </w:r>
-            <w:r>
-              <w:rPr>
-                <w:rStyle w:val="Hyperlink"/>
-              </w:rPr>
-              <w:t>n B</w:t>
-            </w:r>
-            <w:r>
-              <w:rPr>
-                <w:rStyle w:val="Hyperlink"/>
-              </w:rPr>
-              <w:t>ị</w:t>
-            </w:r>
-            <w:r>
-              <w:rPr>
-                <w:rStyle w:val="Hyperlink"/>
-              </w:rPr>
-              <w:t xml:space="preserve"> Th</w:t>
-            </w:r>
-            <w:r>
-              <w:rPr>
-                <w:rStyle w:val="Hyperlink"/>
-              </w:rPr>
-              <w:t>ư</w:t>
-            </w:r>
-            <w:r>
-              <w:rPr>
-                <w:rStyle w:val="Hyperlink"/>
-              </w:rPr>
-              <w:t xml:space="preserve"> M</w:t>
-            </w:r>
-            <w:r>
-              <w:rPr>
-                <w:rStyle w:val="Hyperlink"/>
-              </w:rPr>
-              <w:t>ụ</w:t>
-            </w:r>
-            <w:r>
-              <w:rPr>
-                <w:rStyle w:val="Hyperlink"/>
-              </w:rPr>
-              <w:t>c Tri</w:t>
-            </w:r>
-            <w:r>
-              <w:rPr>
-                <w:rStyle w:val="Hyperlink"/>
-              </w:rPr>
-              <w:t>ể</w:t>
-            </w:r>
-            <w:r>
-              <w:rPr>
-                <w:rStyle w:val="Hyperlink"/>
-              </w:rPr>
-              <w:t>n Khai</w:t>
-            </w:r>
-            <w:r>
-              <w:rPr>
-                <w:webHidden/>
-              </w:rPr>
-              <w:tab/>
-            </w:r>
-            <w:r>
-              <w:rPr>
-                <w:webHidden/>
-              </w:rPr>
-              <w:fldChar w:fldCharType="begin"/>
-            </w:r>
-            <w:r>
-              <w:rPr>
-                <w:webHidden/>
-              </w:rPr>
-              <w:instrText xml:space="preserve"> PAGEREF _Toc154580786 \h </w:instrText>
-            </w:r>
-            <w:r>
-              <w:rPr>
-                <w:webHidden/>
-              </w:rPr>
-            </w:r>
-            <w:r>
-              <w:rPr>
-                <w:webHidden/>
-              </w:rPr>
-              <w:fldChar w:fldCharType="separate"/>
-            </w:r>
-            <w:r>
-              <w:rPr>
-                <w:webHidden/>
-              </w:rPr>
-              <w:t>8</w:t>
-            </w:r>
-            <w:r>
-              <w:rPr>
-                <w:webHidden/>
-              </w:rPr>
-              <w:fldChar w:fldCharType="end"/>
-            </w:r>
-          </w:hyperlink>
-        </w:p>
-        <w:p>
-          <w:pPr>
-            <w:pStyle w:val="TOC1"/>
-            <w:rPr>
-              <w:rFonts w:asciiTheme="minorHAnsi" w:eastAsiaTheme="minorEastAsia" w:hAnsiTheme="minorHAnsi" w:cstheme="minorBidi"/>
-              <w:b w:val="0"/>
-              <w:color w:val="auto"/>
-              <w:kern w:val="2"/>
-              <w:sz w:val="22"/>
-              <w:szCs w:val="22"/>
-              <w14:ligatures w14:val="standardContextual"/>
-            </w:rPr>
-          </w:pPr>
-          <w:hyperlink w:anchor="_Toc154580787" w:history="1">
-            <w:r>
-              <w:rPr>
-                <w:rStyle w:val="Hyperlink"/>
-              </w:rPr>
-              <w:t>4.2. Chuy</w:t>
-            </w:r>
-            <w:r>
-              <w:rPr>
-                <w:rStyle w:val="Hyperlink"/>
-              </w:rPr>
-              <w:t>ể</w:t>
-            </w:r>
-            <w:r>
-              <w:rPr>
-                <w:rStyle w:val="Hyperlink"/>
-              </w:rPr>
-              <w:t xml:space="preserve">n </w:t>
-            </w:r>
-            <w:r>
-              <w:rPr>
-                <w:rStyle w:val="Hyperlink"/>
-              </w:rPr>
-              <w:t>Ứ</w:t>
-            </w:r>
-            <w:r>
-              <w:rPr>
-                <w:rStyle w:val="Hyperlink"/>
-              </w:rPr>
-              <w:t>ng D</w:t>
-            </w:r>
-            <w:r>
-              <w:rPr>
-                <w:rStyle w:val="Hyperlink"/>
-              </w:rPr>
-              <w:t>ụ</w:t>
-            </w:r>
-            <w:r>
-              <w:rPr>
-                <w:rStyle w:val="Hyperlink"/>
-              </w:rPr>
-              <w:t xml:space="preserve">ng </w:t>
-            </w:r>
-            <w:r>
-              <w:rPr>
-                <w:rStyle w:val="Hyperlink"/>
-              </w:rPr>
-              <w:t>Đế</w:t>
-            </w:r>
-            <w:r>
-              <w:rPr>
-                <w:rStyle w:val="Hyperlink"/>
-              </w:rPr>
-              <w:t>n M</w:t>
-            </w:r>
-            <w:r>
-              <w:rPr>
-                <w:rStyle w:val="Hyperlink"/>
-              </w:rPr>
-              <w:t>á</w:t>
-            </w:r>
-            <w:r>
-              <w:rPr>
-                <w:rStyle w:val="Hyperlink"/>
-              </w:rPr>
-              <w:t>y Ch</w:t>
-            </w:r>
-            <w:r>
-              <w:rPr>
-                <w:rStyle w:val="Hyperlink"/>
-              </w:rPr>
-              <w:t>ủ</w:t>
-            </w:r>
-            <w:r>
-              <w:rPr>
-                <w:webHidden/>
-              </w:rPr>
-              <w:tab/>
-            </w:r>
-            <w:r>
-              <w:rPr>
-                <w:webHidden/>
-              </w:rPr>
-              <w:fldChar w:fldCharType="begin"/>
-            </w:r>
-            <w:r>
-              <w:rPr>
-                <w:webHidden/>
-              </w:rPr>
-              <w:instrText xml:space="preserve"> PAGEREF _Toc154580787 \h </w:instrText>
-            </w:r>
-            <w:r>
-              <w:rPr>
-                <w:webHidden/>
-              </w:rPr>
-            </w:r>
-            <w:r>
-              <w:rPr>
-                <w:webHidden/>
-              </w:rPr>
-              <w:fldChar w:fldCharType="separate"/>
-            </w:r>
-            <w:r>
-              <w:rPr>
-                <w:webHidden/>
-              </w:rPr>
-              <w:t>9</w:t>
-            </w:r>
-            <w:r>
-              <w:rPr>
-                <w:webHidden/>
-              </w:rPr>
-              <w:fldChar w:fldCharType="end"/>
-            </w:r>
-          </w:hyperlink>
-        </w:p>
-        <w:p>
-          <w:pPr>
-            <w:pStyle w:val="TOC1"/>
-            <w:rPr>
-              <w:rFonts w:asciiTheme="minorHAnsi" w:eastAsiaTheme="minorEastAsia" w:hAnsiTheme="minorHAnsi" w:cstheme="minorBidi"/>
-              <w:b w:val="0"/>
-              <w:color w:val="auto"/>
-              <w:kern w:val="2"/>
-              <w:sz w:val="22"/>
-              <w:szCs w:val="22"/>
-              <w14:ligatures w14:val="standardContextual"/>
-            </w:rPr>
-          </w:pPr>
-          <w:hyperlink w:anchor="_Toc154580788" w:history="1">
-            <w:r>
-              <w:rPr>
-                <w:rStyle w:val="Hyperlink"/>
-              </w:rPr>
-              <w:t>4.3. C</w:t>
-            </w:r>
-            <w:r>
-              <w:rPr>
-                <w:rStyle w:val="Hyperlink"/>
-              </w:rPr>
-              <w:t>ấ</w:t>
-            </w:r>
-            <w:r>
-              <w:rPr>
-                <w:rStyle w:val="Hyperlink"/>
-              </w:rPr>
-              <w:t>p quy</w:t>
-            </w:r>
-            <w:r>
-              <w:rPr>
-                <w:rStyle w:val="Hyperlink"/>
-              </w:rPr>
-              <w:t>ề</w:t>
-            </w:r>
-            <w:r>
-              <w:rPr>
-                <w:rStyle w:val="Hyperlink"/>
-              </w:rPr>
-              <w:t xml:space="preserve">n ghi cho </w:t>
-            </w:r>
-            <w:r>
-              <w:rPr>
-                <w:rStyle w:val="Hyperlink"/>
-              </w:rPr>
-              <w:t>ứ</w:t>
-            </w:r>
-            <w:r>
-              <w:rPr>
-                <w:rStyle w:val="Hyperlink"/>
-              </w:rPr>
-              <w:t>ng d</w:t>
-            </w:r>
-            <w:r>
-              <w:rPr>
-                <w:rStyle w:val="Hyperlink"/>
-              </w:rPr>
-              <w:t>ụ</w:t>
-            </w:r>
-            <w:r>
-              <w:rPr>
-                <w:rStyle w:val="Hyperlink"/>
-              </w:rPr>
-              <w:t>ng</w:t>
-            </w:r>
-            <w:r>
-              <w:rPr>
-                <w:webHidden/>
-              </w:rPr>
-              <w:tab/>
-            </w:r>
-            <w:r>
-              <w:rPr>
-                <w:webHidden/>
-              </w:rPr>
-              <w:fldChar w:fldCharType="begin"/>
-            </w:r>
-            <w:r>
-              <w:rPr>
-                <w:webHidden/>
-              </w:rPr>
-              <w:instrText xml:space="preserve"> PAGEREF _Toc154580788 \h </w:instrText>
-            </w:r>
-            <w:r>
-              <w:rPr>
-                <w:webHidden/>
-              </w:rPr>
-            </w:r>
-            <w:r>
-              <w:rPr>
-                <w:webHidden/>
-              </w:rPr>
-              <w:fldChar w:fldCharType="separate"/>
-            </w:r>
-            <w:r>
-              <w:rPr>
-                <w:webHidden/>
-              </w:rPr>
-              <w:t>9</w:t>
-            </w:r>
-            <w:r>
-              <w:rPr>
-                <w:webHidden/>
-              </w:rPr>
-              <w:fldChar w:fldCharType="end"/>
-            </w:r>
-          </w:hyperlink>
-        </w:p>
-        <w:p>
-          <w:pPr>
-            <w:pStyle w:val="TOC1"/>
-            <w:rPr>
-              <w:rFonts w:asciiTheme="minorHAnsi" w:eastAsiaTheme="minorEastAsia" w:hAnsiTheme="minorHAnsi" w:cstheme="minorBidi"/>
-              <w:b w:val="0"/>
-              <w:color w:val="auto"/>
-              <w:kern w:val="2"/>
-              <w:sz w:val="22"/>
-              <w:szCs w:val="22"/>
-              <w14:ligatures w14:val="standardContextual"/>
-            </w:rPr>
-          </w:pPr>
-          <w:hyperlink w:anchor="_Toc154580789" w:history="1">
-            <w:r>
-              <w:rPr>
-                <w:rStyle w:val="Hyperlink"/>
-              </w:rPr>
-              <w:t>4.4. C</w:t>
-            </w:r>
-            <w:r>
-              <w:rPr>
-                <w:rStyle w:val="Hyperlink"/>
-              </w:rPr>
-              <w:t>ấ</w:t>
-            </w:r>
-            <w:r>
-              <w:rPr>
-                <w:rStyle w:val="Hyperlink"/>
-              </w:rPr>
-              <w:t>u H</w:t>
-            </w:r>
-            <w:r>
-              <w:rPr>
-                <w:rStyle w:val="Hyperlink"/>
-              </w:rPr>
-              <w:t>ì</w:t>
-            </w:r>
-            <w:r>
-              <w:rPr>
-                <w:rStyle w:val="Hyperlink"/>
-              </w:rPr>
-              <w:t>nh Ch</w:t>
-            </w:r>
-            <w:r>
-              <w:rPr>
-                <w:rStyle w:val="Hyperlink"/>
-              </w:rPr>
-              <w:t>ứ</w:t>
-            </w:r>
-            <w:r>
-              <w:rPr>
-                <w:rStyle w:val="Hyperlink"/>
-              </w:rPr>
-              <w:t>ng Ch</w:t>
-            </w:r>
-            <w:r>
-              <w:rPr>
-                <w:rStyle w:val="Hyperlink"/>
-              </w:rPr>
-              <w:t>ỉ</w:t>
-            </w:r>
-            <w:r>
-              <w:rPr>
-                <w:rStyle w:val="Hyperlink"/>
-              </w:rPr>
-              <w:t xml:space="preserve"> HTTPS cho </w:t>
-            </w:r>
-            <w:r>
-              <w:rPr>
-                <w:rStyle w:val="Hyperlink"/>
-              </w:rPr>
-              <w:t>Ứ</w:t>
-            </w:r>
-            <w:r>
-              <w:rPr>
-                <w:rStyle w:val="Hyperlink"/>
-              </w:rPr>
-              <w:t>ng D</w:t>
-            </w:r>
-            <w:r>
-              <w:rPr>
-                <w:rStyle w:val="Hyperlink"/>
-              </w:rPr>
-              <w:t>ụ</w:t>
-            </w:r>
-            <w:r>
-              <w:rPr>
-                <w:rStyle w:val="Hyperlink"/>
-              </w:rPr>
-              <w:t>ng (T</w:t>
-            </w:r>
-            <w:r>
-              <w:rPr>
-                <w:rStyle w:val="Hyperlink"/>
-              </w:rPr>
-              <w:t>ù</w:t>
-            </w:r>
-            <w:r>
-              <w:rPr>
-                <w:rStyle w:val="Hyperlink"/>
-              </w:rPr>
-              <w:t>y ch</w:t>
-            </w:r>
-            <w:r>
-              <w:rPr>
-                <w:rStyle w:val="Hyperlink"/>
-              </w:rPr>
-              <w:t>ọ</w:t>
-            </w:r>
-            <w:r>
-              <w:rPr>
-                <w:rStyle w:val="Hyperlink"/>
-              </w:rPr>
-              <w:t>n)</w:t>
-            </w:r>
-            <w:r>
-              <w:rPr>
-                <w:webHidden/>
-              </w:rPr>
-              <w:tab/>
-            </w:r>
-            <w:r>
-              <w:rPr>
-                <w:webHidden/>
-              </w:rPr>
-              <w:fldChar w:fldCharType="begin"/>
-            </w:r>
-            <w:r>
-              <w:rPr>
-                <w:webHidden/>
-              </w:rPr>
-              <w:instrText xml:space="preserve"> PAGEREF _Toc154580789 \h </w:instrText>
-            </w:r>
-            <w:r>
-              <w:rPr>
-                <w:webHidden/>
-              </w:rPr>
-            </w:r>
-            <w:r>
-              <w:rPr>
-                <w:webHidden/>
-              </w:rPr>
-              <w:fldChar w:fldCharType="separate"/>
-            </w:r>
-            <w:r>
-              <w:rPr>
-                <w:webHidden/>
-              </w:rPr>
-              <w:t>11</w:t>
-            </w:r>
-            <w:r>
-              <w:rPr>
-                <w:webHidden/>
-              </w:rPr>
-              <w:fldChar w:fldCharType="end"/>
-            </w:r>
-          </w:hyperlink>
-        </w:p>
-        <w:p>
-          <w:pPr>
-            <w:pStyle w:val="TOC2"/>
-            <w:ind w:left="760"/>
-            <w:rPr>
-              <w:rFonts w:asciiTheme="minorHAnsi" w:eastAsiaTheme="minorEastAsia" w:hAnsiTheme="minorHAnsi" w:cstheme="minorBidi"/>
-              <w:b w:val="0"/>
-              <w:color w:val="auto"/>
-              <w:kern w:val="2"/>
-              <w:sz w:val="22"/>
-              <w:szCs w:val="22"/>
-              <w14:ligatures w14:val="standardContextual"/>
-            </w:rPr>
-          </w:pPr>
-          <w:hyperlink w:anchor="_Toc154580790" w:history="1">
-            <w:r>
-              <w:rPr>
-                <w:rStyle w:val="Hyperlink"/>
-                <w:lang w:val="vi-VN"/>
-              </w:rPr>
-              <w:t>5. Th</w:t>
-            </w:r>
-            <w:r>
-              <w:rPr>
-                <w:rStyle w:val="Hyperlink"/>
-                <w:lang w:val="vi-VN"/>
-              </w:rPr>
-              <w:t>ê</w:t>
-            </w:r>
-            <w:r>
-              <w:rPr>
-                <w:rStyle w:val="Hyperlink"/>
-                <w:lang w:val="vi-VN"/>
-              </w:rPr>
-              <w:t xml:space="preserve">m </w:t>
-            </w:r>
-            <w:r>
-              <w:rPr>
-                <w:rStyle w:val="Hyperlink"/>
-                <w:lang w:val="vi-VN"/>
-              </w:rPr>
-              <w:t>Ứ</w:t>
-            </w:r>
-            <w:r>
-              <w:rPr>
-                <w:rStyle w:val="Hyperlink"/>
-                <w:lang w:val="vi-VN"/>
-              </w:rPr>
-              <w:t>ng D</w:t>
-            </w:r>
-            <w:r>
-              <w:rPr>
-                <w:rStyle w:val="Hyperlink"/>
-                <w:lang w:val="vi-VN"/>
-              </w:rPr>
-              <w:t>ụ</w:t>
-            </w:r>
-            <w:r>
-              <w:rPr>
-                <w:rStyle w:val="Hyperlink"/>
-                <w:lang w:val="vi-VN"/>
-              </w:rPr>
-              <w:t>ng v</w:t>
-            </w:r>
-            <w:r>
-              <w:rPr>
-                <w:rStyle w:val="Hyperlink"/>
-                <w:lang w:val="vi-VN"/>
-              </w:rPr>
-              <w:t>à</w:t>
-            </w:r>
-            <w:r>
-              <w:rPr>
-                <w:rStyle w:val="Hyperlink"/>
-                <w:lang w:val="vi-VN"/>
-              </w:rPr>
-              <w:t>o IIS</w:t>
-            </w:r>
-            <w:r>
-              <w:rPr>
-                <w:webHidden/>
-              </w:rPr>
-              <w:tab/>
-            </w:r>
-            <w:r>
-              <w:rPr>
-                <w:webHidden/>
-              </w:rPr>
-              <w:fldChar w:fldCharType="begin"/>
-            </w:r>
-            <w:r>
-              <w:rPr>
-                <w:webHidden/>
-              </w:rPr>
-              <w:instrText xml:space="preserve"> PAGEREF _Toc154580790 \h </w:instrText>
-            </w:r>
-            <w:r>
-              <w:rPr>
-                <w:webHidden/>
-              </w:rPr>
-            </w:r>
-            <w:r>
-              <w:rPr>
-                <w:webHidden/>
-              </w:rPr>
-              <w:fldChar w:fldCharType="separate"/>
-            </w:r>
-            <w:r>
-              <w:rPr>
-                <w:webHidden/>
-              </w:rPr>
-              <w:t>12</w:t>
-            </w:r>
-            <w:r>
-              <w:rPr>
-                <w:webHidden/>
-              </w:rPr>
-              <w:fldChar w:fldCharType="end"/>
-            </w:r>
-          </w:hyperlink>
-        </w:p>
-        <w:p>
-          <w:pPr>
-            <w:pStyle w:val="TOC2"/>
-            <w:ind w:left="760"/>
-            <w:rPr>
-              <w:rFonts w:asciiTheme="minorHAnsi" w:eastAsiaTheme="minorEastAsia" w:hAnsiTheme="minorHAnsi" w:cstheme="minorBidi"/>
-              <w:b w:val="0"/>
-              <w:color w:val="auto"/>
-              <w:kern w:val="2"/>
-              <w:sz w:val="22"/>
-              <w:szCs w:val="22"/>
-              <w14:ligatures w14:val="standardContextual"/>
-            </w:rPr>
-          </w:pPr>
-          <w:hyperlink w:anchor="_Toc154580791" w:history="1">
-            <w:r>
-              <w:rPr>
-                <w:rStyle w:val="Hyperlink"/>
-              </w:rPr>
-              <w:t>6. Ki</w:t>
-            </w:r>
-            <w:r>
-              <w:rPr>
-                <w:rStyle w:val="Hyperlink"/>
-              </w:rPr>
-              <w:t>ể</w:t>
-            </w:r>
-            <w:r>
-              <w:rPr>
-                <w:rStyle w:val="Hyperlink"/>
-              </w:rPr>
-              <w:t>m Tra v</w:t>
-            </w:r>
-            <w:r>
-              <w:rPr>
-                <w:rStyle w:val="Hyperlink"/>
-              </w:rPr>
-              <w:t>à</w:t>
-            </w:r>
-            <w:r>
-              <w:rPr>
-                <w:rStyle w:val="Hyperlink"/>
-              </w:rPr>
-              <w:t xml:space="preserve"> Ho</w:t>
-            </w:r>
-            <w:r>
-              <w:rPr>
-                <w:rStyle w:val="Hyperlink"/>
-              </w:rPr>
-              <w:t>à</w:t>
-            </w:r>
-            <w:r>
-              <w:rPr>
-                <w:rStyle w:val="Hyperlink"/>
-              </w:rPr>
-              <w:t>n Thi</w:t>
-            </w:r>
-            <w:r>
-              <w:rPr>
-                <w:rStyle w:val="Hyperlink"/>
-              </w:rPr>
-              <w:t>ệ</w:t>
-            </w:r>
-            <w:r>
-              <w:rPr>
-                <w:rStyle w:val="Hyperlink"/>
-              </w:rPr>
-              <w:t>n</w:t>
-            </w:r>
-            <w:r>
-              <w:rPr>
-                <w:webHidden/>
-              </w:rPr>
-              <w:tab/>
-            </w:r>
-            <w:r>
-              <w:rPr>
-                <w:webHidden/>
-              </w:rPr>
-              <w:fldChar w:fldCharType="begin"/>
-            </w:r>
-            <w:r>
-              <w:rPr>
-                <w:webHidden/>
-              </w:rPr>
-              <w:instrText xml:space="preserve"> PAGEREF _Toc154580791 \h </w:instrText>
-            </w:r>
-            <w:r>
-              <w:rPr>
-                <w:webHidden/>
-              </w:rPr>
-            </w:r>
-            <w:r>
-              <w:rPr>
-                <w:webHidden/>
-              </w:rPr>
-              <w:fldChar w:fldCharType="separate"/>
-            </w:r>
-            <w:r>
-              <w:rPr>
-                <w:webHidden/>
-              </w:rPr>
-              <w:t>14</w:t>
-            </w:r>
-            <w:r>
-              <w:rPr>
-                <w:webHidden/>
-              </w:rPr>
-              <w:fldChar w:fldCharType="end"/>
-            </w:r>
-          </w:hyperlink>
-        </w:p>
-        <w:p>
-          <w:pPr>
-            <w:pStyle w:val="TOC1"/>
-            <w:rPr>
-              <w:rFonts w:asciiTheme="minorHAnsi" w:eastAsiaTheme="minorEastAsia" w:hAnsiTheme="minorHAnsi" w:cstheme="minorBidi"/>
-              <w:b w:val="0"/>
-              <w:color w:val="auto"/>
-              <w:kern w:val="2"/>
-              <w:sz w:val="22"/>
-              <w:szCs w:val="22"/>
-              <w14:ligatures w14:val="standardContextual"/>
-            </w:rPr>
-          </w:pPr>
-          <w:hyperlink w:anchor="_Toc154580792" w:history="1">
-            <w:r>
-              <w:rPr>
-                <w:rStyle w:val="Hyperlink"/>
-              </w:rPr>
-              <w:t>6.1. M</w:t>
-            </w:r>
-            <w:r>
-              <w:rPr>
-                <w:rStyle w:val="Hyperlink"/>
-              </w:rPr>
-              <w:t>ở</w:t>
-            </w:r>
-            <w:r>
-              <w:rPr>
-                <w:rStyle w:val="Hyperlink"/>
-              </w:rPr>
-              <w:t xml:space="preserve"> tr</w:t>
-            </w:r>
-            <w:r>
-              <w:rPr>
-                <w:rStyle w:val="Hyperlink"/>
-              </w:rPr>
-              <w:t>ì</w:t>
-            </w:r>
-            <w:r>
-              <w:rPr>
-                <w:rStyle w:val="Hyperlink"/>
-              </w:rPr>
-              <w:t>nh duy</w:t>
-            </w:r>
-            <w:r>
-              <w:rPr>
-                <w:rStyle w:val="Hyperlink"/>
-              </w:rPr>
-              <w:t>ệ</w:t>
-            </w:r>
-            <w:r>
-              <w:rPr>
-                <w:rStyle w:val="Hyperlink"/>
-              </w:rPr>
-              <w:t>t</w:t>
-            </w:r>
-            <w:r>
-              <w:rPr>
-                <w:webHidden/>
-              </w:rPr>
-              <w:tab/>
-            </w:r>
-            <w:r>
-              <w:rPr>
-                <w:webHidden/>
-              </w:rPr>
-              <w:fldChar w:fldCharType="begin"/>
-            </w:r>
-            <w:r>
-              <w:rPr>
-                <w:webHidden/>
-              </w:rPr>
-              <w:instrText xml:space="preserve"> PAGEREF _Toc154580792 \h </w:instrText>
-            </w:r>
-            <w:r>
-              <w:rPr>
-                <w:webHidden/>
-              </w:rPr>
-            </w:r>
-            <w:r>
-              <w:rPr>
-                <w:webHidden/>
-              </w:rPr>
-              <w:fldChar w:fldCharType="separate"/>
-            </w:r>
-            <w:r>
-              <w:rPr>
-                <w:webHidden/>
-              </w:rPr>
-              <w:t>14</w:t>
-            </w:r>
-            <w:r>
-              <w:rPr>
-                <w:webHidden/>
-              </w:rPr>
-              <w:fldChar w:fldCharType="end"/>
-            </w:r>
-          </w:hyperlink>
-        </w:p>
-        <w:p>
-          <w:pPr>
-            <w:pStyle w:val="TOC1"/>
-            <w:rPr>
-              <w:rFonts w:asciiTheme="minorHAnsi" w:eastAsiaTheme="minorEastAsia" w:hAnsiTheme="minorHAnsi" w:cstheme="minorBidi"/>
-              <w:b w:val="0"/>
-              <w:color w:val="auto"/>
-              <w:kern w:val="2"/>
-              <w:sz w:val="22"/>
-              <w:szCs w:val="22"/>
-              <w14:ligatures w14:val="standardContextual"/>
-            </w:rPr>
-          </w:pPr>
-          <w:hyperlink w:anchor="_Toc154580793" w:history="1">
-            <w:r>
-              <w:rPr>
-                <w:rStyle w:val="Hyperlink"/>
-              </w:rPr>
-              <w:t>6.2. Ki</w:t>
-            </w:r>
-            <w:r>
-              <w:rPr>
-                <w:rStyle w:val="Hyperlink"/>
-              </w:rPr>
-              <w:t>ể</w:t>
-            </w:r>
-            <w:r>
-              <w:rPr>
-                <w:rStyle w:val="Hyperlink"/>
-              </w:rPr>
-              <w:t>m Tra T</w:t>
-            </w:r>
-            <w:r>
-              <w:rPr>
-                <w:rStyle w:val="Hyperlink"/>
-              </w:rPr>
-              <w:t>ừ</w:t>
-            </w:r>
-            <w:r>
-              <w:rPr>
-                <w:rStyle w:val="Hyperlink"/>
-              </w:rPr>
-              <w:t>ng Ph</w:t>
-            </w:r>
-            <w:r>
-              <w:rPr>
-                <w:rStyle w:val="Hyperlink"/>
-              </w:rPr>
-              <w:t>ầ</w:t>
-            </w:r>
-            <w:r>
-              <w:rPr>
-                <w:rStyle w:val="Hyperlink"/>
-              </w:rPr>
-              <w:t>n Trang Web v</w:t>
-            </w:r>
-            <w:r>
-              <w:rPr>
-                <w:rStyle w:val="Hyperlink"/>
-              </w:rPr>
-              <w:t>à</w:t>
-            </w:r>
-            <w:r>
-              <w:rPr>
-                <w:rStyle w:val="Hyperlink"/>
-              </w:rPr>
-              <w:t xml:space="preserve"> Ki</w:t>
-            </w:r>
-            <w:r>
-              <w:rPr>
-                <w:rStyle w:val="Hyperlink"/>
-              </w:rPr>
-              <w:t>ể</w:t>
-            </w:r>
-            <w:r>
-              <w:rPr>
-                <w:rStyle w:val="Hyperlink"/>
-              </w:rPr>
-              <w:t>m Tra Logs</w:t>
-            </w:r>
-            <w:r>
-              <w:rPr>
-                <w:webHidden/>
-              </w:rPr>
-              <w:tab/>
-            </w:r>
-            <w:r>
-              <w:rPr>
-                <w:webHidden/>
-              </w:rPr>
-              <w:fldChar w:fldCharType="begin"/>
-            </w:r>
-            <w:r>
-              <w:rPr>
-                <w:webHidden/>
-              </w:rPr>
-              <w:instrText xml:space="preserve"> PAGEREF _Toc154580793 \h </w:instrText>
-            </w:r>
-            <w:r>
-              <w:rPr>
-                <w:webHidden/>
-              </w:rPr>
-            </w:r>
-            <w:r>
-              <w:rPr>
-                <w:webHidden/>
-              </w:rPr>
-              <w:fldChar w:fldCharType="separate"/>
-            </w:r>
-            <w:r>
-              <w:rPr>
-                <w:webHidden/>
-              </w:rPr>
-              <w:t>14</w:t>
-            </w:r>
-            <w:r>
-              <w:rPr>
-                <w:webHidden/>
-              </w:rPr>
-              <w:fldChar w:fldCharType="end"/>
-            </w:r>
-          </w:hyperlink>
         </w:p>
         <w:p>
           <w:pPr>
@@ -2255,25 +231,6 @@
               <w:u w:val="single"/>
             </w:rPr>
           </w:pPr>
-          <w:r>
-            <w:rPr>
-              <w:rStyle w:val="Hyperlink"/>
-              <w:rFonts w:ascii="MS PMincho" w:eastAsia="MS PMincho" w:hAnsi="Times New Roman" w:cstheme="minorHAnsi"/>
-              <w:noProof/>
-              <w:kern w:val="14"/>
-              <w:szCs w:val="16"/>
-              <w14:ligatures w14:val="none"/>
-            </w:rPr>
-            <w:fldChar w:fldCharType="end"/>
-          </w:r>
-          <w:r>
-            <w:rPr>
-              <w:rStyle w:val="Hyperlink"/>
-              <w:rFonts w:cstheme="minorHAnsi"/>
-              <w:b/>
-            </w:rPr>
-            <w:br w:type="page"/>
-          </w:r>
         </w:p>
       </w:sdtContent>
     </w:sdt>
@@ -2409,106 +366,45 @@
     </w:p>
     <w:p>
       <w:pPr>
-        <w:pStyle w:val="Heading2"/>
-        <w:rPr>
-          <w:lang w:val="vi-VN"/>
-        </w:rPr>
-      </w:pPr>
-      <w:bookmarkStart w:id="4" w:name="_Toc154580780"/>
-      <w:r>
-        <w:rPr>
-          <w:lang w:val="vi-VN"/>
-        </w:rPr>
-        <w:t>Sao Lưu Cơ Sở Dữ Liệu</w:t>
-      </w:r>
-      <w:bookmarkEnd w:id="4"/>
-    </w:p>
-    <w:p>
-      <w:pPr>
-        <w:rPr>
-          <w:lang w:val="vi-VN"/>
-        </w:rPr>
-      </w:pPr>
-      <w:r>
-        <w:rPr>
-          <w:lang w:val="vi-VN"/>
-        </w:rPr>
-        <w:tab/>
-      </w:r>
-      <w:r>
-        <w:rPr>
-          <w:lang w:val="vi-VN"/>
-        </w:rPr>
-        <w:t>Trước khi bắt đầu quá trình cập nhật mã nguồn và triển khai trên IIS, rất khuyến khích sao lưu cơ sở dữ liệu của ứng dụng để đảm bảo an toàn dữ liệu.</w:t>
-      </w:r>
-    </w:p>
-    <w:p>
-      <w:pPr>
-        <w:pStyle w:val="Heading2"/>
-        <w:rPr>
-          <w:b w:val="0"/>
-          <w:bCs/>
-          <w:lang w:val="vi-VN"/>
-        </w:rPr>
-      </w:pPr>
-      <w:bookmarkStart w:id="5" w:name="_Toc154580781"/>
-      <w:r>
-        <w:rPr>
-          <w:lang w:val="vi-VN"/>
-        </w:rPr>
-        <w:t>Kiểm Tra và Cài Đặt .NET Core và .NET SDK</w:t>
-      </w:r>
-      <w:bookmarkEnd w:id="5"/>
+        <w:ind w:left="0"/>
+        <w:jc w:val="center"/>
+      </w:pPr>
     </w:p>
     <w:p>
       <w:r>
         <w:tab/>
       </w:r>
+    </w:p>
+    <w:p>
+      <w:pPr>
+        <w:pStyle w:val="Heading1"/>
+      </w:pPr>
       <w:r>
-        <w:t xml:space="preserve">Bước 1. </w:t>
+        <w:t>Cài đặt</w:t>
+      </w:r>
+    </w:p>
+    <w:p/>
+    <w:p>
+      <w:r>
+        <w:t xml:space="preserve">Cài đặt </w:t>
       </w:r>
       <w:r>
-        <w:t>Truy cập trang chính thức của .NET để tải về phiên bản mới nhất của .NET Core và .NET</w:t>
+        <w:t>innosetup-6.4.3</w:t>
+      </w:r>
+      <w:r>
+        <w:t xml:space="preserve"> </w:t>
       </w:r>
     </w:p>
     <w:p>
-      <w:pPr>
-        <w:pStyle w:val="RegressNormal"/>
-        <w:rPr>
-          <w:rStyle w:val="Hyperlink"/>
-          <w:color w:val="auto"/>
-          <w:u w:val="none"/>
-        </w:rPr>
-      </w:pPr>
-      <w:r>
-        <w:t>SDK</w:t>
-      </w:r>
-      <w:r>
-        <w:t xml:space="preserve">: </w:t>
-      </w:r>
-      <w:hyperlink r:id="rId8" w:history="1">
-        <w:r>
-          <w:rPr>
-            <w:rStyle w:val="Hyperlink"/>
-          </w:rPr>
-          <w:t>https://dotnet.microsoft.com/en-us/download/dotnet/6.0</w:t>
-        </w:r>
-      </w:hyperlink>
-    </w:p>
-    <w:p>
-      <w:pPr>
-        <w:ind w:left="0"/>
-        <w:jc w:val="center"/>
-      </w:pPr>
       <w:r>
         <w:rPr>
           <w:noProof/>
         </w:rPr>
         <w:drawing>
-          <wp:inline distT="0" distB="0" distL="0" distR="0" wp14:anchorId="10B66D88" wp14:editId="2215C974">
-            <wp:extent cx="4974962" cy="2666712"/>
-            <wp:effectExtent l="19050" t="19050" r="16510" b="19685"/>
-            <wp:docPr id="185130985" name="Picture 1" descr="A screenshot of a computer&#10;&#10;Description automatically generated"/>
+          <wp:inline distT="0" distB="0" distL="0" distR="0" wp14:anchorId="7485ACC7" wp14:editId="2CDE8725">
+            <wp:extent cx="5800907" cy="2740660"/>
+            <wp:effectExtent l="0" t="0" r="9525" b="2540"/>
+            <wp:docPr id="139449098" name="Picture 1" descr="A screenshot of a computer&#10;&#10;AI-generated content may be incorrect."/>
             <wp:cNvGraphicFramePr>
               <a:graphicFrameLocks xmlns:a="http://schemas.openxmlformats.org/drawingml/2006/main" noChangeAspect="1"/>
             </wp:cNvGraphicFramePr>
@@ -2516,7 +412,51 @@
               <a:graphicData uri="http://schemas.openxmlformats.org/drawingml/2006/picture">
                 <pic:pic xmlns:pic="http://schemas.openxmlformats.org/drawingml/2006/picture">
                   <pic:nvPicPr>
-                    <pic:cNvPr id="185130985" name="Picture 1" descr="A screenshot of a computer&#10;&#10;Description automatically generated"/>
+                    <pic:cNvPr id="139449098" name="Picture 1" descr="A screenshot of a computer&#10;&#10;AI-generated content may be incorrect."/>
+                    <pic:cNvPicPr/>
+                  </pic:nvPicPr>
+                  <pic:blipFill>
+                    <a:blip r:embed="rId8"/>
+                    <a:stretch>
+                      <a:fillRect/>
+                    </a:stretch>
+                  </pic:blipFill>
+                  <pic:spPr>
+                    <a:xfrm>
+                      <a:off x="0" y="0"/>
+                      <a:ext cx="5804241" cy="2742235"/>
+                    </a:xfrm>
+                    <a:prstGeom prst="rect">
+                      <a:avLst/>
+                    </a:prstGeom>
+                  </pic:spPr>
+                </pic:pic>
+              </a:graphicData>
+            </a:graphic>
+          </wp:inline>
+        </w:drawing>
+      </w:r>
+    </w:p>
+    <w:p/>
+    <w:p>
+      <w:r>
+        <w:rPr>
+          <w:noProof/>
+        </w:rPr>
+        <w:lastRenderedPageBreak/>
+        <w:drawing>
+          <wp:inline distT="0" distB="0" distL="0" distR="0" wp14:anchorId="4AFB0A11" wp14:editId="4E221BE5">
+            <wp:extent cx="5527169" cy="3470275"/>
+            <wp:effectExtent l="0" t="0" r="0" b="0"/>
+            <wp:docPr id="1445864938" name="Picture 1" descr="A screenshot of a computer&#10;&#10;AI-generated content may be incorrect."/>
+            <wp:cNvGraphicFramePr>
+              <a:graphicFrameLocks xmlns:a="http://schemas.openxmlformats.org/drawingml/2006/main" noChangeAspect="1"/>
+            </wp:cNvGraphicFramePr>
+            <a:graphic xmlns:a="http://schemas.openxmlformats.org/drawingml/2006/main">
+              <a:graphicData uri="http://schemas.openxmlformats.org/drawingml/2006/picture">
+                <pic:pic xmlns:pic="http://schemas.openxmlformats.org/drawingml/2006/picture">
+                  <pic:nvPicPr>
+                    <pic:cNvPr id="1445864938" name="Picture 1" descr="A screenshot of a computer&#10;&#10;AI-generated content may be incorrect."/>
                     <pic:cNvPicPr/>
                   </pic:nvPicPr>
                   <pic:blipFill>
@@ -2528,16 +468,11 @@
                   <pic:spPr>
                     <a:xfrm>
                       <a:off x="0" y="0"/>
-                      <a:ext cx="4987898" cy="2673646"/>
+                      <a:ext cx="5531355" cy="3472903"/>
                     </a:xfrm>
                     <a:prstGeom prst="rect">
                       <a:avLst/>
                     </a:prstGeom>
-                    <a:ln>
-                      <a:solidFill>
-                        <a:schemeClr val="tx1"/>
-                      </a:solidFill>
-                    </a:ln>
                   </pic:spPr>
                 </pic:pic>
               </a:graphicData>
@@ -2546,64 +481,7 @@
         </w:drawing>
       </w:r>
     </w:p>
-    <w:p>
-      <w:r>
-        <w:tab/>
-      </w:r>
-      <w:r>
-        <w:t xml:space="preserve">Bước 2. </w:t>
-      </w:r>
-      <w:r>
-        <w:t>Cài Đặt .NET Core và .NET SDK</w:t>
-      </w:r>
-    </w:p>
-    <w:p>
-      <w:pPr>
-        <w:pStyle w:val="RegressNormal"/>
-      </w:pPr>
-      <w:r>
-        <w:t xml:space="preserve">1. </w:t>
-      </w:r>
-      <w:r>
-        <w:t>Mở tệp tải về (.exe) và thực hiện theo hướng dẫn trên màn hình.</w:t>
-      </w:r>
-    </w:p>
-    <w:p>
-      <w:pPr>
-        <w:pStyle w:val="RegressNormal"/>
-      </w:pPr>
-      <w:r>
-        <w:t xml:space="preserve">2. </w:t>
-      </w:r>
-      <w:r>
-        <w:t>Chọn "Install" và đợi quá trình cài đặt hoàn tất.</w:t>
-      </w:r>
-    </w:p>
-    <w:p>
-      <w:r>
-        <w:tab/>
-      </w:r>
-      <w:r>
-        <w:t xml:space="preserve">Bước 3. </w:t>
-      </w:r>
-      <w:r>
-        <w:t>Kiểm Tra Cài Đặt</w:t>
-      </w:r>
-    </w:p>
-    <w:p>
-      <w:pPr>
-        <w:pStyle w:val="RegressNormal"/>
-        <w:rPr>
-          <w:lang w:val="vi-VN"/>
-        </w:rPr>
-      </w:pPr>
-      <w:r>
-        <w:rPr>
-          <w:lang w:val="vi-VN"/>
-        </w:rPr>
-        <w:t>Mở Command Prompt và nhập lệnh sau để kiểm tra cài đặt thành công: `dotnet --version`</w:t>
-      </w:r>
-    </w:p>
+    <w:p/>
     <w:p>
       <w:pPr>
         <w:jc w:val="center"/>
@@ -2612,12 +490,11 @@
         <w:rPr>
           <w:noProof/>
         </w:rPr>
-        <w:lastRenderedPageBreak/>
         <w:drawing>
-          <wp:inline distT="0" distB="0" distL="0" distR="0" wp14:anchorId="199E08A6" wp14:editId="273A9FFA">
-            <wp:extent cx="5123809" cy="1523810"/>
-            <wp:effectExtent l="19050" t="19050" r="20320" b="19685"/>
-            <wp:docPr id="243975554" name="Picture 1" descr="A screenshot of a computer&#10;&#10;Description automatically generated"/>
+          <wp:inline distT="0" distB="0" distL="0" distR="0" wp14:anchorId="783F9602" wp14:editId="0E848E0A">
+            <wp:extent cx="5573763" cy="3927475"/>
+            <wp:effectExtent l="0" t="0" r="8255" b="0"/>
+            <wp:docPr id="1480776259" name="Picture 1" descr="A screenshot of a computer&#10;&#10;AI-generated content may be incorrect."/>
             <wp:cNvGraphicFramePr>
               <a:graphicFrameLocks xmlns:a="http://schemas.openxmlformats.org/drawingml/2006/main" noChangeAspect="1"/>
             </wp:cNvGraphicFramePr>
@@ -2625,7 +502,7 @@
               <a:graphicData uri="http://schemas.openxmlformats.org/drawingml/2006/picture">
                 <pic:pic xmlns:pic="http://schemas.openxmlformats.org/drawingml/2006/picture">
                   <pic:nvPicPr>
-                    <pic:cNvPr id="243975554" name="Picture 1" descr="A screenshot of a computer&#10;&#10;Description automatically generated"/>
+                    <pic:cNvPr id="1480776259" name="Picture 1" descr="A screenshot of a computer&#10;&#10;AI-generated content may be incorrect."/>
                     <pic:cNvPicPr/>
                   </pic:nvPicPr>
                   <pic:blipFill>
@@ -2637,16 +514,11 @@
                   <pic:spPr>
                     <a:xfrm>
                       <a:off x="0" y="0"/>
-                      <a:ext cx="5123809" cy="1523810"/>
+                      <a:ext cx="5585217" cy="3935546"/>
                     </a:xfrm>
                     <a:prstGeom prst="rect">
                       <a:avLst/>
                     </a:prstGeom>
-                    <a:ln>
-                      <a:solidFill>
-                        <a:schemeClr val="tx1"/>
-                      </a:solidFill>
-                    </a:ln>
                   </pic:spPr>
                 </pic:pic>
               </a:graphicData>
@@ -2657,105 +529,23 @@
     </w:p>
     <w:p>
       <w:pPr>
-        <w:pStyle w:val="Heading1"/>
-        <w:rPr>
-          <w:lang w:val="vi-VN"/>
-        </w:rPr>
-      </w:pPr>
-      <w:bookmarkStart w:id="6" w:name="_Toc154580782"/>
-      <w:r>
-        <w:rPr>
-          <w:lang w:val="vi-VN"/>
-        </w:rPr>
-        <w:t>Cài Đặt IIS và ASP.NET Core Hosting Bundle</w:t>
-      </w:r>
-      <w:bookmarkEnd w:id="6"/>
+        <w:jc w:val="center"/>
+      </w:pPr>
     </w:p>
     <w:p>
       <w:pPr>
-        <w:pStyle w:val="Heading2"/>
-        <w:rPr>
-          <w:lang w:val="vi-VN"/>
-        </w:rPr>
-      </w:pPr>
-      <w:bookmarkStart w:id="7" w:name="_Toc154580783"/>
-      <w:r>
-        <w:rPr>
-          <w:lang w:val="vi-VN"/>
-        </w:rPr>
-        <w:t>Bật IIS và Cấu Hình Dịch Vụ</w:t>
-      </w:r>
-      <w:bookmarkEnd w:id="7"/>
-    </w:p>
-    <w:p>
-      <w:r>
-        <w:rPr>
-          <w:lang w:val="vi-VN"/>
-        </w:rPr>
-        <w:tab/>
-      </w:r>
-      <w:r>
-        <w:t xml:space="preserve">Bước 1. </w:t>
-      </w:r>
-      <w:r>
-        <w:t>Mở Windows Feature</w:t>
-      </w:r>
-    </w:p>
-    <w:p>
-      <w:pPr>
-        <w:pStyle w:val="RegressNormal"/>
-        <w:numPr>
-          <w:ilvl w:val="0"/>
-          <w:numId w:val="20"/>
-        </w:numPr>
-      </w:pPr>
-      <w:r>
-        <w:t xml:space="preserve">Cách 1: </w:t>
-      </w:r>
-      <w:r>
-        <w:t>Mở "Control Panel" và chọn "Programs And Feature"</w:t>
-      </w:r>
-      <w:r>
-        <w:t>,</w:t>
-      </w:r>
-      <w:r>
-        <w:t xml:space="preserve"> </w:t>
-      </w:r>
-      <w:r>
-        <w:t>c</w:t>
-      </w:r>
-      <w:r>
-        <w:t>họn "Turn Windows features on or off"</w:t>
-      </w:r>
-      <w:r>
-        <w:t xml:space="preserve">. </w:t>
-      </w:r>
-    </w:p>
-    <w:p>
-      <w:pPr>
-        <w:pStyle w:val="RegressNormal"/>
-        <w:numPr>
-          <w:ilvl w:val="0"/>
-          <w:numId w:val="20"/>
-        </w:numPr>
-      </w:pPr>
-      <w:r>
-        <w:t xml:space="preserve">Cách 2: </w:t>
-      </w:r>
-      <w:r>
-        <w:t>Nhấn nút "Start" và bắt đầu nhập "windows features" cho đến khi tùy chọn "Turn Windows features on or off" xuất hiện.</w:t>
-      </w:r>
-    </w:p>
-    <w:p>
+        <w:jc w:val="center"/>
+      </w:pPr>
       <w:r>
         <w:rPr>
           <w:noProof/>
         </w:rPr>
+        <w:lastRenderedPageBreak/>
         <w:drawing>
-          <wp:inline distT="0" distB="0" distL="0" distR="0" wp14:anchorId="45CB6EEA" wp14:editId="247B8856">
-            <wp:extent cx="6318885" cy="3021965"/>
-            <wp:effectExtent l="19050" t="19050" r="24765" b="26035"/>
-            <wp:docPr id="243116079" name="Picture 1" descr="A screenshot of a computer&#10;&#10;Description automatically generated"/>
+          <wp:inline distT="0" distB="0" distL="0" distR="0" wp14:anchorId="1C91AC86" wp14:editId="05F79B2A">
+            <wp:extent cx="5358267" cy="2786380"/>
+            <wp:effectExtent l="0" t="0" r="0" b="0"/>
+            <wp:docPr id="1179101928" name="Picture 1" descr="A screenshot of a computer&#10;&#10;AI-generated content may be incorrect."/>
             <wp:cNvGraphicFramePr>
               <a:graphicFrameLocks xmlns:a="http://schemas.openxmlformats.org/drawingml/2006/main" noChangeAspect="1"/>
             </wp:cNvGraphicFramePr>
@@ -2763,7 +553,7 @@
               <a:graphicData uri="http://schemas.openxmlformats.org/drawingml/2006/picture">
                 <pic:pic xmlns:pic="http://schemas.openxmlformats.org/drawingml/2006/picture">
                   <pic:nvPicPr>
-                    <pic:cNvPr id="243116079" name="Picture 1" descr="A screenshot of a computer&#10;&#10;Description automatically generated"/>
+                    <pic:cNvPr id="1179101928" name="Picture 1" descr="A screenshot of a computer&#10;&#10;AI-generated content may be incorrect."/>
                     <pic:cNvPicPr/>
                   </pic:nvPicPr>
                   <pic:blipFill>
@@ -2775,16 +565,11 @@
                   <pic:spPr>
                     <a:xfrm>
                       <a:off x="0" y="0"/>
-                      <a:ext cx="6318885" cy="3021965"/>
+                      <a:ext cx="5360521" cy="2787552"/>
                     </a:xfrm>
                     <a:prstGeom prst="rect">
                       <a:avLst/>
                     </a:prstGeom>
-                    <a:ln>
-                      <a:solidFill>
-                        <a:schemeClr val="tx1"/>
-                      </a:solidFill>
-                    </a:ln>
                   </pic:spPr>
                 </pic:pic>
               </a:graphicData>
@@ -2793,2124 +578,11 @@
         </w:drawing>
       </w:r>
     </w:p>
-    <w:p>
-      <w:r>
-        <w:tab/>
-      </w:r>
-      <w:r>
-        <w:t xml:space="preserve">Bước 2. </w:t>
-      </w:r>
-      <w:r>
-        <w:t>Chọn Các Tính Năng</w:t>
-      </w:r>
-    </w:p>
-    <w:p>
-      <w:pPr>
-        <w:pStyle w:val="RegressNormal"/>
-      </w:pPr>
-      <w:r>
-        <w:t xml:space="preserve">1. </w:t>
-      </w:r>
-      <w:r>
-        <w:t>Cuộn xuống và đánh dấu tùy chọn "Internet Information Services".</w:t>
-      </w:r>
-    </w:p>
-    <w:p>
-      <w:pPr>
-        <w:pStyle w:val="RegressNormal"/>
-      </w:pPr>
-      <w:r>
-        <w:t xml:space="preserve">2. </w:t>
-      </w:r>
-      <w:r>
-        <w:t>Mở rộng tính năng bằng cách nhấp vào dấu "+" bên trái của ô bạn vừa chọn, đảm bảo các tính năng sau được lựa chọn:</w:t>
-      </w:r>
-    </w:p>
-    <w:p>
-      <w:pPr>
-        <w:pStyle w:val="RegressNormal"/>
-      </w:pPr>
-      <w:r>
-        <w:tab/>
-        <w:t>+ IIS Management Console</w:t>
-      </w:r>
-    </w:p>
-    <w:p>
-      <w:pPr>
-        <w:ind w:left="0"/>
-      </w:pPr>
-      <w:r>
-        <w:tab/>
-      </w:r>
-      <w:r>
-        <w:tab/>
-      </w:r>
-      <w:r>
-        <w:tab/>
-        <w:t xml:space="preserve">+ </w:t>
-      </w:r>
-      <w:r>
-        <w:t xml:space="preserve">.NET Extensibility </w:t>
-      </w:r>
-      <w:r>
-        <w:t>3.5</w:t>
-      </w:r>
-    </w:p>
-    <w:p>
-      <w:pPr>
-        <w:ind w:left="0"/>
-      </w:pPr>
-      <w:r>
-        <w:tab/>
-      </w:r>
-      <w:r>
-        <w:tab/>
-      </w:r>
-      <w:r>
-        <w:tab/>
-      </w:r>
-      <w:r>
-        <w:t xml:space="preserve">+ </w:t>
-      </w:r>
-      <w:r>
-        <w:t>.NET Extensibility 4.8</w:t>
-      </w:r>
-    </w:p>
-    <w:p>
-      <w:pPr>
-        <w:ind w:left="0"/>
-      </w:pPr>
-      <w:r>
-        <w:tab/>
-      </w:r>
-      <w:r>
-        <w:tab/>
-      </w:r>
-      <w:r>
-        <w:tab/>
-        <w:t>+</w:t>
-      </w:r>
-      <w:r>
-        <w:t xml:space="preserve"> </w:t>
-      </w:r>
-      <w:r>
-        <w:t>Application Initialization</w:t>
-      </w:r>
-    </w:p>
-    <w:p>
-      <w:pPr>
-        <w:ind w:left="0"/>
-      </w:pPr>
-      <w:r>
-        <w:tab/>
-      </w:r>
-      <w:r>
-        <w:tab/>
-      </w:r>
-      <w:r>
-        <w:tab/>
-        <w:t xml:space="preserve">+ </w:t>
-      </w:r>
-      <w:r>
-        <w:t>ASP.NET 4.8</w:t>
-      </w:r>
-    </w:p>
-    <w:p>
-      <w:pPr>
-        <w:ind w:left="0"/>
-      </w:pPr>
-      <w:r>
-        <w:tab/>
-      </w:r>
-      <w:r>
-        <w:tab/>
-      </w:r>
-      <w:r>
-        <w:tab/>
-        <w:t>+ ASP.NET 3.5</w:t>
-      </w:r>
-    </w:p>
-    <w:p>
-      <w:pPr>
-        <w:ind w:left="0"/>
-      </w:pPr>
-      <w:r>
-        <w:tab/>
-      </w:r>
-      <w:r>
-        <w:tab/>
-      </w:r>
-      <w:r>
-        <w:tab/>
-        <w:t xml:space="preserve">+ </w:t>
-      </w:r>
-      <w:r>
-        <w:t>ISAPI Extensions</w:t>
-      </w:r>
-    </w:p>
-    <w:p>
-      <w:pPr>
-        <w:ind w:left="0"/>
-      </w:pPr>
-      <w:r>
-        <w:tab/>
-      </w:r>
-      <w:r>
-        <w:tab/>
-      </w:r>
-      <w:r>
-        <w:tab/>
-        <w:t xml:space="preserve">+ </w:t>
-      </w:r>
-      <w:r>
-        <w:t>ISAPI Filters</w:t>
-      </w:r>
-    </w:p>
-    <w:p>
-      <w:pPr>
-        <w:ind w:left="0"/>
-      </w:pPr>
-      <w:r>
-        <w:lastRenderedPageBreak/>
-        <w:tab/>
-      </w:r>
-      <w:r>
-        <w:tab/>
-      </w:r>
-      <w:r>
-        <w:tab/>
-        <w:t xml:space="preserve">+ </w:t>
-      </w:r>
-      <w:r>
-        <w:t>Default Document</w:t>
-      </w:r>
-    </w:p>
-    <w:p>
-      <w:pPr>
-        <w:ind w:left="0"/>
-      </w:pPr>
-      <w:r>
-        <w:tab/>
-      </w:r>
-      <w:r>
-        <w:tab/>
-      </w:r>
-      <w:r>
-        <w:tab/>
-        <w:t xml:space="preserve">+ </w:t>
-      </w:r>
-      <w:r>
-        <w:t>Static Content</w:t>
-      </w:r>
-    </w:p>
-    <w:p>
-      <w:pPr>
-        <w:jc w:val="center"/>
-      </w:pPr>
-      <w:r>
-        <w:rPr>
-          <w:noProof/>
-        </w:rPr>
-        <w:drawing>
-          <wp:inline distT="0" distB="0" distL="0" distR="0" wp14:anchorId="3AEEE1F5" wp14:editId="1062A76A">
-            <wp:extent cx="3013279" cy="7496810"/>
-            <wp:effectExtent l="19050" t="19050" r="15875" b="27940"/>
-            <wp:docPr id="892939647" name="Picture 1" descr="A screenshot of a computer&#10;&#10;Description automatically generated"/>
-            <wp:cNvGraphicFramePr>
-              <a:graphicFrameLocks xmlns:a="http://schemas.openxmlformats.org/drawingml/2006/main" noChangeAspect="1"/>
-            </wp:cNvGraphicFramePr>
-            <a:graphic xmlns:a="http://schemas.openxmlformats.org/drawingml/2006/main">
-              <a:graphicData uri="http://schemas.openxmlformats.org/drawingml/2006/picture">
-                <pic:pic xmlns:pic="http://schemas.openxmlformats.org/drawingml/2006/picture">
-                  <pic:nvPicPr>
-                    <pic:cNvPr id="892939647" name="Picture 1" descr="A screenshot of a computer&#10;&#10;Description automatically generated"/>
-                    <pic:cNvPicPr/>
-                  </pic:nvPicPr>
-                  <pic:blipFill>
-                    <a:blip r:embed="rId12"/>
-                    <a:stretch>
-                      <a:fillRect/>
-                    </a:stretch>
-                  </pic:blipFill>
-                  <pic:spPr>
-                    <a:xfrm>
-                      <a:off x="0" y="0"/>
-                      <a:ext cx="3018953" cy="7510927"/>
-                    </a:xfrm>
-                    <a:prstGeom prst="rect">
-                      <a:avLst/>
-                    </a:prstGeom>
-                    <a:ln>
-                      <a:solidFill>
-                        <a:schemeClr val="tx1"/>
-                      </a:solidFill>
-                    </a:ln>
-                  </pic:spPr>
-                </pic:pic>
-              </a:graphicData>
-            </a:graphic>
-          </wp:inline>
-        </w:drawing>
-      </w:r>
-    </w:p>
-    <w:p>
-      <w:pPr>
-        <w:pStyle w:val="RegressNormal"/>
-      </w:pPr>
-      <w:r>
-        <w:rPr>
-          <w:i/>
-          <w:iCs/>
-        </w:rPr>
-        <w:t>Lưu ý: Trong quá trình lựa chọn, một số tính năng khác sẽ tự động được lựa chọn theo</w:t>
-      </w:r>
-      <w:r>
-        <w:t>.</w:t>
-      </w:r>
-    </w:p>
-    <w:p/>
-    <w:p/>
-    <w:p/>
-    <w:p>
-      <w:pPr>
-        <w:ind w:left="0"/>
-      </w:pPr>
-      <w:r>
-        <w:tab/>
-      </w:r>
-      <w:r>
-        <w:t xml:space="preserve">Bước 3. </w:t>
-      </w:r>
-      <w:r>
-        <w:t>Áp Dụng Các Thay Đổi</w:t>
-      </w:r>
-    </w:p>
-    <w:p>
-      <w:pPr>
-        <w:pStyle w:val="RegressNormal"/>
-      </w:pPr>
-      <w:r>
-        <w:t>Nhấn OK, và một hộp thoại tiến trình sẽ xuất hiện trong khi Windows bật các tính năng đã chọn.</w:t>
-      </w:r>
-      <w:r>
-        <w:t xml:space="preserve"> </w:t>
-      </w:r>
-    </w:p>
-    <w:p>
-      <w:pPr>
-        <w:pStyle w:val="RegressNormal"/>
-      </w:pPr>
-      <w:r>
-        <w:rPr>
-          <w:noProof/>
-        </w:rPr>
-        <w:drawing>
-          <wp:inline distT="0" distB="0" distL="0" distR="0" wp14:anchorId="73B9FA33" wp14:editId="22CD62EB">
-            <wp:extent cx="3657600" cy="2666537"/>
-            <wp:effectExtent l="19050" t="19050" r="19050" b="19685"/>
-            <wp:docPr id="298748125" name="Picture 1" descr="Windows Features - Applying Changes"/>
-            <wp:cNvGraphicFramePr>
-              <a:graphicFrameLocks xmlns:a="http://schemas.openxmlformats.org/drawingml/2006/main" noChangeAspect="1"/>
-            </wp:cNvGraphicFramePr>
-            <a:graphic xmlns:a="http://schemas.openxmlformats.org/drawingml/2006/main">
-              <a:graphicData uri="http://schemas.openxmlformats.org/drawingml/2006/picture">
-                <pic:pic xmlns:pic="http://schemas.openxmlformats.org/drawingml/2006/picture">
-                  <pic:nvPicPr>
-                    <pic:cNvPr id="0" name="Picture 1" descr="Windows Features - Applying Changes"/>
-                    <pic:cNvPicPr>
-                      <a:picLocks noChangeAspect="1" noChangeArrowheads="1"/>
-                    </pic:cNvPicPr>
-                  </pic:nvPicPr>
-                  <pic:blipFill>
-                    <a:blip r:embed="rId13">
-                      <a:extLst>
-                        <a:ext uri="{28A0092B-C50C-407E-A947-70E740481C1C}">
-                          <a14:useLocalDpi xmlns:a14="http://schemas.microsoft.com/office/drawing/2010/main" val="0"/>
-                        </a:ext>
-                      </a:extLst>
-                    </a:blip>
-                    <a:srcRect/>
-                    <a:stretch>
-                      <a:fillRect/>
-                    </a:stretch>
-                  </pic:blipFill>
-                  <pic:spPr bwMode="auto">
-                    <a:xfrm>
-                      <a:off x="0" y="0"/>
-                      <a:ext cx="3658450" cy="2667157"/>
-                    </a:xfrm>
-                    <a:prstGeom prst="rect">
-                      <a:avLst/>
-                    </a:prstGeom>
-                    <a:noFill/>
-                    <a:ln>
-                      <a:solidFill>
-                        <a:schemeClr val="tx1"/>
-                      </a:solidFill>
-                    </a:ln>
-                  </pic:spPr>
-                </pic:pic>
-              </a:graphicData>
-            </a:graphic>
-          </wp:inline>
-        </w:drawing>
-      </w:r>
-    </w:p>
-    <w:p>
-      <w:pPr>
-        <w:ind w:left="0"/>
-      </w:pPr>
-      <w:r>
-        <w:tab/>
-      </w:r>
-      <w:r>
-        <w:t xml:space="preserve">Bước 4. </w:t>
-      </w:r>
-      <w:r>
-        <w:t>Hoàn Tất Cài Đặt</w:t>
-      </w:r>
-    </w:p>
-    <w:p>
-      <w:pPr>
-        <w:pStyle w:val="RegressNormal"/>
-      </w:pPr>
-      <w:r>
-        <w:t>Khi việc cài đặt các tính năng đã chọn hoàn tất, hộp thoại sẽ hiển thị.</w:t>
-      </w:r>
-    </w:p>
-    <w:p>
-      <w:pPr>
-        <w:pStyle w:val="RegressNormal"/>
-      </w:pPr>
-      <w:r>
-        <w:rPr>
-          <w:noProof/>
-        </w:rPr>
-        <w:drawing>
-          <wp:inline distT="0" distB="0" distL="0" distR="0" wp14:anchorId="5E82F7DB" wp14:editId="10CE16C1">
-            <wp:extent cx="3775075" cy="2752181"/>
-            <wp:effectExtent l="19050" t="19050" r="15875" b="10160"/>
-            <wp:docPr id="614747676" name="Picture 2" descr="Windows completed the requested changes"/>
-            <wp:cNvGraphicFramePr>
-              <a:graphicFrameLocks xmlns:a="http://schemas.openxmlformats.org/drawingml/2006/main" noChangeAspect="1"/>
-            </wp:cNvGraphicFramePr>
-            <a:graphic xmlns:a="http://schemas.openxmlformats.org/drawingml/2006/main">
-              <a:graphicData uri="http://schemas.openxmlformats.org/drawingml/2006/picture">
-                <pic:pic xmlns:pic="http://schemas.openxmlformats.org/drawingml/2006/picture">
-                  <pic:nvPicPr>
-                    <pic:cNvPr id="0" name="Picture 3" descr="Windows completed the requested changes"/>
-                    <pic:cNvPicPr>
-                      <a:picLocks noChangeAspect="1" noChangeArrowheads="1"/>
-                    </pic:cNvPicPr>
-                  </pic:nvPicPr>
-                  <pic:blipFill>
-                    <a:blip r:embed="rId14">
-                      <a:extLst>
-                        <a:ext uri="{28A0092B-C50C-407E-A947-70E740481C1C}">
-                          <a14:useLocalDpi xmlns:a14="http://schemas.microsoft.com/office/drawing/2010/main" val="0"/>
-                        </a:ext>
-                      </a:extLst>
-                    </a:blip>
-                    <a:srcRect/>
-                    <a:stretch>
-                      <a:fillRect/>
-                    </a:stretch>
-                  </pic:blipFill>
-                  <pic:spPr bwMode="auto">
-                    <a:xfrm>
-                      <a:off x="0" y="0"/>
-                      <a:ext cx="3783334" cy="2758202"/>
-                    </a:xfrm>
-                    <a:prstGeom prst="rect">
-                      <a:avLst/>
-                    </a:prstGeom>
-                    <a:noFill/>
-                    <a:ln>
-                      <a:solidFill>
-                        <a:schemeClr val="tx1"/>
-                      </a:solidFill>
-                    </a:ln>
-                  </pic:spPr>
-                </pic:pic>
-              </a:graphicData>
-            </a:graphic>
-          </wp:inline>
-        </w:drawing>
-      </w:r>
-    </w:p>
-    <w:p>
-      <w:r>
-        <w:tab/>
-      </w:r>
-    </w:p>
-    <w:p/>
-    <w:p/>
-    <w:p/>
-    <w:p/>
-    <w:p/>
-    <w:p/>
-    <w:p/>
-    <w:p/>
-    <w:p/>
-    <w:p/>
-    <w:p>
-      <w:pPr>
-        <w:ind w:left="0"/>
-      </w:pPr>
-      <w:r>
-        <w:tab/>
-      </w:r>
-      <w:r>
-        <w:t xml:space="preserve">Bước 5. </w:t>
-      </w:r>
-      <w:r>
-        <w:t>Kiểm Tra IIS</w:t>
-      </w:r>
-    </w:p>
-    <w:p>
-      <w:pPr>
-        <w:pStyle w:val="RegressNormal"/>
-      </w:pPr>
-      <w:r>
-        <w:t>Mở trình duyệt web và truy cập địa chỉ</w:t>
-      </w:r>
-      <w:r>
-        <w:t xml:space="preserve"> </w:t>
-      </w:r>
-      <w:hyperlink r:id="rId15" w:history="1">
-        <w:r>
-          <w:rPr>
-            <w:rStyle w:val="Hyperlink"/>
-          </w:rPr>
-          <w:t>http://127.0.0.1</w:t>
-        </w:r>
-      </w:hyperlink>
-      <w:r>
-        <w:t>. Nếu IIS hoạt động, sẽ thấy màn hình mặc định.</w:t>
-      </w:r>
-    </w:p>
-    <w:p>
-      <w:pPr>
-        <w:pStyle w:val="RegressNormal"/>
-      </w:pPr>
-    </w:p>
-    <w:p>
-      <w:pPr>
-        <w:jc w:val="center"/>
-      </w:pPr>
-      <w:r>
-        <w:rPr>
-          <w:noProof/>
-        </w:rPr>
-        <w:drawing>
-          <wp:inline distT="0" distB="0" distL="0" distR="0" wp14:anchorId="7A29969F" wp14:editId="00CE7A11">
-            <wp:extent cx="4991100" cy="2651788"/>
-            <wp:effectExtent l="19050" t="19050" r="19050" b="15240"/>
-            <wp:docPr id="452741175" name="Picture 1" descr="A screenshot of a computer&#10;&#10;Description automatically generated"/>
-            <wp:cNvGraphicFramePr>
-              <a:graphicFrameLocks xmlns:a="http://schemas.openxmlformats.org/drawingml/2006/main" noChangeAspect="1"/>
-            </wp:cNvGraphicFramePr>
-            <a:graphic xmlns:a="http://schemas.openxmlformats.org/drawingml/2006/main">
-              <a:graphicData uri="http://schemas.openxmlformats.org/drawingml/2006/picture">
-                <pic:pic xmlns:pic="http://schemas.openxmlformats.org/drawingml/2006/picture">
-                  <pic:nvPicPr>
-                    <pic:cNvPr id="452741175" name="Picture 1" descr="A screenshot of a computer&#10;&#10;Description automatically generated"/>
-                    <pic:cNvPicPr/>
-                  </pic:nvPicPr>
-                  <pic:blipFill>
-                    <a:blip r:embed="rId16"/>
-                    <a:stretch>
-                      <a:fillRect/>
-                    </a:stretch>
-                  </pic:blipFill>
-                  <pic:spPr>
-                    <a:xfrm>
-                      <a:off x="0" y="0"/>
-                      <a:ext cx="4991100" cy="2651788"/>
-                    </a:xfrm>
-                    <a:prstGeom prst="rect">
-                      <a:avLst/>
-                    </a:prstGeom>
-                    <a:ln>
-                      <a:solidFill>
-                        <a:schemeClr val="tx1"/>
-                      </a:solidFill>
-                    </a:ln>
-                  </pic:spPr>
-                </pic:pic>
-              </a:graphicData>
-            </a:graphic>
-          </wp:inline>
-        </w:drawing>
-      </w:r>
-    </w:p>
-    <w:p>
-      <w:pPr>
-        <w:pStyle w:val="Heading2"/>
-      </w:pPr>
-      <w:bookmarkStart w:id="8" w:name="_Toc154580784"/>
-      <w:r>
-        <w:t>Cài Đặt ASP.NET Core Hosting Bundle</w:t>
-      </w:r>
-      <w:bookmarkEnd w:id="8"/>
-    </w:p>
-    <w:p>
-      <w:pPr>
-        <w:pStyle w:val="ListParagraph"/>
-        <w:numPr>
-          <w:ilvl w:val="0"/>
-          <w:numId w:val="17"/>
-        </w:numPr>
-        <w:rPr>
-          <w:b/>
-          <w:bCs/>
-        </w:rPr>
-      </w:pPr>
-      <w:r>
-        <w:rPr>
-          <w:b/>
-          <w:bCs/>
-        </w:rPr>
-        <w:t>Tải và Cài Đặt</w:t>
-      </w:r>
-    </w:p>
-    <w:p>
-      <w:r>
-        <w:tab/>
-      </w:r>
-      <w:r>
-        <w:t xml:space="preserve">Bước 1. </w:t>
-      </w:r>
-      <w:r>
-        <w:t xml:space="preserve">Truy cập trang chính thức của Microsoft để tải ASP.NET Core Hosting Bundle: </w:t>
-      </w:r>
-    </w:p>
-    <w:p>
-      <w:pPr>
-        <w:pStyle w:val="RegressNormal"/>
-      </w:pPr>
-      <w:hyperlink r:id="rId17" w:history="1">
-        <w:r>
-          <w:rPr>
-            <w:rStyle w:val="Hyperlink"/>
-          </w:rPr>
-          <w:t>https://dotnet.microsoft.com/en-us/download/dotnet/6.0</w:t>
-        </w:r>
-      </w:hyperlink>
-    </w:p>
-    <w:p>
-      <w:pPr>
-        <w:jc w:val="center"/>
-      </w:pPr>
-      <w:r>
-        <w:rPr>
-          <w:noProof/>
-        </w:rPr>
-        <w:drawing>
-          <wp:inline distT="0" distB="0" distL="0" distR="0" wp14:anchorId="5FF86356" wp14:editId="5DC56BFF">
-            <wp:extent cx="5181600" cy="2753002"/>
-            <wp:effectExtent l="19050" t="19050" r="19050" b="28575"/>
-            <wp:docPr id="1847148350" name="Picture 1" descr="A screenshot of a computer&#10;&#10;Description automatically generated"/>
-            <wp:cNvGraphicFramePr>
-              <a:graphicFrameLocks xmlns:a="http://schemas.openxmlformats.org/drawingml/2006/main" noChangeAspect="1"/>
-            </wp:cNvGraphicFramePr>
-            <a:graphic xmlns:a="http://schemas.openxmlformats.org/drawingml/2006/main">
-              <a:graphicData uri="http://schemas.openxmlformats.org/drawingml/2006/picture">
-                <pic:pic xmlns:pic="http://schemas.openxmlformats.org/drawingml/2006/picture">
-                  <pic:nvPicPr>
-                    <pic:cNvPr id="1847148350" name="Picture 1" descr="A screenshot of a computer&#10;&#10;Description automatically generated"/>
-                    <pic:cNvPicPr/>
-                  </pic:nvPicPr>
-                  <pic:blipFill>
-                    <a:blip r:embed="rId18"/>
-                    <a:stretch>
-                      <a:fillRect/>
-                    </a:stretch>
-                  </pic:blipFill>
-                  <pic:spPr>
-                    <a:xfrm>
-                      <a:off x="0" y="0"/>
-                      <a:ext cx="5190699" cy="2757836"/>
-                    </a:xfrm>
-                    <a:prstGeom prst="rect">
-                      <a:avLst/>
-                    </a:prstGeom>
-                    <a:ln>
-                      <a:solidFill>
-                        <a:schemeClr val="tx1"/>
-                      </a:solidFill>
-                    </a:ln>
-                  </pic:spPr>
-                </pic:pic>
-              </a:graphicData>
-            </a:graphic>
-          </wp:inline>
-        </w:drawing>
-      </w:r>
-    </w:p>
-    <w:p>
-      <w:r>
-        <w:tab/>
-      </w:r>
-      <w:r>
-        <w:t>Bước 2</w:t>
-      </w:r>
-      <w:r>
-        <w:t>.</w:t>
-      </w:r>
-      <w:r>
-        <w:t xml:space="preserve"> </w:t>
-      </w:r>
-      <w:r>
-        <w:t>Tải tệp cài đặt và mở nó để bắt đầu quá trình cài đặt.</w:t>
-      </w:r>
-    </w:p>
-    <w:p>
-      <w:r>
-        <w:tab/>
-      </w:r>
-      <w:r>
-        <w:t>Bước 3</w:t>
-      </w:r>
-      <w:r>
-        <w:t>.</w:t>
-      </w:r>
-      <w:r>
-        <w:t xml:space="preserve"> </w:t>
-      </w:r>
-      <w:r>
-        <w:t>Tuân thủ các hướng dẫn trên màn hình để hoàn tất quá trình cài đặt.</w:t>
-      </w:r>
-    </w:p>
-    <w:p/>
-    <w:p>
-      <w:pPr>
-        <w:pStyle w:val="ListParagraph"/>
-        <w:numPr>
-          <w:ilvl w:val="0"/>
-          <w:numId w:val="17"/>
-        </w:numPr>
-        <w:rPr>
-          <w:b/>
-          <w:bCs/>
-        </w:rPr>
-      </w:pPr>
-      <w:r>
-        <w:rPr>
-          <w:b/>
-          <w:bCs/>
-        </w:rPr>
-        <w:t>Áp dụng thay đổi (tùy chọn)</w:t>
-      </w:r>
-    </w:p>
-    <w:p>
-      <w:r>
-        <w:tab/>
-      </w:r>
-      <w:r>
-        <w:t xml:space="preserve">Bước 1. </w:t>
-      </w:r>
-      <w:r>
-        <w:t>Mở PowerShell với quyền quản trị (Run as Administrator).</w:t>
-      </w:r>
-    </w:p>
-    <w:p>
-      <w:pPr>
-        <w:jc w:val="center"/>
-      </w:pPr>
-      <w:r>
-        <w:rPr>
-          <w:noProof/>
-        </w:rPr>
-        <w:lastRenderedPageBreak/>
-        <w:drawing>
-          <wp:inline distT="0" distB="0" distL="0" distR="0" wp14:anchorId="42C6FEF9" wp14:editId="47F22B1B">
-            <wp:extent cx="5074808" cy="3009900"/>
-            <wp:effectExtent l="19050" t="19050" r="12065" b="19050"/>
-            <wp:docPr id="600407501" name="Picture 1" descr="A screenshot of a computer&#10;&#10;Description automatically generated"/>
-            <wp:cNvGraphicFramePr>
-              <a:graphicFrameLocks xmlns:a="http://schemas.openxmlformats.org/drawingml/2006/main" noChangeAspect="1"/>
-            </wp:cNvGraphicFramePr>
-            <a:graphic xmlns:a="http://schemas.openxmlformats.org/drawingml/2006/main">
-              <a:graphicData uri="http://schemas.openxmlformats.org/drawingml/2006/picture">
-                <pic:pic xmlns:pic="http://schemas.openxmlformats.org/drawingml/2006/picture">
-                  <pic:nvPicPr>
-                    <pic:cNvPr id="600407501" name="Picture 1" descr="A screenshot of a computer&#10;&#10;Description automatically generated"/>
-                    <pic:cNvPicPr/>
-                  </pic:nvPicPr>
-                  <pic:blipFill>
-                    <a:blip r:embed="rId19"/>
-                    <a:stretch>
-                      <a:fillRect/>
-                    </a:stretch>
-                  </pic:blipFill>
-                  <pic:spPr>
-                    <a:xfrm>
-                      <a:off x="0" y="0"/>
-                      <a:ext cx="5075372" cy="3010235"/>
-                    </a:xfrm>
-                    <a:prstGeom prst="rect">
-                      <a:avLst/>
-                    </a:prstGeom>
-                    <a:ln>
-                      <a:solidFill>
-                        <a:schemeClr val="tx1"/>
-                      </a:solidFill>
-                    </a:ln>
-                  </pic:spPr>
-                </pic:pic>
-              </a:graphicData>
-            </a:graphic>
-          </wp:inline>
-        </w:drawing>
-      </w:r>
-    </w:p>
-    <w:p>
-      <w:r>
-        <w:tab/>
-      </w:r>
-      <w:r>
-        <w:t xml:space="preserve">Bước 2. </w:t>
-      </w:r>
-      <w:r>
-        <w:t xml:space="preserve">Sử dụng lệnh </w:t>
-      </w:r>
-      <w:r>
-        <w:t>`</w:t>
-      </w:r>
-      <w:r>
-        <w:t>iisreset</w:t>
-      </w:r>
-      <w:r>
-        <w:t>`</w:t>
-      </w:r>
-      <w:r>
-        <w:t xml:space="preserve"> để khởi động lại IIS và áp dụng thay đổi.</w:t>
-      </w:r>
-    </w:p>
-    <w:p>
-      <w:pPr>
-        <w:ind w:left="0"/>
-        <w:jc w:val="center"/>
-      </w:pPr>
-      <w:r>
-        <w:rPr>
-          <w:noProof/>
-        </w:rPr>
-        <w:drawing>
-          <wp:inline distT="0" distB="0" distL="0" distR="0" wp14:anchorId="5A88FD48" wp14:editId="4C2E4CD7">
-            <wp:extent cx="5208989" cy="1315465"/>
-            <wp:effectExtent l="19050" t="19050" r="10795" b="18415"/>
-            <wp:docPr id="2043533261" name="Picture 1" descr="A computer screen with white text&#10;&#10;Description automatically generated"/>
-            <wp:cNvGraphicFramePr>
-              <a:graphicFrameLocks xmlns:a="http://schemas.openxmlformats.org/drawingml/2006/main" noChangeAspect="1"/>
-            </wp:cNvGraphicFramePr>
-            <a:graphic xmlns:a="http://schemas.openxmlformats.org/drawingml/2006/main">
-              <a:graphicData uri="http://schemas.openxmlformats.org/drawingml/2006/picture">
-                <pic:pic xmlns:pic="http://schemas.openxmlformats.org/drawingml/2006/picture">
-                  <pic:nvPicPr>
-                    <pic:cNvPr id="2043533261" name="Picture 1" descr="A computer screen with white text&#10;&#10;Description automatically generated"/>
-                    <pic:cNvPicPr/>
-                  </pic:nvPicPr>
-                  <pic:blipFill>
-                    <a:blip r:embed="rId20"/>
-                    <a:stretch>
-                      <a:fillRect/>
-                    </a:stretch>
-                  </pic:blipFill>
-                  <pic:spPr>
-                    <a:xfrm>
-                      <a:off x="0" y="0"/>
-                      <a:ext cx="5223775" cy="1319199"/>
-                    </a:xfrm>
-                    <a:prstGeom prst="rect">
-                      <a:avLst/>
-                    </a:prstGeom>
-                    <a:ln>
-                      <a:solidFill>
-                        <a:schemeClr val="tx1"/>
-                      </a:solidFill>
-                    </a:ln>
-                  </pic:spPr>
-                </pic:pic>
-              </a:graphicData>
-            </a:graphic>
-          </wp:inline>
-        </w:drawing>
-      </w:r>
-    </w:p>
-    <w:p/>
-    <w:p>
-      <w:pPr>
-        <w:pStyle w:val="Heading1"/>
-      </w:pPr>
-      <w:bookmarkStart w:id="9" w:name="_Toc154580785"/>
-      <w:r>
-        <w:t>Triển Khai Ứng Dụng</w:t>
-      </w:r>
-      <w:bookmarkEnd w:id="9"/>
-    </w:p>
-    <w:p>
-      <w:pPr>
-        <w:pStyle w:val="Heading2"/>
-      </w:pPr>
-      <w:bookmarkStart w:id="10" w:name="_Toc154580786"/>
-      <w:r>
-        <w:t>Chuẩn Bị Thư Mục Triển Khai</w:t>
-      </w:r>
-      <w:bookmarkEnd w:id="10"/>
-    </w:p>
-    <w:p>
-      <w:r>
-        <w:tab/>
-      </w:r>
-      <w:r>
-        <w:t>Bước 1. Trên máy chủ, mở File Explorer, khuyến nghị sử dụng đường dẫn C:\inetpub\wwwroot (hoặc thư</w:t>
-      </w:r>
-      <w:r>
-        <w:t xml:space="preserve"> </w:t>
-      </w:r>
-      <w:r>
-        <w:t>mục mà m</w:t>
-      </w:r>
-      <w:r>
-        <w:t>uốn triển khai ứng dụng vào).</w:t>
-      </w:r>
-    </w:p>
-    <w:p>
-      <w:r>
-        <w:tab/>
-      </w:r>
-      <w:r>
-        <w:t>Bước 2</w:t>
-      </w:r>
-      <w:r>
-        <w:t>.</w:t>
-      </w:r>
-      <w:r>
-        <w:t xml:space="preserve"> </w:t>
-      </w:r>
-      <w:r>
-        <w:t>Tạo một thư mục mới và đặt tên cho nó theo tên muốn, ví dụ "YKK_App"</w:t>
-      </w:r>
-      <w:r>
-        <w:t>.</w:t>
-      </w:r>
-    </w:p>
-    <w:p>
-      <w:pPr>
-        <w:ind w:left="0"/>
-        <w:jc w:val="center"/>
-      </w:pPr>
-      <w:r>
-        <w:rPr>
-          <w:noProof/>
-        </w:rPr>
-        <w:drawing>
-          <wp:inline distT="0" distB="0" distL="0" distR="0" wp14:anchorId="38439240" wp14:editId="4421A982">
-            <wp:extent cx="4364966" cy="1889248"/>
-            <wp:effectExtent l="19050" t="19050" r="17145" b="15875"/>
-            <wp:docPr id="1449981205" name="Picture 1" descr="A screenshot of a computer&#10;&#10;Description automatically generated"/>
-            <wp:cNvGraphicFramePr>
-              <a:graphicFrameLocks xmlns:a="http://schemas.openxmlformats.org/drawingml/2006/main" noChangeAspect="1"/>
-            </wp:cNvGraphicFramePr>
-            <a:graphic xmlns:a="http://schemas.openxmlformats.org/drawingml/2006/main">
-              <a:graphicData uri="http://schemas.openxmlformats.org/drawingml/2006/picture">
-                <pic:pic xmlns:pic="http://schemas.openxmlformats.org/drawingml/2006/picture">
-                  <pic:nvPicPr>
-                    <pic:cNvPr id="1449981205" name="Picture 1" descr="A screenshot of a computer&#10;&#10;Description automatically generated"/>
-                    <pic:cNvPicPr/>
-                  </pic:nvPicPr>
-                  <pic:blipFill>
-                    <a:blip r:embed="rId21"/>
-                    <a:stretch>
-                      <a:fillRect/>
-                    </a:stretch>
-                  </pic:blipFill>
-                  <pic:spPr>
-                    <a:xfrm>
-                      <a:off x="0" y="0"/>
-                      <a:ext cx="4368682" cy="1890856"/>
-                    </a:xfrm>
-                    <a:prstGeom prst="rect">
-                      <a:avLst/>
-                    </a:prstGeom>
-                    <a:ln>
-                      <a:solidFill>
-                        <a:schemeClr val="tx1"/>
-                      </a:solidFill>
-                    </a:ln>
-                  </pic:spPr>
-                </pic:pic>
-              </a:graphicData>
-            </a:graphic>
-          </wp:inline>
-        </w:drawing>
-      </w:r>
-    </w:p>
-    <w:p>
-      <w:pPr>
-        <w:pStyle w:val="Heading2"/>
-      </w:pPr>
-      <w:bookmarkStart w:id="11" w:name="_Toc154580787"/>
-      <w:r>
-        <w:lastRenderedPageBreak/>
-        <w:t>Chuyển Ứng Dụng Đến Máy Chủ</w:t>
-      </w:r>
-      <w:bookmarkEnd w:id="11"/>
-    </w:p>
-    <w:p>
-      <w:r>
-        <w:tab/>
-      </w:r>
-      <w:r>
-        <w:t xml:space="preserve">Bước 1. </w:t>
-      </w:r>
-      <w:r>
-        <w:t>Sao chép file nén chứa ứng dụng đã được xây dựng vào thư mục triển khai trên máy chủ (ví dụ: `C:\inetpub\wwwroot\YKK_App`).</w:t>
-      </w:r>
-    </w:p>
-    <w:p>
-      <w:r>
-        <w:tab/>
-      </w:r>
-      <w:r>
-        <w:t xml:space="preserve">Bước 2. </w:t>
-      </w:r>
-      <w:r>
-        <w:t>Giải nén tất cả các tệp tin vào thư mục triển khai.</w:t>
-      </w:r>
-    </w:p>
-    <w:p>
-      <w:pPr>
-        <w:ind w:left="0"/>
-        <w:jc w:val="center"/>
-      </w:pPr>
-      <w:r>
-        <w:rPr>
-          <w:noProof/>
-        </w:rPr>
-        <w:drawing>
-          <wp:inline distT="0" distB="0" distL="0" distR="0" wp14:anchorId="5786B574" wp14:editId="53628300">
-            <wp:extent cx="5519108" cy="3217400"/>
-            <wp:effectExtent l="19050" t="19050" r="24765" b="21590"/>
-            <wp:docPr id="1285954642" name="Picture 1" descr="A screenshot of a computer&#10;&#10;Description automatically generated"/>
-            <wp:cNvGraphicFramePr>
-              <a:graphicFrameLocks xmlns:a="http://schemas.openxmlformats.org/drawingml/2006/main" noChangeAspect="1"/>
-            </wp:cNvGraphicFramePr>
-            <a:graphic xmlns:a="http://schemas.openxmlformats.org/drawingml/2006/main">
-              <a:graphicData uri="http://schemas.openxmlformats.org/drawingml/2006/picture">
-                <pic:pic xmlns:pic="http://schemas.openxmlformats.org/drawingml/2006/picture">
-                  <pic:nvPicPr>
-                    <pic:cNvPr id="1285954642" name="Picture 1" descr="A screenshot of a computer&#10;&#10;Description automatically generated"/>
-                    <pic:cNvPicPr/>
-                  </pic:nvPicPr>
-                  <pic:blipFill>
-                    <a:blip r:embed="rId22"/>
-                    <a:stretch>
-                      <a:fillRect/>
-                    </a:stretch>
-                  </pic:blipFill>
-                  <pic:spPr>
-                    <a:xfrm>
-                      <a:off x="0" y="0"/>
-                      <a:ext cx="5526031" cy="3221436"/>
-                    </a:xfrm>
-                    <a:prstGeom prst="rect">
-                      <a:avLst/>
-                    </a:prstGeom>
-                    <a:ln>
-                      <a:solidFill>
-                        <a:schemeClr val="tx1"/>
-                      </a:solidFill>
-                    </a:ln>
-                  </pic:spPr>
-                </pic:pic>
-              </a:graphicData>
-            </a:graphic>
-          </wp:inline>
-        </w:drawing>
-      </w:r>
-    </w:p>
-    <w:p>
-      <w:pPr>
-        <w:pStyle w:val="Heading2"/>
-      </w:pPr>
-      <w:bookmarkStart w:id="12" w:name="_Toc154580788"/>
-      <w:r>
-        <w:t>Cấp quyền ghi cho ứng dụng</w:t>
-      </w:r>
-      <w:bookmarkEnd w:id="12"/>
-    </w:p>
-    <w:p>
-      <w:r>
-        <w:tab/>
-      </w:r>
-      <w:r>
-        <w:t>Để ứng dụng của có quyền ghi log khi chạy, cần cấp quyền ghi cho thư mục</w:t>
-      </w:r>
-    </w:p>
-    <w:p>
-      <w:r>
-        <w:tab/>
-      </w:r>
-      <w:r>
-        <w:t>Bước 1</w:t>
-      </w:r>
-      <w:r>
-        <w:t>.</w:t>
-      </w:r>
-      <w:r>
-        <w:t xml:space="preserve"> Mở Cửa Sổ Properties của </w:t>
-      </w:r>
-      <w:r>
-        <w:t>thư mục ứng dụng</w:t>
-      </w:r>
-    </w:p>
-    <w:p>
-      <w:pPr>
-        <w:pStyle w:val="RegressNormal"/>
-      </w:pPr>
-      <w:r>
-        <w:t>Chuột phải vào thư mục "YKK_App" và chọn Properties</w:t>
-      </w:r>
-      <w:r>
-        <w:t>.</w:t>
-      </w:r>
-    </w:p>
-    <w:p>
-      <w:pPr>
-        <w:pStyle w:val="RegressNormal"/>
-        <w:ind w:left="0"/>
-        <w:jc w:val="center"/>
-      </w:pPr>
-      <w:r>
-        <w:rPr>
-          <w:noProof/>
-        </w:rPr>
-        <w:drawing>
-          <wp:inline distT="0" distB="0" distL="0" distR="0" wp14:anchorId="0DC0E7C9" wp14:editId="7601F02B">
-            <wp:extent cx="6029325" cy="2186092"/>
-            <wp:effectExtent l="19050" t="19050" r="9525" b="24130"/>
-            <wp:docPr id="2048452580" name="Picture 1" descr="A screenshot of a computer&#10;&#10;Description automatically generated"/>
-            <wp:cNvGraphicFramePr>
-              <a:graphicFrameLocks xmlns:a="http://schemas.openxmlformats.org/drawingml/2006/main" noChangeAspect="1"/>
-            </wp:cNvGraphicFramePr>
-            <a:graphic xmlns:a="http://schemas.openxmlformats.org/drawingml/2006/main">
-              <a:graphicData uri="http://schemas.openxmlformats.org/drawingml/2006/picture">
-                <pic:pic xmlns:pic="http://schemas.openxmlformats.org/drawingml/2006/picture">
-                  <pic:nvPicPr>
-                    <pic:cNvPr id="2048452580" name="Picture 1" descr="A screenshot of a computer&#10;&#10;Description automatically generated"/>
-                    <pic:cNvPicPr/>
-                  </pic:nvPicPr>
-                  <pic:blipFill>
-                    <a:blip r:embed="rId23"/>
-                    <a:stretch>
-                      <a:fillRect/>
-                    </a:stretch>
-                  </pic:blipFill>
-                  <pic:spPr>
-                    <a:xfrm>
-                      <a:off x="0" y="0"/>
-                      <a:ext cx="6037482" cy="2189050"/>
-                    </a:xfrm>
-                    <a:prstGeom prst="rect">
-                      <a:avLst/>
-                    </a:prstGeom>
-                    <a:ln>
-                      <a:solidFill>
-                        <a:schemeClr val="tx1"/>
-                      </a:solidFill>
-                    </a:ln>
-                  </pic:spPr>
-                </pic:pic>
-              </a:graphicData>
-            </a:graphic>
-          </wp:inline>
-        </w:drawing>
-      </w:r>
-    </w:p>
-    <w:p>
-      <w:r>
-        <w:tab/>
-      </w:r>
-      <w:r>
-        <w:t>Bước 2</w:t>
-      </w:r>
-      <w:r>
-        <w:t>.</w:t>
-      </w:r>
-      <w:r>
-        <w:t xml:space="preserve"> Cấp Quyền Ghi Cho Người Dùng Cần Thiết</w:t>
-      </w:r>
-    </w:p>
-    <w:p>
-      <w:pPr>
-        <w:pStyle w:val="RegressNormal"/>
-      </w:pPr>
-      <w:r>
-        <w:t>1. Chọn tab "Security".</w:t>
-      </w:r>
-    </w:p>
-    <w:p>
-      <w:pPr>
-        <w:pStyle w:val="RegressNormal"/>
-      </w:pPr>
-      <w:r>
-        <w:t>2. Nhấn vào nút "Edit..." để chỉnh sửa quyền truy cập.</w:t>
-      </w:r>
-    </w:p>
-    <w:p>
-      <w:pPr>
-        <w:pStyle w:val="RegressNormal"/>
-        <w:jc w:val="center"/>
-      </w:pPr>
-      <w:r>
-        <w:rPr>
-          <w:noProof/>
-        </w:rPr>
-        <w:lastRenderedPageBreak/>
-        <w:drawing>
-          <wp:inline distT="0" distB="0" distL="0" distR="0" wp14:anchorId="0F42C068" wp14:editId="4ADFF562">
-            <wp:extent cx="2880360" cy="3819332"/>
-            <wp:effectExtent l="19050" t="19050" r="15240" b="10160"/>
-            <wp:docPr id="333894723" name="Picture 1" descr="A screenshot of a computer&#10;&#10;Description automatically generated"/>
-            <wp:cNvGraphicFramePr>
-              <a:graphicFrameLocks xmlns:a="http://schemas.openxmlformats.org/drawingml/2006/main" noChangeAspect="1"/>
-            </wp:cNvGraphicFramePr>
-            <a:graphic xmlns:a="http://schemas.openxmlformats.org/drawingml/2006/main">
-              <a:graphicData uri="http://schemas.openxmlformats.org/drawingml/2006/picture">
-                <pic:pic xmlns:pic="http://schemas.openxmlformats.org/drawingml/2006/picture">
-                  <pic:nvPicPr>
-                    <pic:cNvPr id="333894723" name="Picture 1" descr="A screenshot of a computer&#10;&#10;Description automatically generated"/>
-                    <pic:cNvPicPr/>
-                  </pic:nvPicPr>
-                  <pic:blipFill>
-                    <a:blip r:embed="rId24"/>
-                    <a:stretch>
-                      <a:fillRect/>
-                    </a:stretch>
-                  </pic:blipFill>
-                  <pic:spPr>
-                    <a:xfrm>
-                      <a:off x="0" y="0"/>
-                      <a:ext cx="2882748" cy="3822498"/>
-                    </a:xfrm>
-                    <a:prstGeom prst="rect">
-                      <a:avLst/>
-                    </a:prstGeom>
-                    <a:ln>
-                      <a:solidFill>
-                        <a:schemeClr val="tx1"/>
-                      </a:solidFill>
-                    </a:ln>
-                  </pic:spPr>
-                </pic:pic>
-              </a:graphicData>
-            </a:graphic>
-          </wp:inline>
-        </w:drawing>
-      </w:r>
-    </w:p>
-    <w:p>
-      <w:r>
-        <w:tab/>
-      </w:r>
-      <w:r>
-        <w:t xml:space="preserve">Bước 3. </w:t>
-      </w:r>
-      <w:r>
-        <w:t>Cấp Quyền Ghi (Write) Cho Người Dùng</w:t>
-      </w:r>
-    </w:p>
-    <w:p>
-      <w:pPr>
-        <w:pStyle w:val="RegressNormal"/>
-      </w:pPr>
-      <w:r>
-        <w:t xml:space="preserve">1. </w:t>
-      </w:r>
-      <w:r>
-        <w:t>Chọn người dùng hoặc nhóm</w:t>
-      </w:r>
-      <w:r>
-        <w:t xml:space="preserve"> cần cấp quyền.</w:t>
-      </w:r>
-    </w:p>
-    <w:p>
-      <w:pPr>
-        <w:pStyle w:val="RegressNormal"/>
-      </w:pPr>
-      <w:r>
-        <w:t xml:space="preserve">2. </w:t>
-      </w:r>
-      <w:r>
-        <w:t>Dưới phần "Allow," đảm bảo rằng ô "Write" được chọn.</w:t>
-      </w:r>
-    </w:p>
-    <w:p>
-      <w:pPr>
-        <w:pStyle w:val="RegressNormal"/>
-      </w:pPr>
-      <w:r>
-        <w:t xml:space="preserve">3. </w:t>
-      </w:r>
-      <w:r>
-        <w:t>Nhấn "Apply" và sau đó "OK" để đóng cửa sổ.</w:t>
-      </w:r>
-    </w:p>
-    <w:p>
-      <w:pPr>
-        <w:pStyle w:val="RegressNormal"/>
-        <w:jc w:val="center"/>
-      </w:pPr>
-      <w:r>
-        <w:rPr>
-          <w:noProof/>
-        </w:rPr>
-        <w:drawing>
-          <wp:inline distT="0" distB="0" distL="0" distR="0" wp14:anchorId="799CF4E3" wp14:editId="06CAD59E">
-            <wp:extent cx="2754691" cy="3416060"/>
-            <wp:effectExtent l="19050" t="19050" r="26670" b="13335"/>
-            <wp:docPr id="286046598" name="Picture 1"/>
-            <wp:cNvGraphicFramePr>
-              <a:graphicFrameLocks xmlns:a="http://schemas.openxmlformats.org/drawingml/2006/main" noChangeAspect="1"/>
-            </wp:cNvGraphicFramePr>
-            <a:graphic xmlns:a="http://schemas.openxmlformats.org/drawingml/2006/main">
-              <a:graphicData uri="http://schemas.openxmlformats.org/drawingml/2006/picture">
-                <pic:pic xmlns:pic="http://schemas.openxmlformats.org/drawingml/2006/picture">
-                  <pic:nvPicPr>
-                    <pic:cNvPr id="286046598" name=""/>
-                    <pic:cNvPicPr/>
-                  </pic:nvPicPr>
-                  <pic:blipFill>
-                    <a:blip r:embed="rId25"/>
-                    <a:stretch>
-                      <a:fillRect/>
-                    </a:stretch>
-                  </pic:blipFill>
-                  <pic:spPr>
-                    <a:xfrm>
-                      <a:off x="0" y="0"/>
-                      <a:ext cx="2762950" cy="3426302"/>
-                    </a:xfrm>
-                    <a:prstGeom prst="rect">
-                      <a:avLst/>
-                    </a:prstGeom>
-                    <a:ln>
-                      <a:solidFill>
-                        <a:schemeClr val="tx1"/>
-                      </a:solidFill>
-                    </a:ln>
-                  </pic:spPr>
-                </pic:pic>
-              </a:graphicData>
-            </a:graphic>
-          </wp:inline>
-        </w:drawing>
-      </w:r>
-    </w:p>
-    <w:p>
-      <w:pPr>
-        <w:pStyle w:val="Heading2"/>
-      </w:pPr>
-      <w:bookmarkStart w:id="13" w:name="_Toc154580789"/>
-      <w:r>
-        <w:lastRenderedPageBreak/>
-        <w:t>Cấu Hình Chứng Chỉ HTTPS cho Ứng Dụng (Tùy chọn)</w:t>
-      </w:r>
-      <w:bookmarkEnd w:id="13"/>
-    </w:p>
-    <w:p>
-      <w:r>
-        <w:tab/>
-      </w:r>
-      <w:r>
-        <w:t>Một vấn đề phổ biến là chứng chỉ HTTPS có thể vẫn giữ đường dẫn của máy cũ. Và do đó nên xóa chứng chỉ HTTPS hiện tại, và làm mới chứng chỉ.</w:t>
-      </w:r>
-    </w:p>
-    <w:p>
-      <w:r>
-        <w:tab/>
-      </w:r>
-      <w:r>
-        <w:t>Bước 1</w:t>
-      </w:r>
-      <w:r>
-        <w:t>.</w:t>
-      </w:r>
-      <w:r>
-        <w:t xml:space="preserve"> Mở Command Prompt hoặc Terminal với quyền quản trị (Run as Administrator)</w:t>
-      </w:r>
-    </w:p>
-    <w:p>
-      <w:pPr>
-        <w:jc w:val="center"/>
-      </w:pPr>
-      <w:r>
-        <w:rPr>
-          <w:noProof/>
-        </w:rPr>
-        <w:drawing>
-          <wp:inline distT="0" distB="0" distL="0" distR="0" wp14:anchorId="2CDF6576" wp14:editId="5B3ED608">
-            <wp:extent cx="4954905" cy="2661936"/>
-            <wp:effectExtent l="19050" t="19050" r="17145" b="24130"/>
-            <wp:docPr id="903760039" name="Picture 1" descr="A screenshot of a computer&#10;&#10;Description automatically generated"/>
-            <wp:cNvGraphicFramePr>
-              <a:graphicFrameLocks xmlns:a="http://schemas.openxmlformats.org/drawingml/2006/main" noChangeAspect="1"/>
-            </wp:cNvGraphicFramePr>
-            <a:graphic xmlns:a="http://schemas.openxmlformats.org/drawingml/2006/main">
-              <a:graphicData uri="http://schemas.openxmlformats.org/drawingml/2006/picture">
-                <pic:pic xmlns:pic="http://schemas.openxmlformats.org/drawingml/2006/picture">
-                  <pic:nvPicPr>
-                    <pic:cNvPr id="903760039" name="Picture 1" descr="A screenshot of a computer&#10;&#10;Description automatically generated"/>
-                    <pic:cNvPicPr/>
-                  </pic:nvPicPr>
-                  <pic:blipFill>
-                    <a:blip r:embed="rId26"/>
-                    <a:stretch>
-                      <a:fillRect/>
-                    </a:stretch>
-                  </pic:blipFill>
-                  <pic:spPr>
-                    <a:xfrm>
-                      <a:off x="0" y="0"/>
-                      <a:ext cx="4959732" cy="2664529"/>
-                    </a:xfrm>
-                    <a:prstGeom prst="rect">
-                      <a:avLst/>
-                    </a:prstGeom>
-                    <a:ln>
-                      <a:solidFill>
-                        <a:schemeClr val="tx1"/>
-                      </a:solidFill>
-                    </a:ln>
-                  </pic:spPr>
-                </pic:pic>
-              </a:graphicData>
-            </a:graphic>
-          </wp:inline>
-        </w:drawing>
-      </w:r>
-    </w:p>
-    <w:p>
-      <w:r>
-        <w:tab/>
-      </w:r>
-      <w:r>
-        <w:t>Bước 2</w:t>
-      </w:r>
-      <w:r>
-        <w:t>.</w:t>
-      </w:r>
-      <w:r>
-        <w:t xml:space="preserve"> Di Chuyển Đến Thư Mục Ứng Dụng</w:t>
-      </w:r>
-    </w:p>
-    <w:p>
-      <w:pPr>
-        <w:pStyle w:val="RegressNormal"/>
-      </w:pPr>
-      <w:r>
-        <w:t>Sử dụng lệnh cd để di chuyển đến thư mục chứa ứng dụng: cd C:\inetpub\wwwroot\YKK</w:t>
-      </w:r>
-    </w:p>
-    <w:p>
-      <w:r>
-        <w:tab/>
-      </w:r>
-      <w:r>
-        <w:t>Bước 3</w:t>
-      </w:r>
-      <w:r>
-        <w:t>.</w:t>
-      </w:r>
-      <w:r>
-        <w:t xml:space="preserve"> Chạy Lệnh Xóa Chứng Chỉ HTTPS Hiện Tại</w:t>
-      </w:r>
-    </w:p>
-    <w:p>
-      <w:pPr>
-        <w:pStyle w:val="RegressNormal"/>
-      </w:pPr>
-      <w:r>
-        <w:t>`</w:t>
-      </w:r>
-      <w:r>
-        <w:t xml:space="preserve">dotnet dev-certs https </w:t>
-      </w:r>
-      <w:r>
-        <w:t>--</w:t>
-      </w:r>
-      <w:r>
-        <w:t>clean</w:t>
-      </w:r>
-      <w:r>
-        <w:t>`. Một cửa sổ hiện lên để xác nhận, chọn “yes” để tiếp tục.</w:t>
-      </w:r>
-    </w:p>
-    <w:p>
-      <w:pPr>
-        <w:pStyle w:val="RegressNormal"/>
-      </w:pPr>
-    </w:p>
-    <w:p>
-      <w:pPr>
-        <w:ind w:left="0"/>
-        <w:jc w:val="center"/>
-      </w:pPr>
-      <w:r>
-        <w:rPr>
-          <w:noProof/>
-        </w:rPr>
-        <w:drawing>
-          <wp:inline distT="0" distB="0" distL="0" distR="0" wp14:anchorId="5F5588D1" wp14:editId="79648348">
-            <wp:extent cx="5442585" cy="2452472"/>
-            <wp:effectExtent l="19050" t="19050" r="24765" b="24130"/>
-            <wp:docPr id="1854477102" name="Picture 1" descr="A screenshot of a computer error message&#10;&#10;Description automatically generated"/>
-            <wp:cNvGraphicFramePr>
-              <a:graphicFrameLocks xmlns:a="http://schemas.openxmlformats.org/drawingml/2006/main" noChangeAspect="1"/>
-            </wp:cNvGraphicFramePr>
-            <a:graphic xmlns:a="http://schemas.openxmlformats.org/drawingml/2006/main">
-              <a:graphicData uri="http://schemas.openxmlformats.org/drawingml/2006/picture">
-                <pic:pic xmlns:pic="http://schemas.openxmlformats.org/drawingml/2006/picture">
-                  <pic:nvPicPr>
-                    <pic:cNvPr id="1854477102" name="Picture 1" descr="A screenshot of a computer error message&#10;&#10;Description automatically generated"/>
-                    <pic:cNvPicPr/>
-                  </pic:nvPicPr>
-                  <pic:blipFill>
-                    <a:blip r:embed="rId27"/>
-                    <a:stretch>
-                      <a:fillRect/>
-                    </a:stretch>
-                  </pic:blipFill>
-                  <pic:spPr>
-                    <a:xfrm>
-                      <a:off x="0" y="0"/>
-                      <a:ext cx="5443994" cy="2453107"/>
-                    </a:xfrm>
-                    <a:prstGeom prst="rect">
-                      <a:avLst/>
-                    </a:prstGeom>
-                    <a:ln>
-                      <a:solidFill>
-                        <a:schemeClr val="tx1"/>
-                      </a:solidFill>
-                    </a:ln>
-                  </pic:spPr>
-                </pic:pic>
-              </a:graphicData>
-            </a:graphic>
-          </wp:inline>
-        </w:drawing>
-      </w:r>
-    </w:p>
-    <w:p>
-      <w:r>
-        <w:tab/>
-      </w:r>
-      <w:r>
-        <w:t>Bước 4</w:t>
-      </w:r>
-      <w:r>
-        <w:t>.</w:t>
-      </w:r>
-      <w:r>
-        <w:t xml:space="preserve"> Chạy Lệnh Tạo và Tin Cậy Chứng Chỉ HTTPS Mới</w:t>
-      </w:r>
-    </w:p>
-    <w:p>
-      <w:pPr>
-        <w:pStyle w:val="RegressNormal"/>
-      </w:pPr>
-      <w:r>
-        <w:t>`</w:t>
-      </w:r>
-      <w:r>
-        <w:t xml:space="preserve">dotnet dev-certs https </w:t>
-      </w:r>
-      <w:r>
-        <w:t>--</w:t>
-      </w:r>
-      <w:r>
-        <w:t>trust</w:t>
-      </w:r>
-      <w:r>
-        <w:t>`. Một cửa sổ hiện lên để xác nhận, chọn “yes” để tiếp tục.</w:t>
-      </w:r>
-    </w:p>
-    <w:p>
-      <w:r>
-        <w:rPr>
-          <w:noProof/>
-        </w:rPr>
-        <w:lastRenderedPageBreak/>
-        <w:drawing>
-          <wp:inline distT="0" distB="0" distL="0" distR="0" wp14:anchorId="3BD0F2FD" wp14:editId="38CFC281">
-            <wp:extent cx="5053965" cy="2927958"/>
-            <wp:effectExtent l="19050" t="19050" r="13335" b="25400"/>
-            <wp:docPr id="995624561" name="Picture 1" descr="A screenshot of a computer error&#10;&#10;Description automatically generated"/>
-            <wp:cNvGraphicFramePr>
-              <a:graphicFrameLocks xmlns:a="http://schemas.openxmlformats.org/drawingml/2006/main" noChangeAspect="1"/>
-            </wp:cNvGraphicFramePr>
-            <a:graphic xmlns:a="http://schemas.openxmlformats.org/drawingml/2006/main">
-              <a:graphicData uri="http://schemas.openxmlformats.org/drawingml/2006/picture">
-                <pic:pic xmlns:pic="http://schemas.openxmlformats.org/drawingml/2006/picture">
-                  <pic:nvPicPr>
-                    <pic:cNvPr id="995624561" name="Picture 1" descr="A screenshot of a computer error&#10;&#10;Description automatically generated"/>
-                    <pic:cNvPicPr/>
-                  </pic:nvPicPr>
-                  <pic:blipFill>
-                    <a:blip r:embed="rId28"/>
-                    <a:stretch>
-                      <a:fillRect/>
-                    </a:stretch>
-                  </pic:blipFill>
-                  <pic:spPr>
-                    <a:xfrm>
-                      <a:off x="0" y="0"/>
-                      <a:ext cx="5057796" cy="2930177"/>
-                    </a:xfrm>
-                    <a:prstGeom prst="rect">
-                      <a:avLst/>
-                    </a:prstGeom>
-                    <a:ln>
-                      <a:solidFill>
-                        <a:schemeClr val="tx1"/>
-                      </a:solidFill>
-                    </a:ln>
-                  </pic:spPr>
-                </pic:pic>
-              </a:graphicData>
-            </a:graphic>
-          </wp:inline>
-        </w:drawing>
-      </w:r>
-    </w:p>
-    <w:p>
-      <w:pPr>
-        <w:pStyle w:val="Heading1"/>
-        <w:rPr>
-          <w:lang w:val="vi-VN"/>
-        </w:rPr>
-      </w:pPr>
-      <w:bookmarkStart w:id="14" w:name="_Toc154580790"/>
-      <w:r>
-        <w:rPr>
-          <w:lang w:val="vi-VN"/>
-        </w:rPr>
-        <w:t>Thêm Ứng Dụng vào IIS</w:t>
-      </w:r>
-      <w:bookmarkEnd w:id="14"/>
-    </w:p>
-    <w:p>
-      <w:r>
-        <w:tab/>
-      </w:r>
-      <w:r>
-        <w:t>Bước 1</w:t>
-      </w:r>
-      <w:r>
-        <w:t>.</w:t>
-      </w:r>
-      <w:r>
-        <w:t xml:space="preserve"> Mở IIS Manager</w:t>
-      </w:r>
-      <w:r>
-        <w:t xml:space="preserve"> từ Start Menu</w:t>
-      </w:r>
-    </w:p>
-    <w:p>
-      <w:pPr>
-        <w:pStyle w:val="RegressNormal"/>
-      </w:pPr>
-      <w:r>
-        <w:t>Tìm kiếm và chọn Internet Information Services (IIS)</w:t>
-      </w:r>
-    </w:p>
-    <w:p>
-      <w:pPr>
-        <w:jc w:val="center"/>
-      </w:pPr>
-      <w:r>
-        <w:rPr>
-          <w:noProof/>
-        </w:rPr>
-        <w:drawing>
-          <wp:inline distT="0" distB="0" distL="0" distR="0" wp14:anchorId="29D51BCD" wp14:editId="3BB05FEE">
-            <wp:extent cx="4945380" cy="2485363"/>
-            <wp:effectExtent l="19050" t="19050" r="26670" b="10795"/>
-            <wp:docPr id="43006398" name="Picture 1" descr="A screenshot of a computer&#10;&#10;Description automatically generated"/>
-            <wp:cNvGraphicFramePr>
-              <a:graphicFrameLocks xmlns:a="http://schemas.openxmlformats.org/drawingml/2006/main" noChangeAspect="1"/>
-            </wp:cNvGraphicFramePr>
-            <a:graphic xmlns:a="http://schemas.openxmlformats.org/drawingml/2006/main">
-              <a:graphicData uri="http://schemas.openxmlformats.org/drawingml/2006/picture">
-                <pic:pic xmlns:pic="http://schemas.openxmlformats.org/drawingml/2006/picture">
-                  <pic:nvPicPr>
-                    <pic:cNvPr id="43006398" name="Picture 1" descr="A screenshot of a computer&#10;&#10;Description automatically generated"/>
-                    <pic:cNvPicPr/>
-                  </pic:nvPicPr>
-                  <pic:blipFill>
-                    <a:blip r:embed="rId29"/>
-                    <a:stretch>
-                      <a:fillRect/>
-                    </a:stretch>
-                  </pic:blipFill>
-                  <pic:spPr>
-                    <a:xfrm>
-                      <a:off x="0" y="0"/>
-                      <a:ext cx="4954706" cy="2490050"/>
-                    </a:xfrm>
-                    <a:prstGeom prst="rect">
-                      <a:avLst/>
-                    </a:prstGeom>
-                    <a:ln>
-                      <a:solidFill>
-                        <a:schemeClr val="tx1"/>
-                      </a:solidFill>
-                    </a:ln>
-                  </pic:spPr>
-                </pic:pic>
-              </a:graphicData>
-            </a:graphic>
-          </wp:inline>
-        </w:drawing>
-      </w:r>
-    </w:p>
-    <w:p>
-      <w:r>
-        <w:tab/>
-      </w:r>
-      <w:r>
-        <w:t>Bước 2</w:t>
-      </w:r>
-      <w:r>
-        <w:t>.</w:t>
-      </w:r>
-      <w:r>
-        <w:t xml:space="preserve"> Chọn "Sites" và Thêm Website Mới</w:t>
-      </w:r>
-    </w:p>
-    <w:p>
-      <w:pPr>
-        <w:pStyle w:val="RegressNormal"/>
-      </w:pPr>
-      <w:r>
-        <w:t xml:space="preserve">1. </w:t>
-      </w:r>
-      <w:r>
-        <w:t>Trong cửa sổ IIS Manager, chọn "Sites" trong cây danh sách bên trái.</w:t>
-      </w:r>
-    </w:p>
-    <w:p>
-      <w:pPr>
-        <w:pStyle w:val="RegressNormal"/>
-      </w:pPr>
-      <w:r>
-        <w:t xml:space="preserve">2. </w:t>
-      </w:r>
-      <w:r>
-        <w:t>Chuột phải vào "Sites" và chọn "Add Website..."</w:t>
-      </w:r>
-    </w:p>
-    <w:p>
-      <w:pPr>
-        <w:pStyle w:val="RegressNormal"/>
-      </w:pPr>
-    </w:p>
-    <w:p>
-      <w:pPr>
-        <w:ind w:left="0"/>
-      </w:pPr>
-      <w:r>
-        <w:rPr>
-          <w:noProof/>
-        </w:rPr>
-        <w:lastRenderedPageBreak/>
-        <w:drawing>
-          <wp:inline distT="0" distB="0" distL="0" distR="0" wp14:anchorId="1432B591" wp14:editId="21B7A020">
-            <wp:extent cx="6318885" cy="1801495"/>
-            <wp:effectExtent l="19050" t="19050" r="24765" b="27305"/>
-            <wp:docPr id="23776738" name="Picture 1" descr="A screenshot of a computer&#10;&#10;Description automatically generated"/>
-            <wp:cNvGraphicFramePr>
-              <a:graphicFrameLocks xmlns:a="http://schemas.openxmlformats.org/drawingml/2006/main" noChangeAspect="1"/>
-            </wp:cNvGraphicFramePr>
-            <a:graphic xmlns:a="http://schemas.openxmlformats.org/drawingml/2006/main">
-              <a:graphicData uri="http://schemas.openxmlformats.org/drawingml/2006/picture">
-                <pic:pic xmlns:pic="http://schemas.openxmlformats.org/drawingml/2006/picture">
-                  <pic:nvPicPr>
-                    <pic:cNvPr id="23776738" name="Picture 1" descr="A screenshot of a computer&#10;&#10;Description automatically generated"/>
-                    <pic:cNvPicPr/>
-                  </pic:nvPicPr>
-                  <pic:blipFill>
-                    <a:blip r:embed="rId30"/>
-                    <a:stretch>
-                      <a:fillRect/>
-                    </a:stretch>
-                  </pic:blipFill>
-                  <pic:spPr>
-                    <a:xfrm>
-                      <a:off x="0" y="0"/>
-                      <a:ext cx="6318885" cy="1801495"/>
-                    </a:xfrm>
-                    <a:prstGeom prst="rect">
-                      <a:avLst/>
-                    </a:prstGeom>
-                    <a:ln>
-                      <a:solidFill>
-                        <a:schemeClr val="tx1"/>
-                      </a:solidFill>
-                    </a:ln>
-                  </pic:spPr>
-                </pic:pic>
-              </a:graphicData>
-            </a:graphic>
-          </wp:inline>
-        </w:drawing>
-      </w:r>
-    </w:p>
-    <w:p>
-      <w:r>
-        <w:tab/>
-      </w:r>
-      <w:r>
-        <w:t>Bước 3: Điền Thông Tin Cơ Bản</w:t>
-      </w:r>
-    </w:p>
-    <w:p>
-      <w:pPr>
-        <w:pStyle w:val="RegressNormal"/>
-      </w:pPr>
-      <w:r>
-        <w:t>Trong hộp thoại "Add Website," điền các thông tin cơ bản:</w:t>
-      </w:r>
-    </w:p>
-    <w:p>
-      <w:pPr>
-        <w:pStyle w:val="RegressNormal"/>
-      </w:pPr>
-      <w:r>
-        <w:t xml:space="preserve">+ </w:t>
-      </w:r>
-      <w:r>
-        <w:t>Site Name: Nhập tên cho website, ví dụ, "YKK_App"</w:t>
-      </w:r>
-    </w:p>
-    <w:p>
-      <w:pPr>
-        <w:pStyle w:val="RegressNormal"/>
-      </w:pPr>
-      <w:r>
-        <w:t xml:space="preserve">+ </w:t>
-      </w:r>
-      <w:r>
-        <w:t>Physical Path: Chọn đường dẫn đến thư mục triển khai của ứng dụng, ví dụ, `C:\inetpub\wwwroot\YKK_App`.</w:t>
-      </w:r>
-    </w:p>
-    <w:p>
-      <w:pPr>
-        <w:pStyle w:val="RegressNormal"/>
-      </w:pPr>
-      <w:r>
-        <w:t xml:space="preserve">+ </w:t>
-      </w:r>
-      <w:r>
-        <w:t>Type: Chọn "http"</w:t>
-      </w:r>
-    </w:p>
-    <w:p>
-      <w:pPr>
-        <w:pStyle w:val="RegressNormal"/>
-      </w:pPr>
-      <w:r>
-        <w:t xml:space="preserve">+ </w:t>
-      </w:r>
-      <w:r>
-        <w:t>IP Address: Chọn địa chỉ IP cho website (hoặc giữ nguyên "All Unassigned" để sử dụng mặc định).</w:t>
-      </w:r>
-    </w:p>
-    <w:p>
-      <w:pPr>
-        <w:pStyle w:val="RegressNormal"/>
-      </w:pPr>
-      <w:r>
-        <w:t xml:space="preserve">+ </w:t>
-      </w:r>
-      <w:r>
-        <w:t>Port: Chọn địa chỉ port cho website, ví dụ "5025"</w:t>
-      </w:r>
-      <w:r>
-        <w:t>.</w:t>
-      </w:r>
-    </w:p>
-    <w:p>
-      <w:pPr>
-        <w:pStyle w:val="RegressNormal"/>
-        <w:ind w:left="0"/>
-        <w:jc w:val="center"/>
-      </w:pPr>
-      <w:r>
-        <w:rPr>
-          <w:noProof/>
-        </w:rPr>
-        <w:drawing>
-          <wp:inline distT="0" distB="0" distL="0" distR="0" wp14:anchorId="7A813A34" wp14:editId="6FA73653">
-            <wp:extent cx="4789879" cy="3628390"/>
-            <wp:effectExtent l="19050" t="19050" r="10795" b="10160"/>
-            <wp:docPr id="1684007566" name="Picture 1" descr="A screenshot of a computer&#10;&#10;Description automatically generated"/>
-            <wp:cNvGraphicFramePr>
-              <a:graphicFrameLocks xmlns:a="http://schemas.openxmlformats.org/drawingml/2006/main" noChangeAspect="1"/>
-            </wp:cNvGraphicFramePr>
-            <a:graphic xmlns:a="http://schemas.openxmlformats.org/drawingml/2006/main">
-              <a:graphicData uri="http://schemas.openxmlformats.org/drawingml/2006/picture">
-                <pic:pic xmlns:pic="http://schemas.openxmlformats.org/drawingml/2006/picture">
-                  <pic:nvPicPr>
-                    <pic:cNvPr id="1684007566" name="Picture 1" descr="A screenshot of a computer&#10;&#10;Description automatically generated"/>
-                    <pic:cNvPicPr/>
-                  </pic:nvPicPr>
-                  <pic:blipFill>
-                    <a:blip r:embed="rId31"/>
-                    <a:stretch>
-                      <a:fillRect/>
-                    </a:stretch>
-                  </pic:blipFill>
-                  <pic:spPr>
-                    <a:xfrm>
-                      <a:off x="0" y="0"/>
-                      <a:ext cx="4795002" cy="3632271"/>
-                    </a:xfrm>
-                    <a:prstGeom prst="rect">
-                      <a:avLst/>
-                    </a:prstGeom>
-                    <a:ln>
-                      <a:solidFill>
-                        <a:schemeClr val="tx1"/>
-                      </a:solidFill>
-                    </a:ln>
-                  </pic:spPr>
-                </pic:pic>
-              </a:graphicData>
-            </a:graphic>
-          </wp:inline>
-        </w:drawing>
-      </w:r>
-    </w:p>
-    <w:p>
-      <w:r>
-        <w:t>Bước 4: Lưu và Khởi Động Website</w:t>
-      </w:r>
-    </w:p>
-    <w:p>
-      <w:pPr>
-        <w:pStyle w:val="RegressNormal"/>
-      </w:pPr>
-      <w:r>
-        <w:t xml:space="preserve">1. </w:t>
-      </w:r>
-      <w:r>
-        <w:t xml:space="preserve">Lựa chọn </w:t>
-      </w:r>
-      <w:r>
-        <w:t>“</w:t>
-      </w:r>
-      <w:r>
-        <w:t>Start Website immediately</w:t>
-      </w:r>
-      <w:r>
-        <w:t>”.</w:t>
-      </w:r>
-    </w:p>
-    <w:p>
-      <w:pPr>
-        <w:pStyle w:val="RegressNormal"/>
-      </w:pPr>
-      <w:r>
-        <w:t xml:space="preserve">2. </w:t>
-      </w:r>
-      <w:r>
-        <w:t>Nhấn "OK" để lưu tất cả các cấu hình.</w:t>
-      </w:r>
-    </w:p>
-    <w:p>
-      <w:pPr>
-        <w:pStyle w:val="RegressNormal"/>
-        <w:ind w:left="0"/>
-        <w:jc w:val="center"/>
-      </w:pPr>
-      <w:r>
-        <w:rPr>
-          <w:noProof/>
-        </w:rPr>
-        <w:lastRenderedPageBreak/>
-        <w:drawing>
-          <wp:inline distT="0" distB="0" distL="0" distR="0" wp14:anchorId="2626F237" wp14:editId="1D0939E2">
-            <wp:extent cx="4898750" cy="3469640"/>
-            <wp:effectExtent l="19050" t="19050" r="16510" b="16510"/>
-            <wp:docPr id="1591772607" name="Picture 1" descr="A screenshot of a computer&#10;&#10;Description automatically generated"/>
-            <wp:cNvGraphicFramePr>
-              <a:graphicFrameLocks xmlns:a="http://schemas.openxmlformats.org/drawingml/2006/main" noChangeAspect="1"/>
-            </wp:cNvGraphicFramePr>
-            <a:graphic xmlns:a="http://schemas.openxmlformats.org/drawingml/2006/main">
-              <a:graphicData uri="http://schemas.openxmlformats.org/drawingml/2006/picture">
-                <pic:pic xmlns:pic="http://schemas.openxmlformats.org/drawingml/2006/picture">
-                  <pic:nvPicPr>
-                    <pic:cNvPr id="1591772607" name="Picture 1" descr="A screenshot of a computer&#10;&#10;Description automatically generated"/>
-                    <pic:cNvPicPr/>
-                  </pic:nvPicPr>
-                  <pic:blipFill>
-                    <a:blip r:embed="rId32"/>
-                    <a:stretch>
-                      <a:fillRect/>
-                    </a:stretch>
-                  </pic:blipFill>
-                  <pic:spPr>
-                    <a:xfrm>
-                      <a:off x="0" y="0"/>
-                      <a:ext cx="4900121" cy="3470611"/>
-                    </a:xfrm>
-                    <a:prstGeom prst="rect">
-                      <a:avLst/>
-                    </a:prstGeom>
-                    <a:ln>
-                      <a:solidFill>
-                        <a:schemeClr val="tx1"/>
-                      </a:solidFill>
-                    </a:ln>
-                  </pic:spPr>
-                </pic:pic>
-              </a:graphicData>
-            </a:graphic>
-          </wp:inline>
-        </w:drawing>
-      </w:r>
-    </w:p>
-    <w:p>
-      <w:pPr>
-        <w:pStyle w:val="Heading1"/>
-      </w:pPr>
-      <w:bookmarkStart w:id="15" w:name="_Toc154580791"/>
-      <w:r>
-        <w:t>Kiểm Tra và Hoàn Thiện</w:t>
-      </w:r>
-      <w:bookmarkEnd w:id="15"/>
-    </w:p>
-    <w:p>
-      <w:pPr>
-        <w:pStyle w:val="Heading2"/>
-      </w:pPr>
-      <w:bookmarkStart w:id="16" w:name="_Toc154580792"/>
-      <w:r>
-        <w:t>Mở trình duyệt</w:t>
-      </w:r>
-      <w:bookmarkEnd w:id="16"/>
-    </w:p>
-    <w:p>
-      <w:r>
-        <w:tab/>
-      </w:r>
-      <w:r>
-        <w:t xml:space="preserve">Bước 1. </w:t>
-      </w:r>
-      <w:r>
-        <w:t>Mở trình duyệt web trên máy tính của bạn.</w:t>
-      </w:r>
-    </w:p>
-    <w:p>
-      <w:r>
-        <w:tab/>
-      </w:r>
-      <w:r>
-        <w:t xml:space="preserve">Bước 2. </w:t>
-      </w:r>
-      <w:r>
-        <w:t>Nhập địa chỉ http://localhost:5025 (hoặc port tương ứng theo cấu hình binding) vào thanh địa chỉ để truy cập.</w:t>
-      </w:r>
-    </w:p>
-    <w:p>
-      <w:pPr>
-        <w:ind w:left="0"/>
-        <w:jc w:val="center"/>
-      </w:pPr>
-      <w:r>
-        <w:rPr>
-          <w:noProof/>
-        </w:rPr>
-        <w:drawing>
-          <wp:inline distT="0" distB="0" distL="0" distR="0" wp14:anchorId="5FDFE163" wp14:editId="256E0C6B">
-            <wp:extent cx="5716905" cy="1771775"/>
-            <wp:effectExtent l="19050" t="19050" r="17145" b="19050"/>
-            <wp:docPr id="945515728" name="Picture 1" descr="A white and blue screen&#10;&#10;Description automatically generated with medium confidence"/>
-            <wp:cNvGraphicFramePr>
-              <a:graphicFrameLocks xmlns:a="http://schemas.openxmlformats.org/drawingml/2006/main" noChangeAspect="1"/>
-            </wp:cNvGraphicFramePr>
-            <a:graphic xmlns:a="http://schemas.openxmlformats.org/drawingml/2006/main">
-              <a:graphicData uri="http://schemas.openxmlformats.org/drawingml/2006/picture">
-                <pic:pic xmlns:pic="http://schemas.openxmlformats.org/drawingml/2006/picture">
-                  <pic:nvPicPr>
-                    <pic:cNvPr id="945515728" name="Picture 1" descr="A white and blue screen&#10;&#10;Description automatically generated with medium confidence"/>
-                    <pic:cNvPicPr/>
-                  </pic:nvPicPr>
-                  <pic:blipFill>
-                    <a:blip r:embed="rId33"/>
-                    <a:stretch>
-                      <a:fillRect/>
-                    </a:stretch>
-                  </pic:blipFill>
-                  <pic:spPr>
-                    <a:xfrm>
-                      <a:off x="0" y="0"/>
-                      <a:ext cx="5719674" cy="1772633"/>
-                    </a:xfrm>
-                    <a:prstGeom prst="rect">
-                      <a:avLst/>
-                    </a:prstGeom>
-                    <a:ln>
-                      <a:solidFill>
-                        <a:schemeClr val="tx1"/>
-                      </a:solidFill>
-                    </a:ln>
-                  </pic:spPr>
-                </pic:pic>
-              </a:graphicData>
-            </a:graphic>
-          </wp:inline>
-        </w:drawing>
-      </w:r>
-    </w:p>
-    <w:p>
-      <w:pPr>
-        <w:pStyle w:val="Heading2"/>
-      </w:pPr>
-      <w:bookmarkStart w:id="17" w:name="_Toc154580793"/>
-      <w:r>
-        <w:t>Kiểm Tra Từng Phần Trang Web và Kiểm Tra Logs</w:t>
-      </w:r>
-      <w:bookmarkEnd w:id="17"/>
-    </w:p>
-    <w:p>
-      <w:r>
-        <w:tab/>
-      </w:r>
-      <w:r>
-        <w:t>Kiểm tra từng phần của trang web để đảm bảo rằng mọi chức năng hoạt động đúng đắn.</w:t>
-      </w:r>
-    </w:p>
-    <w:p>
-      <w:r>
-        <w:tab/>
-      </w:r>
-      <w:r>
-        <w:t>Nếu có lỗi, ghi chú lại thông điệp lỗi và chi tiết liên quan, và liên hệ với bộ phận hỗ trợ hoặc người phát triển để giải quyết vấn đề.</w:t>
-      </w:r>
-    </w:p>
     <w:sectPr>
-      <w:headerReference w:type="even" r:id="rId34"/>
-      <w:headerReference w:type="default" r:id="rId35"/>
-      <w:footerReference w:type="even" r:id="rId36"/>
-      <w:footerReference w:type="default" r:id="rId37"/>
-      <w:headerReference w:type="first" r:id="rId38"/>
-      <w:footerReference w:type="first" r:id="rId39"/>
+      <w:headerReference w:type="default" r:id="rId12"/>
+      <w:footerReference w:type="default" r:id="rId13"/>
+      <w:headerReference w:type="first" r:id="rId14"/>
+      <w:footerReference w:type="first" r:id="rId15"/>
       <w:pgSz w:w="11906" w:h="16838" w:code="9"/>
       <w:pgMar w:top="1701" w:right="849" w:bottom="1951" w:left="539" w:header="567" w:footer="567" w:gutter="567"/>
       <w:cols w:space="425"/>
@@ -4947,16 +619,6 @@
 </file>
 
 <file path=word/footer1.xml><?xml version="1.0" encoding="utf-8"?>
-<w:ftr xmlns:wpc="http://schemas.microsoft.com/office/word/2010/wordprocessingCanvas" xmlns:cx="http://schemas.microsoft.com/office/drawing/2014/chartex" xmlns:cx1="http://schemas.microsoft.com/office/drawing/2015/9/8/chartex" xmlns:cx2="http://schemas.microsoft.com/office/drawing/2015/10/21/chartex" xmlns:cx3="http://schemas.microsoft.com/office/drawing/2016/5/9/chartex" xmlns:cx4="http://schemas.microsoft.com/office/drawing/2016/5/10/chartex" xmlns:cx5="http://schemas.microsoft.com/office/drawing/2016/5/11/chartex" xmlns:cx6="http://schemas.microsoft.com/office/drawing/2016/5/12/chartex" xmlns:cx7="http://schemas.microsoft.com/office/drawing/2016/5/13/chartex" xmlns:cx8="http://schemas.microsoft.com/office/drawing/2016/5/14/chartex" xmlns:mc="http://schemas.openxmlformats.org/markup-compatibility/2006" xmlns:aink="http://schemas.microsoft.com/office/drawing/2016/ink" xmlns:am3d="http://schemas.microsoft.com/office/drawing/2017/model3d" xmlns:o="urn:schemas-microsoft-com:office:office" xmlns:oel="http://schemas.microsoft.com/office/2019/extlst" xmlns:r="http://schemas.openxmlformats.org/officeDocument/2006/relationships" xmlns:m="http://schemas.openxmlformats.org/officeDocument/2006/math" xmlns:v="urn:schemas-microsoft-com:vml" xmlns:wp14="http://schemas.microsoft.com/office/word/2010/wordprocessingDrawing" xmlns:wp="http://schemas.openxmlformats.org/drawingml/2006/wordprocessingDrawing" xmlns:w10="urn:schemas-microsoft-com:office:word" xmlns:w="http://schemas.openxmlformats.org/wordprocessingml/2006/main" xmlns:w14="http://schemas.microsoft.com/office/word/2010/wordml" xmlns:w15="http://schemas.microsoft.com/office/word/2012/wordml" xmlns:w16cex="http://schemas.microsoft.com/office/word/2018/wordml/cex" xmlns:w16cid="http://schemas.microsoft.com/office/word/2016/wordml/cid" xmlns:w16="http://schemas.microsoft.com/office/word/2018/wordml" xmlns:w16du="http://schemas.microsoft.com/office/word/2023/wordml/word16du" xmlns:w16sdtdh="http://schemas.microsoft.com/office/word/2020/wordml/sdtdatahash" xmlns:w16sdtfl="http://schemas.microsoft.com/office/word/2024/wordml/sdtformatlock" xmlns:w16se="http://schemas.microsoft.com/office/word/2015/wordml/symex" xmlns:wpg="http://schemas.microsoft.com/office/word/2010/wordprocessingGroup" xmlns:wpi="http://schemas.microsoft.com/office/word/2010/wordprocessingInk" xmlns:wne="http://schemas.microsoft.com/office/word/2006/wordml" xmlns:wps="http://schemas.microsoft.com/office/word/2010/wordprocessingShape" mc:Ignorable="w14 w15 w16se w16cid w16 w16cex w16sdtdh w16sdtfl w16du wp14">
-  <w:p>
-    <w:pPr>
-      <w:pStyle w:val="Footer"/>
-    </w:pPr>
-  </w:p>
-</w:ftr>
-</file>
-
-<file path=word/footer2.xml><?xml version="1.0" encoding="utf-8"?>
 <w:ftr xmlns:wpc="http://schemas.microsoft.com/office/word/2010/wordprocessingCanvas" xmlns:cx="http://schemas.microsoft.com/office/drawing/2014/chartex" xmlns:cx1="http://schemas.microsoft.com/office/drawing/2015/9/8/chartex" xmlns:cx2="http://schemas.microsoft.com/office/drawing/2015/10/21/chartex" xmlns:cx3="http://schemas.microsoft.com/office/drawing/2016/5/9/chartex" xmlns:cx4="http://schemas.microsoft.com/office/drawing/2016/5/10/chartex" xmlns:cx5="http://schemas.microsoft.com/office/drawing/2016/5/11/chartex" xmlns:cx6="http://schemas.microsoft.com/office/drawing/2016/5/12/chartex" xmlns:cx7="http://schemas.microsoft.com/office/drawing/2016/5/13/chartex" xmlns:cx8="http://schemas.microsoft.com/office/drawing/2016/5/14/chartex" xmlns:mc="http://schemas.openxmlformats.org/markup-compatibility/2006" xmlns:aink="http://schemas.microsoft.com/office/drawing/2016/ink" xmlns:am3d="http://schemas.microsoft.com/office/drawing/2017/model3d" xmlns:o="urn:schemas-microsoft-com:office:office" xmlns:oel="http://schemas.microsoft.com/office/2019/extlst" xmlns:r="http://schemas.openxmlformats.org/officeDocument/2006/relationships" xmlns:m="http://schemas.openxmlformats.org/officeDocument/2006/math" xmlns:v="urn:schemas-microsoft-com:vml" xmlns:wp14="http://schemas.microsoft.com/office/word/2010/wordprocessingDrawing" xmlns:wp="http://schemas.openxmlformats.org/drawingml/2006/wordprocessingDrawing" xmlns:w10="urn:schemas-microsoft-com:office:word" xmlns:w="http://schemas.openxmlformats.org/wordprocessingml/2006/main" xmlns:w14="http://schemas.microsoft.com/office/word/2010/wordml" xmlns:w15="http://schemas.microsoft.com/office/word/2012/wordml" xmlns:w16cex="http://schemas.microsoft.com/office/word/2018/wordml/cex" xmlns:w16cid="http://schemas.microsoft.com/office/word/2016/wordml/cid" xmlns:w16="http://schemas.microsoft.com/office/word/2018/wordml" xmlns:w16du="http://schemas.microsoft.com/office/word/2023/wordml/word16du" xmlns:w16sdtdh="http://schemas.microsoft.com/office/word/2020/wordml/sdtdatahash" xmlns:w16sdtfl="http://schemas.microsoft.com/office/word/2024/wordml/sdtformatlock" xmlns:w16se="http://schemas.microsoft.com/office/word/2015/wordml/symex" xmlns:wpg="http://schemas.microsoft.com/office/word/2010/wordprocessingGroup" xmlns:wpi="http://schemas.microsoft.com/office/word/2010/wordprocessingInk" xmlns:wne="http://schemas.microsoft.com/office/word/2006/wordml" xmlns:wps="http://schemas.microsoft.com/office/word/2010/wordprocessingShape" mc:Ignorable="w14 w15 w16se w16cid w16 w16cex w16sdtdh w16sdtfl w16du wp14">
   <w:p>
     <w:pPr>
@@ -5073,7 +735,7 @@
               <v:stroke joinstyle="miter"/>
               <v:path gradientshapeok="t" o:connecttype="rect"/>
             </v:shapetype>
-            <v:shape id="Text Box 55" o:spid="_x0000_s1044" type="#_x0000_t202" style="position:absolute;left:0;text-align:left;margin-left:-7.9pt;margin-top:-9.75pt;width:509.55pt;height:12.85pt;z-index:251661312;visibility:visible;mso-wrap-style:square;mso-width-percent:0;mso-height-percent:0;mso-wrap-distance-left:9pt;mso-wrap-distance-top:0;mso-wrap-distance-right:9pt;mso-wrap-distance-bottom:0;mso-position-horizontal:absolute;mso-position-horizontal-relative:text;mso-position-vertical:absolute;mso-position-vertical-relative:text;mso-width-percent:0;mso-height-percent:0;mso-width-relative:page;mso-height-relative:page;v-text-anchor:top" o:gfxdata="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" stroked="f">
+            <v:shape id="Text Box 55" o:spid="_x0000_s1026" type="#_x0000_t202" style="position:absolute;left:0;text-align:left;margin-left:-7.9pt;margin-top:-9.75pt;width:509.55pt;height:12.85pt;z-index:251661312;visibility:visible;mso-wrap-style:square;mso-width-percent:0;mso-height-percent:0;mso-wrap-distance-left:9pt;mso-wrap-distance-top:0;mso-wrap-distance-right:9pt;mso-wrap-distance-bottom:0;mso-position-horizontal:absolute;mso-position-horizontal-relative:text;mso-position-vertical:absolute;mso-position-vertical-relative:text;mso-width-percent:0;mso-height-percent:0;mso-width-relative:page;mso-height-relative:page;v-text-anchor:top" o:gfxdata="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" stroked="f">
               <v:textbox inset=",.1mm,,.1mm">
                 <w:txbxContent>
                   <w:p>
@@ -5641,7 +1303,7 @@
         </mc:Choice>
         <mc:Fallback>
           <w:pict>
-            <v:shape w14:anchorId="03627F62" id="Text Box 12" o:spid="_x0000_s1045" type="#_x0000_t202" style="position:absolute;left:0;text-align:left;margin-left:193.55pt;margin-top:-48.75pt;width:24pt;height:13pt;z-index:251662336;visibility:visible;mso-wrap-style:square;mso-width-percent:0;mso-height-percent:0;mso-wrap-distance-left:9pt;mso-wrap-distance-top:0;mso-wrap-distance-right:9pt;mso-wrap-distance-bottom:0;mso-position-horizontal:absolute;mso-position-horizontal-relative:text;mso-position-vertical:absolute;mso-position-vertical-relative:text;mso-width-percent:0;mso-height-percent:0;mso-width-relative:page;mso-height-relative:page;v-text-anchor:top" o:gfxdata="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" strokeweight=".5pt">
+            <v:shape w14:anchorId="03627F62" id="Text Box 12" o:spid="_x0000_s1027" type="#_x0000_t202" style="position:absolute;left:0;text-align:left;margin-left:193.55pt;margin-top:-48.75pt;width:24pt;height:13pt;z-index:251662336;visibility:visible;mso-wrap-style:square;mso-width-percent:0;mso-height-percent:0;mso-wrap-distance-left:9pt;mso-wrap-distance-top:0;mso-wrap-distance-right:9pt;mso-wrap-distance-bottom:0;mso-position-horizontal:absolute;mso-position-horizontal-relative:text;mso-position-vertical:absolute;mso-position-vertical-relative:text;mso-width-percent:0;mso-height-percent:0;mso-width-relative:page;mso-height-relative:page;v-text-anchor:top" o:gfxdata="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" strokeweight=".5pt">
               <v:textbox inset="1.5mm,.1mm,,.1mm">
                 <w:txbxContent>
                   <w:p>
@@ -5736,7 +1398,7 @@
         </mc:Choice>
         <mc:Fallback>
           <w:pict>
-            <v:shape w14:anchorId="24E4A96A" id="Text Box 16" o:spid="_x0000_s1046" type="#_x0000_t202" style="position:absolute;left:0;text-align:left;margin-left:217.25pt;margin-top:-48.75pt;width:284.4pt;height:13pt;z-index:251670528;visibility:visible;mso-wrap-style:square;mso-width-percent:0;mso-height-percent:0;mso-wrap-distance-left:9pt;mso-wrap-distance-top:0;mso-wrap-distance-right:9pt;mso-wrap-distance-bottom:0;mso-position-horizontal:absolute;mso-position-horizontal-relative:text;mso-position-vertical:absolute;mso-position-vertical-relative:text;mso-width-percent:0;mso-height-percent:0;mso-width-relative:page;mso-height-relative:page;v-text-anchor:top" o:gfxdata="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" strokeweight=".5pt">
+            <v:shape w14:anchorId="24E4A96A" id="Text Box 16" o:spid="_x0000_s1028" type="#_x0000_t202" style="position:absolute;left:0;text-align:left;margin-left:217.25pt;margin-top:-48.75pt;width:284.4pt;height:13pt;z-index:251670528;visibility:visible;mso-wrap-style:square;mso-width-percent:0;mso-height-percent:0;mso-wrap-distance-left:9pt;mso-wrap-distance-top:0;mso-wrap-distance-right:9pt;mso-wrap-distance-bottom:0;mso-position-horizontal:absolute;mso-position-horizontal-relative:text;mso-position-vertical:absolute;mso-position-vertical-relative:text;mso-width-percent:0;mso-height-percent:0;mso-width-relative:page;mso-height-relative:page;v-text-anchor:top" o:gfxdata="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" strokeweight=".5pt">
               <v:textbox inset=",.1mm,,.1mm">
                 <w:txbxContent>
                   <w:p/>
@@ -5818,7 +1480,7 @@
         </mc:Choice>
         <mc:Fallback>
           <w:pict>
-            <v:shape w14:anchorId="15F9F971" id="Text Box 15" o:spid="_x0000_s1047" type="#_x0000_t202" style="position:absolute;left:0;text-align:left;margin-left:217.25pt;margin-top:-35.75pt;width:284.4pt;height:13pt;z-index:251669504;visibility:visible;mso-wrap-style:square;mso-width-percent:0;mso-height-percent:0;mso-wrap-distance-left:9pt;mso-wrap-distance-top:0;mso-wrap-distance-right:9pt;mso-wrap-distance-bottom:0;mso-position-horizontal:absolute;mso-position-horizontal-relative:text;mso-position-vertical:absolute;mso-position-vertical-relative:text;mso-width-percent:0;mso-height-percent:0;mso-width-relative:page;mso-height-relative:page;v-text-anchor:top" o:gfxdata="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" strokeweight=".5pt">
+            <v:shape w14:anchorId="15F9F971" id="Text Box 15" o:spid="_x0000_s1029" type="#_x0000_t202" style="position:absolute;left:0;text-align:left;margin-left:217.25pt;margin-top:-35.75pt;width:284.4pt;height:13pt;z-index:251669504;visibility:visible;mso-wrap-style:square;mso-width-percent:0;mso-height-percent:0;mso-wrap-distance-left:9pt;mso-wrap-distance-top:0;mso-wrap-distance-right:9pt;mso-wrap-distance-bottom:0;mso-position-horizontal:absolute;mso-position-horizontal-relative:text;mso-position-vertical:absolute;mso-position-vertical-relative:text;mso-width-percent:0;mso-height-percent:0;mso-width-relative:page;mso-height-relative:page;v-text-anchor:top" o:gfxdata="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" strokeweight=".5pt">
               <v:textbox inset=",.1mm,,.1mm">
                 <w:txbxContent>
                   <w:p/>
@@ -5900,7 +1562,7 @@
         </mc:Choice>
         <mc:Fallback>
           <w:pict>
-            <v:shape w14:anchorId="6FD0EA4C" id="Text Box 14" o:spid="_x0000_s1048" type="#_x0000_t202" style="position:absolute;left:0;text-align:left;margin-left:217.25pt;margin-top:-22.75pt;width:284.4pt;height:13pt;z-index:251668480;visibility:visible;mso-wrap-style:square;mso-width-percent:0;mso-height-percent:0;mso-wrap-distance-left:9pt;mso-wrap-distance-top:0;mso-wrap-distance-right:9pt;mso-wrap-distance-bottom:0;mso-position-horizontal:absolute;mso-position-horizontal-relative:text;mso-position-vertical:absolute;mso-position-vertical-relative:text;mso-width-percent:0;mso-height-percent:0;mso-width-relative:page;mso-height-relative:page;v-text-anchor:top" o:gfxdata="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" strokeweight=".5pt">
+            <v:shape w14:anchorId="6FD0EA4C" id="Text Box 14" o:spid="_x0000_s1030" type="#_x0000_t202" style="position:absolute;left:0;text-align:left;margin-left:217.25pt;margin-top:-22.75pt;width:284.4pt;height:13pt;z-index:251668480;visibility:visible;mso-wrap-style:square;mso-width-percent:0;mso-height-percent:0;mso-wrap-distance-left:9pt;mso-wrap-distance-top:0;mso-wrap-distance-right:9pt;mso-wrap-distance-bottom:0;mso-position-horizontal:absolute;mso-position-horizontal-relative:text;mso-position-vertical:absolute;mso-position-vertical-relative:text;mso-width-percent:0;mso-height-percent:0;mso-width-relative:page;mso-height-relative:page;v-text-anchor:top" o:gfxdata="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" strokeweight=".5pt">
               <v:textbox inset=",.1mm,,.1mm">
                 <w:txbxContent>
                   <w:p/>
@@ -5995,7 +1657,7 @@
         </mc:Choice>
         <mc:Fallback>
           <w:pict>
-            <v:shape w14:anchorId="304CE542" id="Text Box 47" o:spid="_x0000_s1049" type="#_x0000_t202" style="position:absolute;left:0;text-align:left;margin-left:193.55pt;margin-top:-35.75pt;width:23.7pt;height:13pt;z-index:251683840;visibility:visible;mso-wrap-style:square;mso-width-percent:0;mso-height-percent:0;mso-wrap-distance-left:9pt;mso-wrap-distance-top:0;mso-wrap-distance-right:9pt;mso-wrap-distance-bottom:0;mso-position-horizontal:absolute;mso-position-horizontal-relative:text;mso-position-vertical:absolute;mso-position-vertical-relative:text;mso-width-percent:0;mso-height-percent:0;mso-width-relative:page;mso-height-relative:page;v-text-anchor:top" o:gfxdata="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" strokeweight=".5pt">
+            <v:shape w14:anchorId="304CE542" id="Text Box 47" o:spid="_x0000_s1031" type="#_x0000_t202" style="position:absolute;left:0;text-align:left;margin-left:193.55pt;margin-top:-35.75pt;width:23.7pt;height:13pt;z-index:251683840;visibility:visible;mso-wrap-style:square;mso-width-percent:0;mso-height-percent:0;mso-wrap-distance-left:9pt;mso-wrap-distance-top:0;mso-wrap-distance-right:9pt;mso-wrap-distance-bottom:0;mso-position-horizontal:absolute;mso-position-horizontal-relative:text;mso-position-vertical:absolute;mso-position-vertical-relative:text;mso-width-percent:0;mso-height-percent:0;mso-width-relative:page;mso-height-relative:page;v-text-anchor:top" o:gfxdata="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" strokeweight=".5pt">
               <v:textbox inset="1.5mm,.1mm,,.1mm">
                 <w:txbxContent>
                   <w:p>
@@ -6103,7 +1765,7 @@
         </mc:Choice>
         <mc:Fallback>
           <w:pict>
-            <v:shape w14:anchorId="5CEB10BF" id="Text Box 50" o:spid="_x0000_s1050" type="#_x0000_t202" style="position:absolute;left:0;text-align:left;margin-left:193.55pt;margin-top:-22.75pt;width:23.7pt;height:13pt;z-index:251686912;visibility:visible;mso-wrap-style:square;mso-width-percent:0;mso-height-percent:0;mso-wrap-distance-left:9pt;mso-wrap-distance-top:0;mso-wrap-distance-right:9pt;mso-wrap-distance-bottom:0;mso-position-horizontal:absolute;mso-position-horizontal-relative:text;mso-position-vertical:absolute;mso-position-vertical-relative:text;mso-width-percent:0;mso-height-percent:0;mso-width-relative:page;mso-height-relative:page;v-text-anchor:top" o:gfxdata="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" strokeweight=".5pt">
+            <v:shape w14:anchorId="5CEB10BF" id="Text Box 50" o:spid="_x0000_s1032" type="#_x0000_t202" style="position:absolute;left:0;text-align:left;margin-left:193.55pt;margin-top:-22.75pt;width:23.7pt;height:13pt;z-index:251686912;visibility:visible;mso-wrap-style:square;mso-width-percent:0;mso-height-percent:0;mso-wrap-distance-left:9pt;mso-wrap-distance-top:0;mso-wrap-distance-right:9pt;mso-wrap-distance-bottom:0;mso-position-horizontal:absolute;mso-position-horizontal-relative:text;mso-position-vertical:absolute;mso-position-vertical-relative:text;mso-width-percent:0;mso-height-percent:0;mso-width-relative:page;mso-height-relative:page;v-text-anchor:top" o:gfxdata="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" strokeweight=".5pt">
               <v:textbox inset="1.5mm,.1mm,,.1mm">
                 <w:txbxContent>
                   <w:p>
@@ -6213,7 +1875,7 @@
         </mc:Choice>
         <mc:Fallback>
           <w:pict>
-            <v:shape w14:anchorId="11BB1964" id="Text Box 10" o:spid="_x0000_s1051" type="#_x0000_t202" style="position:absolute;left:0;text-align:left;margin-left:-7.9pt;margin-top:-48.75pt;width:201.45pt;height:39pt;z-index:251667456;visibility:visible;mso-wrap-style:square;mso-width-percent:0;mso-height-percent:0;mso-wrap-distance-left:9pt;mso-wrap-distance-top:0;mso-wrap-distance-right:9pt;mso-wrap-distance-bottom:0;mso-position-horizontal:absolute;mso-position-horizontal-relative:text;mso-position-vertical:absolute;mso-position-vertical-relative:text;mso-width-percent:0;mso-height-percent:0;mso-width-relative:page;mso-height-relative:page;v-text-anchor:top" o:gfxdata="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" strokeweight=".5pt">
+            <v:shape w14:anchorId="11BB1964" id="Text Box 10" o:spid="_x0000_s1033" type="#_x0000_t202" style="position:absolute;left:0;text-align:left;margin-left:-7.9pt;margin-top:-48.75pt;width:201.45pt;height:39pt;z-index:251667456;visibility:visible;mso-wrap-style:square;mso-width-percent:0;mso-height-percent:0;mso-wrap-distance-left:9pt;mso-wrap-distance-top:0;mso-wrap-distance-right:9pt;mso-wrap-distance-bottom:0;mso-position-horizontal:absolute;mso-position-horizontal-relative:text;mso-position-vertical:absolute;mso-position-vertical-relative:text;mso-width-percent:0;mso-height-percent:0;mso-width-relative:page;mso-height-relative:page;v-text-anchor:top" o:gfxdata="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" strokeweight=".5pt">
               <v:textbox inset=",.1mm,,.1mm">
                 <w:txbxContent>
                   <w:p>
@@ -6243,7 +1905,7 @@
 </w:ftr>
 </file>
 
-<file path=word/footer3.xml><?xml version="1.0" encoding="utf-8"?>
+<file path=word/footer2.xml><?xml version="1.0" encoding="utf-8"?>
 <w:ftr xmlns:wpc="http://schemas.microsoft.com/office/word/2010/wordprocessingCanvas" xmlns:cx="http://schemas.microsoft.com/office/drawing/2014/chartex" xmlns:cx1="http://schemas.microsoft.com/office/drawing/2015/9/8/chartex" xmlns:cx2="http://schemas.microsoft.com/office/drawing/2015/10/21/chartex" xmlns:cx3="http://schemas.microsoft.com/office/drawing/2016/5/9/chartex" xmlns:cx4="http://schemas.microsoft.com/office/drawing/2016/5/10/chartex" xmlns:cx5="http://schemas.microsoft.com/office/drawing/2016/5/11/chartex" xmlns:cx6="http://schemas.microsoft.com/office/drawing/2016/5/12/chartex" xmlns:cx7="http://schemas.microsoft.com/office/drawing/2016/5/13/chartex" xmlns:cx8="http://schemas.microsoft.com/office/drawing/2016/5/14/chartex" xmlns:mc="http://schemas.openxmlformats.org/markup-compatibility/2006" xmlns:aink="http://schemas.microsoft.com/office/drawing/2016/ink" xmlns:am3d="http://schemas.microsoft.com/office/drawing/2017/model3d" xmlns:o="urn:schemas-microsoft-com:office:office" xmlns:oel="http://schemas.microsoft.com/office/2019/extlst" xmlns:r="http://schemas.openxmlformats.org/officeDocument/2006/relationships" xmlns:m="http://schemas.openxmlformats.org/officeDocument/2006/math" xmlns:v="urn:schemas-microsoft-com:vml" xmlns:wp14="http://schemas.microsoft.com/office/word/2010/wordprocessingDrawing" xmlns:wp="http://schemas.openxmlformats.org/drawingml/2006/wordprocessingDrawing" xmlns:w10="urn:schemas-microsoft-com:office:word" xmlns:w="http://schemas.openxmlformats.org/wordprocessingml/2006/main" xmlns:w14="http://schemas.microsoft.com/office/word/2010/wordml" xmlns:w15="http://schemas.microsoft.com/office/word/2012/wordml" xmlns:w16cex="http://schemas.microsoft.com/office/word/2018/wordml/cex" xmlns:w16cid="http://schemas.microsoft.com/office/word/2016/wordml/cid" xmlns:w16="http://schemas.microsoft.com/office/word/2018/wordml" xmlns:w16du="http://schemas.microsoft.com/office/word/2023/wordml/word16du" xmlns:w16sdtdh="http://schemas.microsoft.com/office/word/2020/wordml/sdtdatahash" xmlns:w16sdtfl="http://schemas.microsoft.com/office/word/2024/wordml/sdtformatlock" xmlns:w16se="http://schemas.microsoft.com/office/word/2015/wordml/symex" xmlns:wpg="http://schemas.microsoft.com/office/word/2010/wordprocessingGroup" xmlns:wpi="http://schemas.microsoft.com/office/word/2010/wordprocessingInk" xmlns:wne="http://schemas.microsoft.com/office/word/2006/wordml" xmlns:wps="http://schemas.microsoft.com/office/word/2010/wordprocessingShape" mc:Ignorable="w14 w15 w16se w16cid w16 w16cex w16sdtdh w16sdtfl w16du wp14">
   <w:p>
     <w:pPr>
@@ -6371,7 +2033,7 @@
               <v:stroke joinstyle="miter"/>
               <v:path gradientshapeok="t" o:connecttype="rect"/>
             </v:shapetype>
-            <v:shape id="Text Box 183" o:spid="_x0000_s1068" type="#_x0000_t202" style="position:absolute;left:0;text-align:left;margin-left:218.3pt;margin-top:-133pt;width:74.15pt;height:14.4pt;z-index:251726848;visibility:visible;mso-wrap-style:square;mso-width-percent:0;mso-height-percent:0;mso-wrap-distance-left:9pt;mso-wrap-distance-top:0;mso-wrap-distance-right:9pt;mso-wrap-distance-bottom:0;mso-position-horizontal:absolute;mso-position-horizontal-relative:text;mso-position-vertical:absolute;mso-position-vertical-relative:text;mso-width-percent:0;mso-height-percent:0;mso-width-relative:page;mso-height-relative:page;v-text-anchor:top" o:gfxdata="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" filled="f" stroked="f">
+            <v:shape id="Text Box 183" o:spid="_x0000_s1050" type="#_x0000_t202" style="position:absolute;left:0;text-align:left;margin-left:218.3pt;margin-top:-133pt;width:74.15pt;height:14.4pt;z-index:251726848;visibility:visible;mso-wrap-style:square;mso-width-percent:0;mso-height-percent:0;mso-wrap-distance-left:9pt;mso-wrap-distance-top:0;mso-wrap-distance-right:9pt;mso-wrap-distance-bottom:0;mso-position-horizontal:absolute;mso-position-horizontal-relative:text;mso-position-vertical:absolute;mso-position-vertical-relative:text;mso-width-percent:0;mso-height-percent:0;mso-width-relative:page;mso-height-relative:page;v-text-anchor:top" o:gfxdata="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" filled="f" stroked="f">
               <v:textbox inset="1mm,0,0,0">
                 <w:txbxContent>
                   <w:p>
@@ -6600,7 +2262,7 @@
         </mc:Choice>
         <mc:Fallback>
           <w:pict>
-            <v:shape w14:anchorId="6247ADC9" id="Text Box 84" o:spid="_x0000_s1069" type="#_x0000_t202" style="position:absolute;left:0;text-align:left;margin-left:158.75pt;margin-top:-133.25pt;width:59.25pt;height:13pt;z-index:251694080;visibility:visible;mso-wrap-style:square;mso-width-percent:0;mso-height-percent:0;mso-wrap-distance-left:9pt;mso-wrap-distance-top:0;mso-wrap-distance-right:9pt;mso-wrap-distance-bottom:0;mso-position-horizontal:absolute;mso-position-horizontal-relative:text;mso-position-vertical:absolute;mso-position-vertical-relative:text;mso-width-percent:0;mso-height-percent:0;mso-width-relative:page;mso-height-relative:page;v-text-anchor:top" o:gfxdata="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">
+            <v:shape w14:anchorId="6247ADC9" id="Text Box 84" o:spid="_x0000_s1051" type="#_x0000_t202" style="position:absolute;left:0;text-align:left;margin-left:158.75pt;margin-top:-133.25pt;width:59.25pt;height:13pt;z-index:251694080;visibility:visible;mso-wrap-style:square;mso-width-percent:0;mso-height-percent:0;mso-wrap-distance-left:9pt;mso-wrap-distance-top:0;mso-wrap-distance-right:9pt;mso-wrap-distance-bottom:0;mso-position-horizontal:absolute;mso-position-horizontal-relative:text;mso-position-vertical:absolute;mso-position-vertical-relative:text;mso-width-percent:0;mso-height-percent:0;mso-width-relative:page;mso-height-relative:page;v-text-anchor:top" o:gfxdata="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">
               <v:textbox inset="1mm,0,0,0">
                 <w:txbxContent>
                   <w:p>
@@ -6714,7 +2376,7 @@
         </mc:Choice>
         <mc:Fallback>
           <w:pict>
-            <v:shape w14:anchorId="02E4733C" id="Text Box 91" o:spid="_x0000_s1070" type="#_x0000_t202" style="position:absolute;left:0;text-align:left;margin-left:363.7pt;margin-top:-133.25pt;width:110.6pt;height:13pt;z-index:251700224;visibility:visible;mso-wrap-style:square;mso-width-percent:0;mso-height-percent:0;mso-wrap-distance-left:9pt;mso-wrap-distance-top:0;mso-wrap-distance-right:9pt;mso-wrap-distance-bottom:0;mso-position-horizontal:absolute;mso-position-horizontal-relative:text;mso-position-vertical:absolute;mso-position-vertical-relative:text;mso-width-percent:0;mso-height-percent:0;mso-width-relative:page;mso-height-relative:page;v-text-anchor:top" o:gfxdata="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">
+            <v:shape w14:anchorId="02E4733C" id="Text Box 91" o:spid="_x0000_s1052" type="#_x0000_t202" style="position:absolute;left:0;text-align:left;margin-left:363.7pt;margin-top:-133.25pt;width:110.6pt;height:13pt;z-index:251700224;visibility:visible;mso-wrap-style:square;mso-width-percent:0;mso-height-percent:0;mso-wrap-distance-left:9pt;mso-wrap-distance-top:0;mso-wrap-distance-right:9pt;mso-wrap-distance-bottom:0;mso-position-horizontal:absolute;mso-position-horizontal-relative:text;mso-position-vertical:absolute;mso-position-vertical-relative:text;mso-width-percent:0;mso-height-percent:0;mso-width-relative:page;mso-height-relative:page;v-text-anchor:top" o:gfxdata="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">
               <v:textbox inset="1mm,0,0,0">
                 <w:txbxContent>
                   <w:p/>
@@ -6815,7 +2477,7 @@
         </mc:Choice>
         <mc:Fallback>
           <w:pict>
-            <v:shape w14:anchorId="66A35A2B" id="Text Box 87" o:spid="_x0000_s1071" type="#_x0000_t202" style="position:absolute;left:0;text-align:left;margin-left:292.6pt;margin-top:-146.25pt;width:71.1pt;height:13pt;z-index:251697152;visibility:visible;mso-wrap-style:square;mso-width-percent:0;mso-height-percent:0;mso-wrap-distance-left:9pt;mso-wrap-distance-top:0;mso-wrap-distance-right:9pt;mso-wrap-distance-bottom:0;mso-position-horizontal:absolute;mso-position-horizontal-relative:text;mso-position-vertical:absolute;mso-position-vertical-relative:text;mso-width-percent:0;mso-height-percent:0;mso-width-relative:page;mso-height-relative:page;v-text-anchor:top" o:gfxdata="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">
+            <v:shape w14:anchorId="66A35A2B" id="Text Box 87" o:spid="_x0000_s1053" type="#_x0000_t202" style="position:absolute;left:0;text-align:left;margin-left:292.6pt;margin-top:-146.25pt;width:71.1pt;height:13pt;z-index:251697152;visibility:visible;mso-wrap-style:square;mso-width-percent:0;mso-height-percent:0;mso-wrap-distance-left:9pt;mso-wrap-distance-top:0;mso-wrap-distance-right:9pt;mso-wrap-distance-bottom:0;mso-position-horizontal:absolute;mso-position-horizontal-relative:text;mso-position-vertical:absolute;mso-position-vertical-relative:text;mso-width-percent:0;mso-height-percent:0;mso-width-relative:page;mso-height-relative:page;v-text-anchor:top" o:gfxdata="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">
               <v:textbox inset="1mm,0,0,0">
                 <w:txbxContent>
                   <w:p>
@@ -6955,7 +2617,7 @@
         </mc:Choice>
         <mc:Fallback>
           <w:pict>
-            <v:shape w14:anchorId="28D3118B" id="Text Box 94" o:spid="_x0000_s1072" type="#_x0000_t202" style="position:absolute;left:0;text-align:left;margin-left:292.6pt;margin-top:-133.25pt;width:71.1pt;height:13pt;z-index:251701248;visibility:visible;mso-wrap-style:square;mso-width-percent:0;mso-height-percent:0;mso-wrap-distance-left:9pt;mso-wrap-distance-top:0;mso-wrap-distance-right:9pt;mso-wrap-distance-bottom:0;mso-position-horizontal:absolute;mso-position-horizontal-relative:text;mso-position-vertical:absolute;mso-position-vertical-relative:text;mso-width-percent:0;mso-height-percent:0;mso-width-relative:page;mso-height-relative:page;v-text-anchor:top" o:gfxdata="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">
+            <v:shape w14:anchorId="28D3118B" id="Text Box 94" o:spid="_x0000_s1054" type="#_x0000_t202" style="position:absolute;left:0;text-align:left;margin-left:292.6pt;margin-top:-133.25pt;width:71.1pt;height:13pt;z-index:251701248;visibility:visible;mso-wrap-style:square;mso-width-percent:0;mso-height-percent:0;mso-wrap-distance-left:9pt;mso-wrap-distance-top:0;mso-wrap-distance-right:9pt;mso-wrap-distance-bottom:0;mso-position-horizontal:absolute;mso-position-horizontal-relative:text;mso-position-vertical:absolute;mso-position-vertical-relative:text;mso-width-percent:0;mso-height-percent:0;mso-width-relative:page;mso-height-relative:page;v-text-anchor:top" o:gfxdata="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">
               <v:textbox inset="1mm,0,0,0">
                 <w:txbxContent>
                   <w:p>
@@ -7095,7 +2757,7 @@
         </mc:Choice>
         <mc:Fallback>
           <w:pict>
-            <v:shape w14:anchorId="036A06B5" id="Text Box 86" o:spid="_x0000_s1073" type="#_x0000_t202" style="position:absolute;left:0;text-align:left;margin-left:292.6pt;margin-top:-159.25pt;width:71.1pt;height:13pt;z-index:251696128;visibility:visible;mso-wrap-style:square;mso-width-percent:0;mso-height-percent:0;mso-wrap-distance-left:9pt;mso-wrap-distance-top:0;mso-wrap-distance-right:9pt;mso-wrap-distance-bottom:0;mso-position-horizontal:absolute;mso-position-horizontal-relative:text;mso-position-vertical:absolute;mso-position-vertical-relative:text;mso-width-percent:0;mso-height-percent:0;mso-width-relative:page;mso-height-relative:page;v-text-anchor:top" o:gfxdata="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">
+            <v:shape w14:anchorId="036A06B5" id="Text Box 86" o:spid="_x0000_s1055" type="#_x0000_t202" style="position:absolute;left:0;text-align:left;margin-left:292.6pt;margin-top:-159.25pt;width:71.1pt;height:13pt;z-index:251696128;visibility:visible;mso-wrap-style:square;mso-width-percent:0;mso-height-percent:0;mso-wrap-distance-left:9pt;mso-wrap-distance-top:0;mso-wrap-distance-right:9pt;mso-wrap-distance-bottom:0;mso-position-horizontal:absolute;mso-position-horizontal-relative:text;mso-position-vertical:absolute;mso-position-vertical-relative:text;mso-width-percent:0;mso-height-percent:0;mso-width-relative:page;mso-height-relative:page;v-text-anchor:top" o:gfxdata="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">
               <v:textbox inset="1mm,0,0,0">
                 <w:txbxContent>
                   <w:p>
@@ -7228,7 +2890,7 @@
         </mc:Choice>
         <mc:Fallback>
           <w:pict>
-            <v:shape w14:anchorId="4FE26DBC" id="Text Box 83" o:spid="_x0000_s1074" type="#_x0000_t202" style="position:absolute;left:0;text-align:left;margin-left:292.6pt;margin-top:-172.25pt;width:71.1pt;height:13pt;z-index:251693056;visibility:visible;mso-wrap-style:square;mso-width-percent:0;mso-height-percent:0;mso-wrap-distance-left:9pt;mso-wrap-distance-top:0;mso-wrap-distance-right:9pt;mso-wrap-distance-bottom:0;mso-position-horizontal:absolute;mso-position-horizontal-relative:text;mso-position-vertical:absolute;mso-position-vertical-relative:text;mso-width-percent:0;mso-height-percent:0;mso-width-relative:page;mso-height-relative:page;v-text-anchor:top" o:gfxdata="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">
+            <v:shape w14:anchorId="4FE26DBC" id="Text Box 83" o:spid="_x0000_s1056" type="#_x0000_t202" style="position:absolute;left:0;text-align:left;margin-left:292.6pt;margin-top:-172.25pt;width:71.1pt;height:13pt;z-index:251693056;visibility:visible;mso-wrap-style:square;mso-width-percent:0;mso-height-percent:0;mso-wrap-distance-left:9pt;mso-wrap-distance-top:0;mso-wrap-distance-right:9pt;mso-wrap-distance-bottom:0;mso-position-horizontal:absolute;mso-position-horizontal-relative:text;mso-position-vertical:absolute;mso-position-vertical-relative:text;mso-width-percent:0;mso-height-percent:0;mso-width-relative:page;mso-height-relative:page;v-text-anchor:top" o:gfxdata="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">
               <v:textbox inset="1mm,0,0,0">
                 <w:txbxContent>
                   <w:p>
@@ -7375,7 +3037,7 @@
         </mc:Choice>
         <mc:Fallback>
           <w:pict>
-            <v:shape w14:anchorId="47FDDDCA" id="Text Box 82" o:spid="_x0000_s1075" type="#_x0000_t202" style="position:absolute;left:0;text-align:left;margin-left:24pt;margin-top:-172.25pt;width:75.05pt;height:13pt;z-index:251692032;visibility:visible;mso-wrap-style:square;mso-width-percent:0;mso-height-percent:0;mso-wrap-distance-left:9pt;mso-wrap-distance-top:0;mso-wrap-distance-right:9pt;mso-wrap-distance-bottom:0;mso-position-horizontal:absolute;mso-position-horizontal-relative:text;mso-position-vertical:absolute;mso-position-vertical-relative:text;mso-width-percent:0;mso-height-percent:0;mso-width-relative:page;mso-height-relative:page;v-text-anchor:top" o:gfxdata="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">
+            <v:shape w14:anchorId="47FDDDCA" id="Text Box 82" o:spid="_x0000_s1057" type="#_x0000_t202" style="position:absolute;left:0;text-align:left;margin-left:24pt;margin-top:-172.25pt;width:75.05pt;height:13pt;z-index:251692032;visibility:visible;mso-wrap-style:square;mso-width-percent:0;mso-height-percent:0;mso-wrap-distance-left:9pt;mso-wrap-distance-top:0;mso-wrap-distance-right:9pt;mso-wrap-distance-bottom:0;mso-position-horizontal:absolute;mso-position-horizontal-relative:text;mso-position-vertical:absolute;mso-position-vertical-relative:text;mso-width-percent:0;mso-height-percent:0;mso-width-relative:page;mso-height-relative:page;v-text-anchor:top" o:gfxdata="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">
               <v:textbox inset="1mm,0,0,0">
                 <w:txbxContent>
                   <w:p>
@@ -7555,7 +3217,7 @@
         </mc:Choice>
         <mc:Fallback>
           <w:pict>
-            <v:shape w14:anchorId="361D0126" id="Text Box 89" o:spid="_x0000_s1076" type="#_x0000_t202" style="position:absolute;left:0;text-align:left;margin-left:24pt;margin-top:-159.25pt;width:75.05pt;height:13pt;z-index:251699200;visibility:visible;mso-wrap-style:square;mso-width-percent:0;mso-height-percent:0;mso-wrap-distance-left:9pt;mso-wrap-distance-top:0;mso-wrap-distance-right:9pt;mso-wrap-distance-bottom:0;mso-position-horizontal:absolute;mso-position-horizontal-relative:text;mso-position-vertical:absolute;mso-position-vertical-relative:text;mso-width-percent:0;mso-height-percent:0;mso-width-relative:page;mso-height-relative:page;v-text-anchor:top" o:gfxdata="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">
+            <v:shape w14:anchorId="361D0126" id="Text Box 89" o:spid="_x0000_s1058" type="#_x0000_t202" style="position:absolute;left:0;text-align:left;margin-left:24pt;margin-top:-159.25pt;width:75.05pt;height:13pt;z-index:251699200;visibility:visible;mso-wrap-style:square;mso-width-percent:0;mso-height-percent:0;mso-wrap-distance-left:9pt;mso-wrap-distance-top:0;mso-wrap-distance-right:9pt;mso-wrap-distance-bottom:0;mso-position-horizontal:absolute;mso-position-horizontal-relative:text;mso-position-vertical:absolute;mso-position-vertical-relative:text;mso-width-percent:0;mso-height-percent:0;mso-width-relative:page;mso-height-relative:page;v-text-anchor:top" o:gfxdata="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">
               <v:textbox inset="1mm,0,0,0">
                 <w:txbxContent>
                   <w:p>
@@ -7736,7 +3398,7 @@
         </mc:Choice>
         <mc:Fallback>
           <w:pict>
-            <v:shape w14:anchorId="530781A7" id="Text Box 88" o:spid="_x0000_s1077" type="#_x0000_t202" style="position:absolute;left:0;text-align:left;margin-left:24pt;margin-top:-146.25pt;width:75.05pt;height:13pt;z-index:251698176;visibility:visible;mso-wrap-style:square;mso-width-percent:0;mso-height-percent:0;mso-wrap-distance-left:9pt;mso-wrap-distance-top:0;mso-wrap-distance-right:9pt;mso-wrap-distance-bottom:0;mso-position-horizontal:absolute;mso-position-horizontal-relative:text;mso-position-vertical:absolute;mso-position-vertical-relative:text;mso-width-percent:0;mso-height-percent:0;mso-width-relative:page;mso-height-relative:page;v-text-anchor:top" o:gfxdata="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">
+            <v:shape w14:anchorId="530781A7" id="Text Box 88" o:spid="_x0000_s1059" type="#_x0000_t202" style="position:absolute;left:0;text-align:left;margin-left:24pt;margin-top:-146.25pt;width:75.05pt;height:13pt;z-index:251698176;visibility:visible;mso-wrap-style:square;mso-width-percent:0;mso-height-percent:0;mso-wrap-distance-left:9pt;mso-wrap-distance-top:0;mso-wrap-distance-right:9pt;mso-wrap-distance-bottom:0;mso-position-horizontal:absolute;mso-position-horizontal-relative:text;mso-position-vertical:absolute;mso-position-vertical-relative:text;mso-width-percent:0;mso-height-percent:0;mso-width-relative:page;mso-height-relative:page;v-text-anchor:top" o:gfxdata="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">
               <v:textbox inset="1mm,0,0,0">
                 <w:txbxContent>
                   <w:p>
@@ -7928,7 +3590,7 @@
         </mc:Choice>
         <mc:Fallback>
           <w:pict>
-            <v:shape w14:anchorId="129726A4" id="Text Box 85" o:spid="_x0000_s1078" type="#_x0000_t202" style="position:absolute;left:0;text-align:left;margin-left:24pt;margin-top:-133.25pt;width:75.05pt;height:13pt;z-index:251695104;visibility:visible;mso-wrap-style:square;mso-width-percent:0;mso-height-percent:0;mso-wrap-distance-left:9pt;mso-wrap-distance-top:0;mso-wrap-distance-right:9pt;mso-wrap-distance-bottom:0;mso-position-horizontal:absolute;mso-position-horizontal-relative:text;mso-position-vertical:absolute;mso-position-vertical-relative:text;mso-width-percent:0;mso-height-percent:0;mso-width-relative:page;mso-height-relative:page;v-text-anchor:top" o:gfxdata="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">
+            <v:shape w14:anchorId="129726A4" id="Text Box 85" o:spid="_x0000_s1060" type="#_x0000_t202" style="position:absolute;left:0;text-align:left;margin-left:24pt;margin-top:-133.25pt;width:75.05pt;height:13pt;z-index:251695104;visibility:visible;mso-wrap-style:square;mso-width-percent:0;mso-height-percent:0;mso-wrap-distance-left:9pt;mso-wrap-distance-top:0;mso-wrap-distance-right:9pt;mso-wrap-distance-bottom:0;mso-position-horizontal:absolute;mso-position-horizontal-relative:text;mso-position-vertical:absolute;mso-position-vertical-relative:text;mso-width-percent:0;mso-height-percent:0;mso-width-relative:page;mso-height-relative:page;v-text-anchor:top" o:gfxdata="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">
               <v:textbox inset="1mm,0,0,0">
                 <w:txbxContent>
                   <w:p>
@@ -8242,22 +3904,22 @@
         </mc:Choice>
         <mc:Fallback>
           <w:pict>
-            <v:group w14:anchorId="561D8BFF" id="Group 140" o:spid="_x0000_s1079" style="position:absolute;left:0;text-align:left;margin-left:24pt;margin-top:-42.25pt;width:450.3pt;height:13pt;z-index:251708416" coordorigin="1580,13647" coordsize="9006,260" o:gfxdata="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">
-              <v:shape id="Text Box 141" o:spid="_x0000_s1080" type="#_x0000_t202" style="position:absolute;left:1580;top:13647;width:1501;height:260;visibility:visible;mso-wrap-style:square;v-text-anchor:top" o:gfxdata="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">
+            <v:group w14:anchorId="561D8BFF" id="Group 140" o:spid="_x0000_s1061" style="position:absolute;left:0;text-align:left;margin-left:24pt;margin-top:-42.25pt;width:450.3pt;height:13pt;z-index:251708416" coordorigin="1580,13647" coordsize="9006,260" o:gfxdata="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">
+              <v:shape id="Text Box 141" o:spid="_x0000_s1062" type="#_x0000_t202" style="position:absolute;left:1580;top:13647;width:1501;height:260;visibility:visible;mso-wrap-style:square;v-text-anchor:top" o:gfxdata="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">
                 <v:textbox inset="1mm,0,0,0">
                   <w:txbxContent>
                     <w:p/>
                   </w:txbxContent>
                 </v:textbox>
               </v:shape>
-              <v:shape id="Text Box 142" o:spid="_x0000_s1081" type="#_x0000_t202" style="position:absolute;left:3081;top:13647;width:1501;height:260;visibility:visible;mso-wrap-style:square;v-text-anchor:top" o:gfxdata="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">
+              <v:shape id="Text Box 142" o:spid="_x0000_s1063" type="#_x0000_t202" style="position:absolute;left:3081;top:13647;width:1501;height:260;visibility:visible;mso-wrap-style:square;v-text-anchor:top" o:gfxdata="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">
                 <v:textbox inset="1mm,0,0,0">
                   <w:txbxContent>
                     <w:p/>
                   </w:txbxContent>
                 </v:textbox>
               </v:shape>
-              <v:shape id="Text Box 143" o:spid="_x0000_s1082" type="#_x0000_t202" style="position:absolute;left:4582;top:13647;width:6004;height:260;visibility:visible;mso-wrap-style:square;v-text-anchor:top" o:gfxdata="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">
+              <v:shape id="Text Box 143" o:spid="_x0000_s1064" type="#_x0000_t202" style="position:absolute;left:4582;top:13647;width:6004;height:260;visibility:visible;mso-wrap-style:square;v-text-anchor:top" o:gfxdata="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">
                 <v:textbox inset="1mm,0,0,0">
                   <w:txbxContent>
                     <w:p/>
@@ -8422,22 +4084,22 @@
         </mc:Choice>
         <mc:Fallback>
           <w:pict>
-            <v:group w14:anchorId="32D74D40" id="Group 148" o:spid="_x0000_s1083" style="position:absolute;left:0;text-align:left;margin-left:24pt;margin-top:-68.25pt;width:450.3pt;height:13pt;z-index:251710464" coordorigin="1580,13647" coordsize="9006,260" o:gfxdata="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">
-              <v:shape id="Text Box 149" o:spid="_x0000_s1084" type="#_x0000_t202" style="position:absolute;left:1580;top:13647;width:1501;height:260;visibility:visible;mso-wrap-style:square;v-text-anchor:top" o:gfxdata="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">
+            <v:group w14:anchorId="32D74D40" id="Group 148" o:spid="_x0000_s1065" style="position:absolute;left:0;text-align:left;margin-left:24pt;margin-top:-68.25pt;width:450.3pt;height:13pt;z-index:251710464" coordorigin="1580,13647" coordsize="9006,260" o:gfxdata="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">
+              <v:shape id="Text Box 149" o:spid="_x0000_s1066" type="#_x0000_t202" style="position:absolute;left:1580;top:13647;width:1501;height:260;visibility:visible;mso-wrap-style:square;v-text-anchor:top" o:gfxdata="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">
                 <v:textbox inset="1mm,0,0,0">
                   <w:txbxContent>
                     <w:p/>
                   </w:txbxContent>
                 </v:textbox>
               </v:shape>
-              <v:shape id="Text Box 150" o:spid="_x0000_s1085" type="#_x0000_t202" style="position:absolute;left:3081;top:13647;width:1501;height:260;visibility:visible;mso-wrap-style:square;v-text-anchor:top" o:gfxdata="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">
+              <v:shape id="Text Box 150" o:spid="_x0000_s1067" type="#_x0000_t202" style="position:absolute;left:3081;top:13647;width:1501;height:260;visibility:visible;mso-wrap-style:square;v-text-anchor:top" o:gfxdata="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">
                 <v:textbox inset="1mm,0,0,0">
                   <w:txbxContent>
                     <w:p/>
                   </w:txbxContent>
                 </v:textbox>
               </v:shape>
-              <v:shape id="Text Box 151" o:spid="_x0000_s1086" type="#_x0000_t202" style="position:absolute;left:4582;top:13647;width:6004;height:260;visibility:visible;mso-wrap-style:square;v-text-anchor:top" o:gfxdata="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">
+              <v:shape id="Text Box 151" o:spid="_x0000_s1068" type="#_x0000_t202" style="position:absolute;left:4582;top:13647;width:6004;height:260;visibility:visible;mso-wrap-style:square;v-text-anchor:top" o:gfxdata="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">
                 <v:textbox inset="1mm,0,0,0">
                   <w:txbxContent>
                     <w:p/>
@@ -8602,22 +4264,22 @@
         </mc:Choice>
         <mc:Fallback>
           <w:pict>
-            <v:group w14:anchorId="1A0CB894" id="Group 144" o:spid="_x0000_s1087" style="position:absolute;left:0;text-align:left;margin-left:24pt;margin-top:-55.25pt;width:450.3pt;height:13pt;z-index:251709440" coordorigin="1580,13647" coordsize="9006,260" o:gfxdata="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">
-              <v:shape id="Text Box 145" o:spid="_x0000_s1088" type="#_x0000_t202" style="position:absolute;left:1580;top:13647;width:1501;height:260;visibility:visible;mso-wrap-style:square;v-text-anchor:top" o:gfxdata="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">
+            <v:group w14:anchorId="1A0CB894" id="Group 144" o:spid="_x0000_s1069" style="position:absolute;left:0;text-align:left;margin-left:24pt;margin-top:-55.25pt;width:450.3pt;height:13pt;z-index:251709440" coordorigin="1580,13647" coordsize="9006,260" o:gfxdata="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">
+              <v:shape id="Text Box 145" o:spid="_x0000_s1070" type="#_x0000_t202" style="position:absolute;left:1580;top:13647;width:1501;height:260;visibility:visible;mso-wrap-style:square;v-text-anchor:top" o:gfxdata="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">
                 <v:textbox inset="1mm,0,0,0">
                   <w:txbxContent>
                     <w:p/>
                   </w:txbxContent>
                 </v:textbox>
               </v:shape>
-              <v:shape id="Text Box 146" o:spid="_x0000_s1089" type="#_x0000_t202" style="position:absolute;left:3081;top:13647;width:1501;height:260;visibility:visible;mso-wrap-style:square;v-text-anchor:top" o:gfxdata="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">
+              <v:shape id="Text Box 146" o:spid="_x0000_s1071" type="#_x0000_t202" style="position:absolute;left:3081;top:13647;width:1501;height:260;visibility:visible;mso-wrap-style:square;v-text-anchor:top" o:gfxdata="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">
                 <v:textbox inset="1mm,0,0,0">
                   <w:txbxContent>
                     <w:p/>
                   </w:txbxContent>
                 </v:textbox>
               </v:shape>
-              <v:shape id="Text Box 147" o:spid="_x0000_s1090" type="#_x0000_t202" style="position:absolute;left:4582;top:13647;width:6004;height:260;visibility:visible;mso-wrap-style:square;v-text-anchor:top" o:gfxdata="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">
+              <v:shape id="Text Box 147" o:spid="_x0000_s1072" type="#_x0000_t202" style="position:absolute;left:4582;top:13647;width:6004;height:260;visibility:visible;mso-wrap-style:square;v-text-anchor:top" o:gfxdata="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">
                 <v:textbox inset="1mm,0,0,0">
                   <w:txbxContent>
                     <w:p/>
@@ -8782,22 +4444,22 @@
         </mc:Choice>
         <mc:Fallback>
           <w:pict>
-            <v:group w14:anchorId="48ADDB23" id="Group 136" o:spid="_x0000_s1091" style="position:absolute;left:0;text-align:left;margin-left:24pt;margin-top:-81.25pt;width:450.3pt;height:13pt;z-index:251707392" coordorigin="1580,13647" coordsize="9006,260" o:gfxdata="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">
-              <v:shape id="Text Box 137" o:spid="_x0000_s1092" type="#_x0000_t202" style="position:absolute;left:1580;top:13647;width:1501;height:260;visibility:visible;mso-wrap-style:square;v-text-anchor:top" o:gfxdata="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">
+            <v:group w14:anchorId="48ADDB23" id="Group 136" o:spid="_x0000_s1073" style="position:absolute;left:0;text-align:left;margin-left:24pt;margin-top:-81.25pt;width:450.3pt;height:13pt;z-index:251707392" coordorigin="1580,13647" coordsize="9006,260" o:gfxdata="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">
+              <v:shape id="Text Box 137" o:spid="_x0000_s1074" type="#_x0000_t202" style="position:absolute;left:1580;top:13647;width:1501;height:260;visibility:visible;mso-wrap-style:square;v-text-anchor:top" o:gfxdata="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">
                 <v:textbox inset="1mm,0,0,0">
                   <w:txbxContent>
                     <w:p/>
                   </w:txbxContent>
                 </v:textbox>
               </v:shape>
-              <v:shape id="Text Box 138" o:spid="_x0000_s1093" type="#_x0000_t202" style="position:absolute;left:3081;top:13647;width:1501;height:260;visibility:visible;mso-wrap-style:square;v-text-anchor:top" o:gfxdata="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">
+              <v:shape id="Text Box 138" o:spid="_x0000_s1075" type="#_x0000_t202" style="position:absolute;left:3081;top:13647;width:1501;height:260;visibility:visible;mso-wrap-style:square;v-text-anchor:top" o:gfxdata="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">
                 <v:textbox inset="1mm,0,0,0">
                   <w:txbxContent>
                     <w:p/>
                   </w:txbxContent>
                 </v:textbox>
               </v:shape>
-              <v:shape id="Text Box 139" o:spid="_x0000_s1094" type="#_x0000_t202" style="position:absolute;left:4582;top:13647;width:6004;height:260;visibility:visible;mso-wrap-style:square;v-text-anchor:top" o:gfxdata="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">
+              <v:shape id="Text Box 139" o:spid="_x0000_s1076" type="#_x0000_t202" style="position:absolute;left:4582;top:13647;width:6004;height:260;visibility:visible;mso-wrap-style:square;v-text-anchor:top" o:gfxdata="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">
                 <v:textbox inset="1mm,0,0,0">
                   <w:txbxContent>
                     <w:p/>
@@ -8962,22 +4624,22 @@
         </mc:Choice>
         <mc:Fallback>
           <w:pict>
-            <v:group w14:anchorId="70F33E91" id="Group 135" o:spid="_x0000_s1095" style="position:absolute;left:0;text-align:left;margin-left:24pt;margin-top:-94.25pt;width:450.3pt;height:13pt;z-index:251705344" coordorigin="1580,13647" coordsize="9006,260" o:gfxdata="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">
-              <v:shape id="Text Box 108" o:spid="_x0000_s1096" type="#_x0000_t202" style="position:absolute;left:1580;top:13647;width:1501;height:260;visibility:visible;mso-wrap-style:square;v-text-anchor:top" o:gfxdata="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">
+            <v:group w14:anchorId="70F33E91" id="Group 135" o:spid="_x0000_s1077" style="position:absolute;left:0;text-align:left;margin-left:24pt;margin-top:-94.25pt;width:450.3pt;height:13pt;z-index:251705344" coordorigin="1580,13647" coordsize="9006,260" o:gfxdata="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">
+              <v:shape id="Text Box 108" o:spid="_x0000_s1078" type="#_x0000_t202" style="position:absolute;left:1580;top:13647;width:1501;height:260;visibility:visible;mso-wrap-style:square;v-text-anchor:top" o:gfxdata="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">
                 <v:textbox inset="1mm,0,0,0">
                   <w:txbxContent>
                     <w:p/>
                   </w:txbxContent>
                 </v:textbox>
               </v:shape>
-              <v:shape id="Text Box 109" o:spid="_x0000_s1097" type="#_x0000_t202" style="position:absolute;left:3081;top:13647;width:1501;height:260;visibility:visible;mso-wrap-style:square;v-text-anchor:top" o:gfxdata="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">
+              <v:shape id="Text Box 109" o:spid="_x0000_s1079" type="#_x0000_t202" style="position:absolute;left:3081;top:13647;width:1501;height:260;visibility:visible;mso-wrap-style:square;v-text-anchor:top" o:gfxdata="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">
                 <v:textbox inset="1mm,0,0,0">
                   <w:txbxContent>
                     <w:p/>
                   </w:txbxContent>
                 </v:textbox>
               </v:shape>
-              <v:shape id="Text Box 110" o:spid="_x0000_s1098" type="#_x0000_t202" style="position:absolute;left:4582;top:13647;width:6004;height:260;visibility:visible;mso-wrap-style:square;v-text-anchor:top" o:gfxdata="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">
+              <v:shape id="Text Box 110" o:spid="_x0000_s1080" type="#_x0000_t202" style="position:absolute;left:4582;top:13647;width:6004;height:260;visibility:visible;mso-wrap-style:square;v-text-anchor:top" o:gfxdata="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">
                 <v:textbox inset="1mm,0,0,0">
                   <w:txbxContent>
                     <w:p/>
@@ -9085,7 +4747,7 @@
         </mc:Choice>
         <mc:Fallback>
           <w:pict>
-            <v:shape w14:anchorId="1FEB3A5F" id="Text Box 106" o:spid="_x0000_s1099" type="#_x0000_t202" style="position:absolute;left:0;text-align:left;margin-left:174.1pt;margin-top:-113.75pt;width:300.2pt;height:19.5pt;z-index:251704320;visibility:visible;mso-wrap-style:square;mso-width-percent:0;mso-height-percent:0;mso-wrap-distance-left:9pt;mso-wrap-distance-top:0;mso-wrap-distance-right:9pt;mso-wrap-distance-bottom:0;mso-position-horizontal:absolute;mso-position-horizontal-relative:text;mso-position-vertical:absolute;mso-position-vertical-relative:text;mso-width-percent:0;mso-height-percent:0;mso-width-relative:page;mso-height-relative:page;v-text-anchor:top" o:gfxdata="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">
+            <v:shape w14:anchorId="1FEB3A5F" id="Text Box 106" o:spid="_x0000_s1081" type="#_x0000_t202" style="position:absolute;left:0;text-align:left;margin-left:174.1pt;margin-top:-113.75pt;width:300.2pt;height:19.5pt;z-index:251704320;visibility:visible;mso-wrap-style:square;mso-width-percent:0;mso-height-percent:0;mso-wrap-distance-left:9pt;mso-wrap-distance-top:0;mso-wrap-distance-right:9pt;mso-wrap-distance-bottom:0;mso-position-horizontal:absolute;mso-position-horizontal-relative:text;mso-position-vertical:absolute;mso-position-vertical-relative:text;mso-width-percent:0;mso-height-percent:0;mso-width-relative:page;mso-height-relative:page;v-text-anchor:top" o:gfxdata="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">
               <v:textbox inset="1mm,0,0,0">
                 <w:txbxContent>
                   <w:p>
@@ -9217,7 +4879,7 @@
         </mc:Choice>
         <mc:Fallback>
           <w:pict>
-            <v:shape w14:anchorId="776D453D" id="Text Box 105" o:spid="_x0000_s1100" type="#_x0000_t202" style="position:absolute;left:0;text-align:left;margin-left:99.05pt;margin-top:-113.75pt;width:75.05pt;height:19.5pt;z-index:251703296;visibility:visible;mso-wrap-style:square;mso-width-percent:0;mso-height-percent:0;mso-wrap-distance-left:9pt;mso-wrap-distance-top:0;mso-wrap-distance-right:9pt;mso-wrap-distance-bottom:0;mso-position-horizontal:absolute;mso-position-horizontal-relative:text;mso-position-vertical:absolute;mso-position-vertical-relative:text;mso-width-percent:0;mso-height-percent:0;mso-width-relative:page;mso-height-relative:page;v-text-anchor:top" o:gfxdata="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">
+            <v:shape w14:anchorId="776D453D" id="Text Box 105" o:spid="_x0000_s1082" type="#_x0000_t202" style="position:absolute;left:0;text-align:left;margin-left:99.05pt;margin-top:-113.75pt;width:75.05pt;height:19.5pt;z-index:251703296;visibility:visible;mso-wrap-style:square;mso-width-percent:0;mso-height-percent:0;mso-wrap-distance-left:9pt;mso-wrap-distance-top:0;mso-wrap-distance-right:9pt;mso-wrap-distance-bottom:0;mso-position-horizontal:absolute;mso-position-horizontal-relative:text;mso-position-vertical:absolute;mso-position-vertical-relative:text;mso-width-percent:0;mso-height-percent:0;mso-width-relative:page;mso-height-relative:page;v-text-anchor:top" o:gfxdata="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">
               <v:textbox inset="1mm,0,0,0">
                 <w:txbxContent>
                   <w:p>
@@ -9358,7 +5020,7 @@
         </mc:Choice>
         <mc:Fallback>
           <w:pict>
-            <v:shape w14:anchorId="23714E31" id="Text Box 104" o:spid="_x0000_s1101" type="#_x0000_t202" style="position:absolute;left:0;text-align:left;margin-left:24pt;margin-top:-113.75pt;width:75.05pt;height:19.5pt;z-index:251702272;visibility:visible;mso-wrap-style:square;mso-width-percent:0;mso-height-percent:0;mso-wrap-distance-left:9pt;mso-wrap-distance-top:0;mso-wrap-distance-right:9pt;mso-wrap-distance-bottom:0;mso-position-horizontal:absolute;mso-position-horizontal-relative:text;mso-position-vertical:absolute;mso-position-vertical-relative:text;mso-width-percent:0;mso-height-percent:0;mso-width-relative:page;mso-height-relative:page;v-text-anchor:top" o:gfxdata="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">
+            <v:shape w14:anchorId="23714E31" id="Text Box 104" o:spid="_x0000_s1083" type="#_x0000_t202" style="position:absolute;left:0;text-align:left;margin-left:24pt;margin-top:-113.75pt;width:75.05pt;height:19.5pt;z-index:251702272;visibility:visible;mso-wrap-style:square;mso-width-percent:0;mso-height-percent:0;mso-wrap-distance-left:9pt;mso-wrap-distance-top:0;mso-wrap-distance-right:9pt;mso-wrap-distance-bottom:0;mso-position-horizontal:absolute;mso-position-horizontal-relative:text;mso-position-vertical:absolute;mso-position-vertical-relative:text;mso-width-percent:0;mso-height-percent:0;mso-width-relative:page;mso-height-relative:page;v-text-anchor:top" o:gfxdata="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">
               <v:textbox inset="1mm,0,0,0">
                 <w:txbxContent>
                   <w:p>
@@ -9541,7 +5203,7 @@
         </mc:Choice>
         <mc:Fallback>
           <w:pict>
-            <v:shape w14:anchorId="1ABB2DDE" id="Text Box 58" o:spid="_x0000_s1102" type="#_x0000_t202" style="position:absolute;left:0;text-align:left;margin-left:-8pt;margin-top:-16.25pt;width:509.55pt;height:12.85pt;z-index:251659264;visibility:visible;mso-wrap-style:square;mso-width-percent:0;mso-height-percent:0;mso-wrap-distance-left:9pt;mso-wrap-distance-top:0;mso-wrap-distance-right:9pt;mso-wrap-distance-bottom:0;mso-position-horizontal:absolute;mso-position-horizontal-relative:text;mso-position-vertical:absolute;mso-position-vertical-relative:text;mso-width-percent:0;mso-height-percent:0;mso-width-relative:page;mso-height-relative:page;v-text-anchor:top" o:gfxdata="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" stroked="f">
+            <v:shape w14:anchorId="1ABB2DDE" id="Text Box 58" o:spid="_x0000_s1084" type="#_x0000_t202" style="position:absolute;left:0;text-align:left;margin-left:-8pt;margin-top:-16.25pt;width:509.55pt;height:12.85pt;z-index:251659264;visibility:visible;mso-wrap-style:square;mso-width-percent:0;mso-height-percent:0;mso-wrap-distance-left:9pt;mso-wrap-distance-top:0;mso-wrap-distance-right:9pt;mso-wrap-distance-bottom:0;mso-position-horizontal:absolute;mso-position-horizontal-relative:text;mso-position-vertical:absolute;mso-position-vertical-relative:text;mso-width-percent:0;mso-height-percent:0;mso-width-relative:page;mso-height-relative:page;v-text-anchor:top" o:gfxdata="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" stroked="f">
               <v:textbox inset=",.1mm,,.1mm">
                 <w:txbxContent>
                   <w:p>
@@ -9646,16 +5308,6 @@
   <w:p>
     <w:pPr>
       <w:pStyle w:val="Header"/>
-    </w:pPr>
-  </w:p>
-</w:hdr>
-</file>
-
-<file path=word/header2.xml><?xml version="1.0" encoding="utf-8"?>
-<w:hdr xmlns:wpc="http://schemas.microsoft.com/office/word/2010/wordprocessingCanvas" xmlns:cx="http://schemas.microsoft.com/office/drawing/2014/chartex" xmlns:cx1="http://schemas.microsoft.com/office/drawing/2015/9/8/chartex" xmlns:cx2="http://schemas.microsoft.com/office/drawing/2015/10/21/chartex" xmlns:cx3="http://schemas.microsoft.com/office/drawing/2016/5/9/chartex" xmlns:cx4="http://schemas.microsoft.com/office/drawing/2016/5/10/chartex" xmlns:cx5="http://schemas.microsoft.com/office/drawing/2016/5/11/chartex" xmlns:cx6="http://schemas.microsoft.com/office/drawing/2016/5/12/chartex" xmlns:cx7="http://schemas.microsoft.com/office/drawing/2016/5/13/chartex" xmlns:cx8="http://schemas.microsoft.com/office/drawing/2016/5/14/chartex" xmlns:mc="http://schemas.openxmlformats.org/markup-compatibility/2006" xmlns:aink="http://schemas.microsoft.com/office/drawing/2016/ink" xmlns:am3d="http://schemas.microsoft.com/office/drawing/2017/model3d" xmlns:o="urn:schemas-microsoft-com:office:office" xmlns:oel="http://schemas.microsoft.com/office/2019/extlst" xmlns:r="http://schemas.openxmlformats.org/officeDocument/2006/relationships" xmlns:m="http://schemas.openxmlformats.org/officeDocument/2006/math" xmlns:v="urn:schemas-microsoft-com:vml" xmlns:wp14="http://schemas.microsoft.com/office/word/2010/wordprocessingDrawing" xmlns:wp="http://schemas.openxmlformats.org/drawingml/2006/wordprocessingDrawing" xmlns:w10="urn:schemas-microsoft-com:office:word" xmlns:w="http://schemas.openxmlformats.org/wordprocessingml/2006/main" xmlns:w14="http://schemas.microsoft.com/office/word/2010/wordml" xmlns:w15="http://schemas.microsoft.com/office/word/2012/wordml" xmlns:w16cex="http://schemas.microsoft.com/office/word/2018/wordml/cex" xmlns:w16cid="http://schemas.microsoft.com/office/word/2016/wordml/cid" xmlns:w16="http://schemas.microsoft.com/office/word/2018/wordml" xmlns:w16du="http://schemas.microsoft.com/office/word/2023/wordml/word16du" xmlns:w16sdtdh="http://schemas.microsoft.com/office/word/2020/wordml/sdtdatahash" xmlns:w16sdtfl="http://schemas.microsoft.com/office/word/2024/wordml/sdtformatlock" xmlns:w16se="http://schemas.microsoft.com/office/word/2015/wordml/symex" xmlns:wpg="http://schemas.microsoft.com/office/word/2010/wordprocessingGroup" xmlns:wpi="http://schemas.microsoft.com/office/word/2010/wordprocessingInk" xmlns:wne="http://schemas.microsoft.com/office/word/2006/wordml" xmlns:wps="http://schemas.microsoft.com/office/word/2010/wordprocessingShape" mc:Ignorable="w14 w15 w16se w16cid w16 w16cex w16sdtdh w16sdtfl w16du wp14">
-  <w:p>
-    <w:pPr>
-      <w:pStyle w:val="Header"/>
       <w:wordWrap w:val="0"/>
       <w:jc w:val="right"/>
       <w:rPr>
@@ -9670,1341 +5322,7 @@
       <mc:AlternateContent>
         <mc:Choice Requires="wps">
           <w:drawing>
-            <wp:anchor distT="0" distB="0" distL="114300" distR="114300" simplePos="0" relativeHeight="251678720" behindDoc="0" locked="0" layoutInCell="1" allowOverlap="1" wp14:anchorId="74763755" wp14:editId="7635BCE0">
-              <wp:simplePos x="0" y="0"/>
-              <wp:positionH relativeFrom="column">
-                <wp:posOffset>3559810</wp:posOffset>
-              </wp:positionH>
-              <wp:positionV relativeFrom="paragraph">
-                <wp:posOffset>494665</wp:posOffset>
-              </wp:positionV>
-              <wp:extent cx="712440" cy="165100"/>
-              <wp:effectExtent l="0" t="0" r="12065" b="25400"/>
-              <wp:wrapNone/>
-              <wp:docPr id="23785" name="Text Box 33"/>
-              <wp:cNvGraphicFramePr>
-                <a:graphicFrameLocks xmlns:a="http://schemas.openxmlformats.org/drawingml/2006/main"/>
-              </wp:cNvGraphicFramePr>
-              <a:graphic xmlns:a="http://schemas.openxmlformats.org/drawingml/2006/main">
-                <a:graphicData uri="http://schemas.microsoft.com/office/word/2010/wordprocessingShape">
-                  <wps:wsp>
-                    <wps:cNvSpPr txBox="1">
-                      <a:spLocks noChangeArrowheads="1"/>
-                    </wps:cNvSpPr>
-                    <wps:spPr bwMode="auto">
-                      <a:xfrm>
-                        <a:off x="0" y="0"/>
-                        <a:ext cx="712440" cy="165100"/>
-                      </a:xfrm>
-                      <a:prstGeom prst="rect">
-                        <a:avLst/>
-                      </a:prstGeom>
-                      <a:solidFill>
-                        <a:srgbClr val="FFFFFF"/>
-                      </a:solidFill>
-                      <a:ln w="6350">
-                        <a:solidFill>
-                          <a:srgbClr val="000000"/>
-                        </a:solidFill>
-                        <a:miter lim="800000"/>
-                        <a:headEnd/>
-                        <a:tailEnd/>
-                      </a:ln>
-                    </wps:spPr>
-                    <wps:txbx>
-                      <w:txbxContent>
-                        <w:p>
-                          <w:pPr>
-                            <w:pStyle w:val="Header"/>
-                            <w:tabs>
-                              <w:tab w:val="clear" w:pos="4252"/>
-                              <w:tab w:val="clear" w:pos="8504"/>
-                            </w:tabs>
-                            <w:snapToGrid/>
-                            <w:ind w:left="0"/>
-                            <w:rPr>
-                              <w:rFonts w:ascii="Cambria" w:hAnsi="Cambria"/>
-                              <w:b/>
-                              <w:bCs/>
-                              <w:sz w:val="12"/>
-                              <w:szCs w:val="12"/>
-                              <w:lang w:val="vi-VN"/>
-                            </w:rPr>
-                          </w:pPr>
-                          <w:r>
-                            <w:rPr>
-                              <w:b/>
-                              <w:bCs/>
-                              <w:sz w:val="12"/>
-                              <w:szCs w:val="12"/>
-                            </w:rPr>
-                            <w:t>Ng</w:t>
-                          </w:r>
-                          <w:r>
-                            <w:rPr>
-                              <w:rFonts w:ascii="Cambria" w:hAnsi="Cambria"/>
-                              <w:b/>
-                              <w:bCs/>
-                              <w:sz w:val="12"/>
-                              <w:szCs w:val="12"/>
-                            </w:rPr>
-                            <w:t>ười cải biên</w:t>
-                          </w:r>
-                        </w:p>
-                      </w:txbxContent>
-                    </wps:txbx>
-                    <wps:bodyPr rot="0" vert="horz" wrap="square" lIns="91440" tIns="3600" rIns="91440" bIns="3600" anchor="t" anchorCtr="0" upright="1">
-                      <a:noAutofit/>
-                    </wps:bodyPr>
-                  </wps:wsp>
-                </a:graphicData>
-              </a:graphic>
-              <wp14:sizeRelH relativeFrom="page">
-                <wp14:pctWidth>0</wp14:pctWidth>
-              </wp14:sizeRelH>
-              <wp14:sizeRelV relativeFrom="page">
-                <wp14:pctHeight>0</wp14:pctHeight>
-              </wp14:sizeRelV>
-            </wp:anchor>
-          </w:drawing>
-        </mc:Choice>
-        <mc:Fallback>
-          <w:pict>
-            <v:shapetype w14:anchorId="74763755" id="_x0000_t202" coordsize="21600,21600" o:spt="202" path="m,l,21600r21600,l21600,xe">
-              <v:stroke joinstyle="miter"/>
-              <v:path gradientshapeok="t" o:connecttype="rect"/>
-            </v:shapetype>
-            <v:shape id="Text Box 33" o:spid="_x0000_s1026" type="#_x0000_t202" style="position:absolute;left:0;text-align:left;margin-left:280.3pt;margin-top:38.95pt;width:56.1pt;height:13pt;z-index:251678720;visibility:visible;mso-wrap-style:square;mso-width-percent:0;mso-height-percent:0;mso-wrap-distance-left:9pt;mso-wrap-distance-top:0;mso-wrap-distance-right:9pt;mso-wrap-distance-bottom:0;mso-position-horizontal:absolute;mso-position-horizontal-relative:text;mso-position-vertical:absolute;mso-position-vertical-relative:text;mso-width-percent:0;mso-height-percent:0;mso-width-relative:page;mso-height-relative:page;v-text-anchor:top" o:gfxdata="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" strokeweight=".5pt">
-              <v:textbox inset=",.1mm,,.1mm">
-                <w:txbxContent>
-                  <w:p>
-                    <w:pPr>
-                      <w:pStyle w:val="Header"/>
-                      <w:tabs>
-                        <w:tab w:val="clear" w:pos="4252"/>
-                        <w:tab w:val="clear" w:pos="8504"/>
-                      </w:tabs>
-                      <w:snapToGrid/>
-                      <w:ind w:left="0"/>
-                      <w:rPr>
-                        <w:rFonts w:ascii="Cambria" w:hAnsi="Cambria"/>
-                        <w:b/>
-                        <w:bCs/>
-                        <w:sz w:val="12"/>
-                        <w:szCs w:val="12"/>
-                        <w:lang w:val="vi-VN"/>
-                      </w:rPr>
-                    </w:pPr>
-                    <w:r>
-                      <w:rPr>
-                        <w:b/>
-                        <w:bCs/>
-                        <w:sz w:val="12"/>
-                        <w:szCs w:val="12"/>
-                      </w:rPr>
-                      <w:t>Ng</w:t>
-                    </w:r>
-                    <w:r>
-                      <w:rPr>
-                        <w:rFonts w:ascii="Cambria" w:hAnsi="Cambria"/>
-                        <w:b/>
-                        <w:bCs/>
-                        <w:sz w:val="12"/>
-                        <w:szCs w:val="12"/>
-                      </w:rPr>
-                      <w:t>ười cải biên</w:t>
-                    </w:r>
-                  </w:p>
-                </w:txbxContent>
-              </v:textbox>
-            </v:shape>
-          </w:pict>
-        </mc:Fallback>
-      </mc:AlternateContent>
-    </w:r>
-    <w:r>
-      <w:rPr>
-        <w:noProof/>
-        <w:sz w:val="20"/>
-      </w:rPr>
-      <mc:AlternateContent>
-        <mc:Choice Requires="wps">
-          <w:drawing>
-            <wp:anchor distT="0" distB="0" distL="114300" distR="114300" simplePos="0" relativeHeight="251681792" behindDoc="0" locked="0" layoutInCell="1" allowOverlap="1" wp14:anchorId="069BC71A" wp14:editId="2131EF50">
-              <wp:simplePos x="0" y="0"/>
-              <wp:positionH relativeFrom="column">
-                <wp:posOffset>2106930</wp:posOffset>
-              </wp:positionH>
-              <wp:positionV relativeFrom="paragraph">
-                <wp:posOffset>498475</wp:posOffset>
-              </wp:positionV>
-              <wp:extent cx="1458000" cy="165100"/>
-              <wp:effectExtent l="0" t="0" r="27940" b="25400"/>
-              <wp:wrapNone/>
-              <wp:docPr id="23786" name="Text Box 38"/>
-              <wp:cNvGraphicFramePr>
-                <a:graphicFrameLocks xmlns:a="http://schemas.openxmlformats.org/drawingml/2006/main"/>
-              </wp:cNvGraphicFramePr>
-              <a:graphic xmlns:a="http://schemas.openxmlformats.org/drawingml/2006/main">
-                <a:graphicData uri="http://schemas.microsoft.com/office/word/2010/wordprocessingShape">
-                  <wps:wsp>
-                    <wps:cNvSpPr txBox="1">
-                      <a:spLocks noChangeArrowheads="1"/>
-                    </wps:cNvSpPr>
-                    <wps:spPr bwMode="auto">
-                      <a:xfrm>
-                        <a:off x="0" y="0"/>
-                        <a:ext cx="1458000" cy="165100"/>
-                      </a:xfrm>
-                      <a:prstGeom prst="rect">
-                        <a:avLst/>
-                      </a:prstGeom>
-                      <a:solidFill>
-                        <a:srgbClr val="FFFFFF"/>
-                      </a:solidFill>
-                      <a:ln w="6350">
-                        <a:solidFill>
-                          <a:srgbClr val="000000"/>
-                        </a:solidFill>
-                        <a:miter lim="800000"/>
-                        <a:headEnd/>
-                        <a:tailEnd/>
-                      </a:ln>
-                    </wps:spPr>
-                    <wps:txbx>
-                      <w:txbxContent>
-                        <w:p>
-                          <w:pPr>
-                            <w:ind w:left="0"/>
-                            <w:rPr>
-                              <w:rFonts w:ascii="MS PMincho" w:eastAsia="MS PMincho" w:hAnsi="MS PMincho"/>
-                              <w:sz w:val="18"/>
-                              <w:szCs w:val="18"/>
-                            </w:rPr>
-                          </w:pPr>
-                          <w:r>
-                            <w:rPr>
-                              <w:rFonts w:ascii="MS PMincho" w:eastAsia="MS PMincho" w:hAnsi="MS PMincho"/>
-                              <w:sz w:val="18"/>
-                              <w:szCs w:val="18"/>
-                            </w:rPr>
-                            <w:t>Tài li</w:t>
-                          </w:r>
-                          <w:r>
-                            <w:rPr>
-                              <w:rFonts w:ascii="Cambria" w:eastAsia="MS PMincho" w:hAnsi="Cambria" w:cs="Cambria"/>
-                              <w:sz w:val="18"/>
-                              <w:szCs w:val="18"/>
-                            </w:rPr>
-                            <w:t>ệ</w:t>
-                          </w:r>
-                          <w:r>
-                            <w:rPr>
-                              <w:rFonts w:ascii="MS PMincho" w:eastAsia="MS PMincho" w:hAnsi="MS PMincho"/>
-                              <w:sz w:val="18"/>
-                              <w:szCs w:val="18"/>
-                            </w:rPr>
-                            <w:t>u h</w:t>
-                          </w:r>
-                          <w:r>
-                            <w:rPr>
-                              <w:rFonts w:ascii="Cambria" w:eastAsia="MS PMincho" w:hAnsi="Cambria" w:cs="Cambria"/>
-                              <w:sz w:val="18"/>
-                              <w:szCs w:val="18"/>
-                            </w:rPr>
-                            <w:t>ướ</w:t>
-                          </w:r>
-                          <w:r>
-                            <w:rPr>
-                              <w:rFonts w:ascii="MS PMincho" w:eastAsia="MS PMincho" w:hAnsi="MS PMincho"/>
-                              <w:sz w:val="18"/>
-                              <w:szCs w:val="18"/>
-                            </w:rPr>
-                            <w:t>ng d</w:t>
-                          </w:r>
-                          <w:r>
-                            <w:rPr>
-                              <w:rFonts w:ascii="Cambria" w:eastAsia="MS PMincho" w:hAnsi="Cambria" w:cs="Cambria"/>
-                              <w:sz w:val="18"/>
-                              <w:szCs w:val="18"/>
-                            </w:rPr>
-                            <w:t>ẫ</w:t>
-                          </w:r>
-                          <w:r>
-                            <w:rPr>
-                              <w:rFonts w:ascii="MS PMincho" w:eastAsia="MS PMincho" w:hAnsi="MS PMincho"/>
-                              <w:sz w:val="18"/>
-                              <w:szCs w:val="18"/>
-                            </w:rPr>
-                            <w:t>n tri</w:t>
-                          </w:r>
-                          <w:r>
-                            <w:rPr>
-                              <w:rFonts w:ascii="Cambria" w:eastAsia="MS PMincho" w:hAnsi="Cambria" w:cs="Cambria"/>
-                              <w:sz w:val="18"/>
-                              <w:szCs w:val="18"/>
-                            </w:rPr>
-                            <w:t>ể</w:t>
-                          </w:r>
-                          <w:r>
-                            <w:rPr>
-                              <w:rFonts w:ascii="MS PMincho" w:eastAsia="MS PMincho" w:hAnsi="MS PMincho"/>
-                              <w:sz w:val="18"/>
-                              <w:szCs w:val="18"/>
-                            </w:rPr>
-                            <w:t>n khai source code lên server</w:t>
-                          </w:r>
-                          <w:r>
-                            <w:rPr>
-                              <w:rFonts w:ascii="MS PMincho" w:eastAsia="MS PMincho" w:hAnsi="MS PMincho"/>
-                              <w:sz w:val="18"/>
-                              <w:szCs w:val="18"/>
-                            </w:rPr>
-                            <w:t xml:space="preserve"> </w:t>
-                          </w:r>
-                          <w:r>
-                            <w:rPr>
-                              <w:rFonts w:ascii="MS PMincho" w:eastAsia="MS PMincho" w:hAnsi="MS PMincho"/>
-                              <w:sz w:val="18"/>
-                              <w:szCs w:val="18"/>
-                            </w:rPr>
-                            <w:fldChar w:fldCharType="begin"/>
-                          </w:r>
-                          <w:r>
-                            <w:rPr>
-                              <w:rFonts w:ascii="MS PMincho" w:eastAsia="MS PMincho" w:hAnsi="MS PMincho"/>
-                              <w:sz w:val="18"/>
-                              <w:szCs w:val="18"/>
-                            </w:rPr>
-                            <w:instrText xml:space="preserve"> DOCPROPERTY "Category"  \* MERGEFORMAT </w:instrText>
-                          </w:r>
-                          <w:r>
-                            <w:rPr>
-                              <w:rFonts w:ascii="MS PMincho" w:eastAsia="MS PMincho" w:hAnsi="MS PMincho"/>
-                              <w:sz w:val="18"/>
-                              <w:szCs w:val="18"/>
-                            </w:rPr>
-                            <w:fldChar w:fldCharType="end"/>
-                          </w:r>
-                        </w:p>
-                      </w:txbxContent>
-                    </wps:txbx>
-                    <wps:bodyPr rot="0" vert="horz" wrap="square" lIns="91440" tIns="3600" rIns="91440" bIns="3600" anchor="t" anchorCtr="0" upright="1">
-                      <a:noAutofit/>
-                    </wps:bodyPr>
-                  </wps:wsp>
-                </a:graphicData>
-              </a:graphic>
-              <wp14:sizeRelH relativeFrom="page">
-                <wp14:pctWidth>0</wp14:pctWidth>
-              </wp14:sizeRelH>
-              <wp14:sizeRelV relativeFrom="page">
-                <wp14:pctHeight>0</wp14:pctHeight>
-              </wp14:sizeRelV>
-            </wp:anchor>
-          </w:drawing>
-        </mc:Choice>
-        <mc:Fallback>
-          <w:pict>
-            <v:shape w14:anchorId="069BC71A" id="Text Box 38" o:spid="_x0000_s1027" type="#_x0000_t202" style="position:absolute;left:0;text-align:left;margin-left:165.9pt;margin-top:39.25pt;width:114.8pt;height:13pt;z-index:251681792;visibility:visible;mso-wrap-style:square;mso-width-percent:0;mso-height-percent:0;mso-wrap-distance-left:9pt;mso-wrap-distance-top:0;mso-wrap-distance-right:9pt;mso-wrap-distance-bottom:0;mso-position-horizontal:absolute;mso-position-horizontal-relative:text;mso-position-vertical:absolute;mso-position-vertical-relative:text;mso-width-percent:0;mso-height-percent:0;mso-width-relative:page;mso-height-relative:page;v-text-anchor:top" o:gfxdata="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" strokeweight=".5pt">
-              <v:textbox inset=",.1mm,,.1mm">
-                <w:txbxContent>
-                  <w:p>
-                    <w:pPr>
-                      <w:ind w:left="0"/>
-                      <w:rPr>
-                        <w:rFonts w:ascii="MS PMincho" w:eastAsia="MS PMincho" w:hAnsi="MS PMincho"/>
-                        <w:sz w:val="18"/>
-                        <w:szCs w:val="18"/>
-                      </w:rPr>
-                    </w:pPr>
-                    <w:r>
-                      <w:rPr>
-                        <w:rFonts w:ascii="MS PMincho" w:eastAsia="MS PMincho" w:hAnsi="MS PMincho"/>
-                        <w:sz w:val="18"/>
-                        <w:szCs w:val="18"/>
-                      </w:rPr>
-                      <w:t>Tài li</w:t>
-                    </w:r>
-                    <w:r>
-                      <w:rPr>
-                        <w:rFonts w:ascii="Cambria" w:eastAsia="MS PMincho" w:hAnsi="Cambria" w:cs="Cambria"/>
-                        <w:sz w:val="18"/>
-                        <w:szCs w:val="18"/>
-                      </w:rPr>
-                      <w:t>ệ</w:t>
-                    </w:r>
-                    <w:r>
-                      <w:rPr>
-                        <w:rFonts w:ascii="MS PMincho" w:eastAsia="MS PMincho" w:hAnsi="MS PMincho"/>
-                        <w:sz w:val="18"/>
-                        <w:szCs w:val="18"/>
-                      </w:rPr>
-                      <w:t>u h</w:t>
-                    </w:r>
-                    <w:r>
-                      <w:rPr>
-                        <w:rFonts w:ascii="Cambria" w:eastAsia="MS PMincho" w:hAnsi="Cambria" w:cs="Cambria"/>
-                        <w:sz w:val="18"/>
-                        <w:szCs w:val="18"/>
-                      </w:rPr>
-                      <w:t>ướ</w:t>
-                    </w:r>
-                    <w:r>
-                      <w:rPr>
-                        <w:rFonts w:ascii="MS PMincho" w:eastAsia="MS PMincho" w:hAnsi="MS PMincho"/>
-                        <w:sz w:val="18"/>
-                        <w:szCs w:val="18"/>
-                      </w:rPr>
-                      <w:t>ng d</w:t>
-                    </w:r>
-                    <w:r>
-                      <w:rPr>
-                        <w:rFonts w:ascii="Cambria" w:eastAsia="MS PMincho" w:hAnsi="Cambria" w:cs="Cambria"/>
-                        <w:sz w:val="18"/>
-                        <w:szCs w:val="18"/>
-                      </w:rPr>
-                      <w:t>ẫ</w:t>
-                    </w:r>
-                    <w:r>
-                      <w:rPr>
-                        <w:rFonts w:ascii="MS PMincho" w:eastAsia="MS PMincho" w:hAnsi="MS PMincho"/>
-                        <w:sz w:val="18"/>
-                        <w:szCs w:val="18"/>
-                      </w:rPr>
-                      <w:t>n tri</w:t>
-                    </w:r>
-                    <w:r>
-                      <w:rPr>
-                        <w:rFonts w:ascii="Cambria" w:eastAsia="MS PMincho" w:hAnsi="Cambria" w:cs="Cambria"/>
-                        <w:sz w:val="18"/>
-                        <w:szCs w:val="18"/>
-                      </w:rPr>
-                      <w:t>ể</w:t>
-                    </w:r>
-                    <w:r>
-                      <w:rPr>
-                        <w:rFonts w:ascii="MS PMincho" w:eastAsia="MS PMincho" w:hAnsi="MS PMincho"/>
-                        <w:sz w:val="18"/>
-                        <w:szCs w:val="18"/>
-                      </w:rPr>
-                      <w:t>n khai source code lên server</w:t>
-                    </w:r>
-                    <w:r>
-                      <w:rPr>
-                        <w:rFonts w:ascii="MS PMincho" w:eastAsia="MS PMincho" w:hAnsi="MS PMincho"/>
-                        <w:sz w:val="18"/>
-                        <w:szCs w:val="18"/>
-                      </w:rPr>
-                      <w:t xml:space="preserve"> </w:t>
-                    </w:r>
-                    <w:r>
-                      <w:rPr>
-                        <w:rFonts w:ascii="MS PMincho" w:eastAsia="MS PMincho" w:hAnsi="MS PMincho"/>
-                        <w:sz w:val="18"/>
-                        <w:szCs w:val="18"/>
-                      </w:rPr>
-                      <w:fldChar w:fldCharType="begin"/>
-                    </w:r>
-                    <w:r>
-                      <w:rPr>
-                        <w:rFonts w:ascii="MS PMincho" w:eastAsia="MS PMincho" w:hAnsi="MS PMincho"/>
-                        <w:sz w:val="18"/>
-                        <w:szCs w:val="18"/>
-                      </w:rPr>
-                      <w:instrText xml:space="preserve"> DOCPROPERTY "Category"  \* MERGEFORMAT </w:instrText>
-                    </w:r>
-                    <w:r>
-                      <w:rPr>
-                        <w:rFonts w:ascii="MS PMincho" w:eastAsia="MS PMincho" w:hAnsi="MS PMincho"/>
-                        <w:sz w:val="18"/>
-                        <w:szCs w:val="18"/>
-                      </w:rPr>
-                      <w:fldChar w:fldCharType="end"/>
-                    </w:r>
-                  </w:p>
-                </w:txbxContent>
-              </v:textbox>
-            </v:shape>
-          </w:pict>
-        </mc:Fallback>
-      </mc:AlternateContent>
-    </w:r>
-    <w:r>
-      <w:rPr>
-        <w:noProof/>
-        <w:sz w:val="20"/>
-      </w:rPr>
-      <mc:AlternateContent>
-        <mc:Choice Requires="wps">
-          <w:drawing>
-            <wp:anchor distT="0" distB="0" distL="114300" distR="114300" simplePos="0" relativeHeight="251676672" behindDoc="0" locked="0" layoutInCell="1" allowOverlap="1" wp14:anchorId="13B692C0" wp14:editId="5E289C8D">
-              <wp:simplePos x="0" y="0"/>
-              <wp:positionH relativeFrom="column">
-                <wp:posOffset>3562350</wp:posOffset>
-              </wp:positionH>
-              <wp:positionV relativeFrom="paragraph">
-                <wp:posOffset>332105</wp:posOffset>
-              </wp:positionV>
-              <wp:extent cx="712470" cy="165100"/>
-              <wp:effectExtent l="0" t="0" r="11430" b="25400"/>
-              <wp:wrapNone/>
-              <wp:docPr id="23777" name="Text Box 31"/>
-              <wp:cNvGraphicFramePr>
-                <a:graphicFrameLocks xmlns:a="http://schemas.openxmlformats.org/drawingml/2006/main"/>
-              </wp:cNvGraphicFramePr>
-              <a:graphic xmlns:a="http://schemas.openxmlformats.org/drawingml/2006/main">
-                <a:graphicData uri="http://schemas.microsoft.com/office/word/2010/wordprocessingShape">
-                  <wps:wsp>
-                    <wps:cNvSpPr txBox="1">
-                      <a:spLocks noChangeArrowheads="1"/>
-                    </wps:cNvSpPr>
-                    <wps:spPr bwMode="auto">
-                      <a:xfrm>
-                        <a:off x="0" y="0"/>
-                        <a:ext cx="712470" cy="165100"/>
-                      </a:xfrm>
-                      <a:prstGeom prst="rect">
-                        <a:avLst/>
-                      </a:prstGeom>
-                      <a:solidFill>
-                        <a:srgbClr val="FFFFFF"/>
-                      </a:solidFill>
-                      <a:ln w="6350">
-                        <a:solidFill>
-                          <a:srgbClr val="000000"/>
-                        </a:solidFill>
-                        <a:miter lim="800000"/>
-                        <a:headEnd/>
-                        <a:tailEnd/>
-                      </a:ln>
-                    </wps:spPr>
-                    <wps:txbx>
-                      <w:txbxContent>
-                        <w:p>
-                          <w:pPr>
-                            <w:pStyle w:val="Header"/>
-                            <w:tabs>
-                              <w:tab w:val="clear" w:pos="4252"/>
-                              <w:tab w:val="clear" w:pos="8504"/>
-                            </w:tabs>
-                            <w:snapToGrid/>
-                            <w:ind w:left="0"/>
-                            <w:rPr>
-                              <w:rFonts w:ascii="Cambria" w:hAnsi="Cambria"/>
-                              <w:b/>
-                              <w:bCs/>
-                              <w:sz w:val="15"/>
-                              <w:szCs w:val="15"/>
-                              <w:lang w:val="vi-VN"/>
-                            </w:rPr>
-                          </w:pPr>
-                          <w:r>
-                            <w:rPr>
-                              <w:rFonts w:hint="eastAsia"/>
-                              <w:b/>
-                              <w:bCs/>
-                              <w:sz w:val="15"/>
-                              <w:szCs w:val="15"/>
-                            </w:rPr>
-                            <w:t>N</w:t>
-                          </w:r>
-                          <w:r>
-                            <w:rPr>
-                              <w:b/>
-                              <w:bCs/>
-                              <w:sz w:val="15"/>
-                              <w:szCs w:val="15"/>
-                            </w:rPr>
-                            <w:t>g</w:t>
-                          </w:r>
-                          <w:r>
-                            <w:rPr>
-                              <w:rFonts w:ascii="Cambria" w:hAnsi="Cambria"/>
-                              <w:b/>
-                              <w:bCs/>
-                              <w:sz w:val="15"/>
-                              <w:szCs w:val="15"/>
-                              <w:lang w:val="vi-VN"/>
-                            </w:rPr>
-                            <w:t>ười soạn</w:t>
-                          </w:r>
-                        </w:p>
-                      </w:txbxContent>
-                    </wps:txbx>
-                    <wps:bodyPr rot="0" vert="horz" wrap="square" lIns="91440" tIns="3600" rIns="91440" bIns="3600" anchor="t" anchorCtr="0" upright="1">
-                      <a:noAutofit/>
-                    </wps:bodyPr>
-                  </wps:wsp>
-                </a:graphicData>
-              </a:graphic>
-              <wp14:sizeRelH relativeFrom="page">
-                <wp14:pctWidth>0</wp14:pctWidth>
-              </wp14:sizeRelH>
-              <wp14:sizeRelV relativeFrom="page">
-                <wp14:pctHeight>0</wp14:pctHeight>
-              </wp14:sizeRelV>
-            </wp:anchor>
-          </w:drawing>
-        </mc:Choice>
-        <mc:Fallback>
-          <w:pict>
-            <v:shape w14:anchorId="13B692C0" id="Text Box 31" o:spid="_x0000_s1028" type="#_x0000_t202" style="position:absolute;left:0;text-align:left;margin-left:280.5pt;margin-top:26.15pt;width:56.1pt;height:13pt;z-index:251676672;visibility:visible;mso-wrap-style:square;mso-width-percent:0;mso-height-percent:0;mso-wrap-distance-left:9pt;mso-wrap-distance-top:0;mso-wrap-distance-right:9pt;mso-wrap-distance-bottom:0;mso-position-horizontal:absolute;mso-position-horizontal-relative:text;mso-position-vertical:absolute;mso-position-vertical-relative:text;mso-width-percent:0;mso-height-percent:0;mso-width-relative:page;mso-height-relative:page;v-text-anchor:top" o:gfxdata="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" strokeweight=".5pt">
-              <v:textbox inset=",.1mm,,.1mm">
-                <w:txbxContent>
-                  <w:p>
-                    <w:pPr>
-                      <w:pStyle w:val="Header"/>
-                      <w:tabs>
-                        <w:tab w:val="clear" w:pos="4252"/>
-                        <w:tab w:val="clear" w:pos="8504"/>
-                      </w:tabs>
-                      <w:snapToGrid/>
-                      <w:ind w:left="0"/>
-                      <w:rPr>
-                        <w:rFonts w:ascii="Cambria" w:hAnsi="Cambria"/>
-                        <w:b/>
-                        <w:bCs/>
-                        <w:sz w:val="15"/>
-                        <w:szCs w:val="15"/>
-                        <w:lang w:val="vi-VN"/>
-                      </w:rPr>
-                    </w:pPr>
-                    <w:r>
-                      <w:rPr>
-                        <w:rFonts w:hint="eastAsia"/>
-                        <w:b/>
-                        <w:bCs/>
-                        <w:sz w:val="15"/>
-                        <w:szCs w:val="15"/>
-                      </w:rPr>
-                      <w:t>N</w:t>
-                    </w:r>
-                    <w:r>
-                      <w:rPr>
-                        <w:b/>
-                        <w:bCs/>
-                        <w:sz w:val="15"/>
-                        <w:szCs w:val="15"/>
-                      </w:rPr>
-                      <w:t>g</w:t>
-                    </w:r>
-                    <w:r>
-                      <w:rPr>
-                        <w:rFonts w:ascii="Cambria" w:hAnsi="Cambria"/>
-                        <w:b/>
-                        <w:bCs/>
-                        <w:sz w:val="15"/>
-                        <w:szCs w:val="15"/>
-                        <w:lang w:val="vi-VN"/>
-                      </w:rPr>
-                      <w:t>ười soạn</w:t>
-                    </w:r>
-                  </w:p>
-                </w:txbxContent>
-              </v:textbox>
-            </v:shape>
-          </w:pict>
-        </mc:Fallback>
-      </mc:AlternateContent>
-    </w:r>
-    <w:r>
-      <w:rPr>
-        <w:noProof/>
-        <w:sz w:val="20"/>
-      </w:rPr>
-      <mc:AlternateContent>
-        <mc:Choice Requires="wps">
-          <w:drawing>
-            <wp:anchor distT="0" distB="0" distL="114300" distR="114300" simplePos="0" relativeHeight="251680768" behindDoc="0" locked="0" layoutInCell="1" allowOverlap="1" wp14:anchorId="570AAE07" wp14:editId="4FC33675">
-              <wp:simplePos x="0" y="0"/>
-              <wp:positionH relativeFrom="column">
-                <wp:posOffset>2106931</wp:posOffset>
-              </wp:positionH>
-              <wp:positionV relativeFrom="paragraph">
-                <wp:posOffset>333375</wp:posOffset>
-              </wp:positionV>
-              <wp:extent cx="1455420" cy="165100"/>
-              <wp:effectExtent l="0" t="0" r="11430" b="25400"/>
-              <wp:wrapNone/>
-              <wp:docPr id="23787" name="Text Box 36"/>
-              <wp:cNvGraphicFramePr>
-                <a:graphicFrameLocks xmlns:a="http://schemas.openxmlformats.org/drawingml/2006/main"/>
-              </wp:cNvGraphicFramePr>
-              <a:graphic xmlns:a="http://schemas.openxmlformats.org/drawingml/2006/main">
-                <a:graphicData uri="http://schemas.microsoft.com/office/word/2010/wordprocessingShape">
-                  <wps:wsp>
-                    <wps:cNvSpPr txBox="1">
-                      <a:spLocks noChangeArrowheads="1"/>
-                    </wps:cNvSpPr>
-                    <wps:spPr bwMode="auto">
-                      <a:xfrm>
-                        <a:off x="0" y="0"/>
-                        <a:ext cx="1455420" cy="165100"/>
-                      </a:xfrm>
-                      <a:prstGeom prst="rect">
-                        <a:avLst/>
-                      </a:prstGeom>
-                      <a:solidFill>
-                        <a:srgbClr val="FFFFFF"/>
-                      </a:solidFill>
-                      <a:ln w="6350">
-                        <a:solidFill>
-                          <a:srgbClr val="000000"/>
-                        </a:solidFill>
-                        <a:miter lim="800000"/>
-                        <a:headEnd/>
-                        <a:tailEnd/>
-                      </a:ln>
-                    </wps:spPr>
-                    <wps:txbx>
-                      <w:txbxContent>
-                        <w:p>
-                          <w:r>
-                            <w:rPr>
-                              <w:rFonts w:hint="eastAsia"/>
-                              <w:vanish/>
-                            </w:rPr>
-                            <w:t>作</w:t>
-                          </w:r>
-                        </w:p>
-                      </w:txbxContent>
-                    </wps:txbx>
-                    <wps:bodyPr rot="0" vert="horz" wrap="square" lIns="91440" tIns="3600" rIns="91440" bIns="3600" anchor="t" anchorCtr="0" upright="1">
-                      <a:noAutofit/>
-                    </wps:bodyPr>
-                  </wps:wsp>
-                </a:graphicData>
-              </a:graphic>
-              <wp14:sizeRelH relativeFrom="page">
-                <wp14:pctWidth>0</wp14:pctWidth>
-              </wp14:sizeRelH>
-              <wp14:sizeRelV relativeFrom="page">
-                <wp14:pctHeight>0</wp14:pctHeight>
-              </wp14:sizeRelV>
-            </wp:anchor>
-          </w:drawing>
-        </mc:Choice>
-        <mc:Fallback>
-          <w:pict>
-            <v:shape w14:anchorId="570AAE07" id="Text Box 36" o:spid="_x0000_s1029" type="#_x0000_t202" style="position:absolute;left:0;text-align:left;margin-left:165.9pt;margin-top:26.25pt;width:114.6pt;height:13pt;z-index:251680768;visibility:visible;mso-wrap-style:square;mso-width-percent:0;mso-height-percent:0;mso-wrap-distance-left:9pt;mso-wrap-distance-top:0;mso-wrap-distance-right:9pt;mso-wrap-distance-bottom:0;mso-position-horizontal:absolute;mso-position-horizontal-relative:text;mso-position-vertical:absolute;mso-position-vertical-relative:text;mso-width-percent:0;mso-height-percent:0;mso-width-relative:page;mso-height-relative:page;v-text-anchor:top" o:gfxdata="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" strokeweight=".5pt">
-              <v:textbox inset=",.1mm,,.1mm">
-                <w:txbxContent>
-                  <w:p>
-                    <w:r>
-                      <w:rPr>
-                        <w:rFonts w:hint="eastAsia"/>
-                        <w:vanish/>
-                      </w:rPr>
-                      <w:t>作</w:t>
-                    </w:r>
-                  </w:p>
-                </w:txbxContent>
-              </v:textbox>
-            </v:shape>
-          </w:pict>
-        </mc:Fallback>
-      </mc:AlternateContent>
-    </w:r>
-    <w:r>
-      <w:rPr>
-        <w:noProof/>
-        <w:sz w:val="20"/>
-      </w:rPr>
-      <mc:AlternateContent>
-        <mc:Choice Requires="wps">
-          <w:drawing>
-            <wp:anchor distT="0" distB="0" distL="114300" distR="114300" simplePos="0" relativeHeight="251716608" behindDoc="0" locked="0" layoutInCell="1" allowOverlap="1" wp14:anchorId="0F0D0045" wp14:editId="00D021C6">
-              <wp:simplePos x="0" y="0"/>
-              <wp:positionH relativeFrom="column">
-                <wp:posOffset>2106931</wp:posOffset>
-              </wp:positionH>
-              <wp:positionV relativeFrom="paragraph">
-                <wp:posOffset>333375</wp:posOffset>
-              </wp:positionV>
-              <wp:extent cx="1457960" cy="165100"/>
-              <wp:effectExtent l="0" t="0" r="27940" b="25400"/>
-              <wp:wrapNone/>
-              <wp:docPr id="23791" name="Text Box 156"/>
-              <wp:cNvGraphicFramePr>
-                <a:graphicFrameLocks xmlns:a="http://schemas.openxmlformats.org/drawingml/2006/main"/>
-              </wp:cNvGraphicFramePr>
-              <a:graphic xmlns:a="http://schemas.openxmlformats.org/drawingml/2006/main">
-                <a:graphicData uri="http://schemas.microsoft.com/office/word/2010/wordprocessingShape">
-                  <wps:wsp>
-                    <wps:cNvSpPr txBox="1">
-                      <a:spLocks noChangeArrowheads="1"/>
-                    </wps:cNvSpPr>
-                    <wps:spPr bwMode="auto">
-                      <a:xfrm>
-                        <a:off x="0" y="0"/>
-                        <a:ext cx="1457960" cy="165100"/>
-                      </a:xfrm>
-                      <a:prstGeom prst="rect">
-                        <a:avLst/>
-                      </a:prstGeom>
-                      <a:solidFill>
-                        <a:srgbClr val="FFFFFF"/>
-                      </a:solidFill>
-                      <a:ln w="6350">
-                        <a:solidFill>
-                          <a:srgbClr val="000000"/>
-                        </a:solidFill>
-                        <a:miter lim="800000"/>
-                        <a:headEnd/>
-                        <a:tailEnd/>
-                      </a:ln>
-                    </wps:spPr>
-                    <wps:txbx>
-                      <w:txbxContent>
-                        <w:p>
-                          <w:pPr>
-                            <w:pStyle w:val="Header"/>
-                            <w:tabs>
-                              <w:tab w:val="clear" w:pos="4252"/>
-                              <w:tab w:val="clear" w:pos="8504"/>
-                            </w:tabs>
-                            <w:snapToGrid/>
-                            <w:rPr>
-                              <w:rFonts w:ascii="MS Mincho" w:hAnsi="MS Mincho"/>
-                            </w:rPr>
-                          </w:pPr>
-                        </w:p>
-                      </w:txbxContent>
-                    </wps:txbx>
-                    <wps:bodyPr rot="0" vert="horz" wrap="square" lIns="91440" tIns="3600" rIns="91440" bIns="3600" anchor="ctr" anchorCtr="0" upright="1">
-                      <a:noAutofit/>
-                    </wps:bodyPr>
-                  </wps:wsp>
-                </a:graphicData>
-              </a:graphic>
-              <wp14:sizeRelH relativeFrom="page">
-                <wp14:pctWidth>0</wp14:pctWidth>
-              </wp14:sizeRelH>
-              <wp14:sizeRelV relativeFrom="page">
-                <wp14:pctHeight>0</wp14:pctHeight>
-              </wp14:sizeRelV>
-            </wp:anchor>
-          </w:drawing>
-        </mc:Choice>
-        <mc:Fallback>
-          <w:pict>
-            <v:shape w14:anchorId="0F0D0045" id="Text Box 156" o:spid="_x0000_s1030" type="#_x0000_t202" style="position:absolute;left:0;text-align:left;margin-left:165.9pt;margin-top:26.25pt;width:114.8pt;height:13pt;z-index:251716608;visibility:visible;mso-wrap-style:square;mso-width-percent:0;mso-height-percent:0;mso-wrap-distance-left:9pt;mso-wrap-distance-top:0;mso-wrap-distance-right:9pt;mso-wrap-distance-bottom:0;mso-position-horizontal:absolute;mso-position-horizontal-relative:text;mso-position-vertical:absolute;mso-position-vertical-relative:text;mso-width-percent:0;mso-height-percent:0;mso-width-relative:page;mso-height-relative:page;v-text-anchor:middle" o:gfxdata="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" strokeweight=".5pt">
-              <v:textbox inset=",.1mm,,.1mm">
-                <w:txbxContent>
-                  <w:p>
-                    <w:pPr>
-                      <w:pStyle w:val="Header"/>
-                      <w:tabs>
-                        <w:tab w:val="clear" w:pos="4252"/>
-                        <w:tab w:val="clear" w:pos="8504"/>
-                      </w:tabs>
-                      <w:snapToGrid/>
-                      <w:rPr>
-                        <w:rFonts w:ascii="MS Mincho" w:hAnsi="MS Mincho"/>
-                      </w:rPr>
-                    </w:pPr>
-                  </w:p>
-                </w:txbxContent>
-              </v:textbox>
-            </v:shape>
-          </w:pict>
-        </mc:Fallback>
-      </mc:AlternateContent>
-    </w:r>
-    <w:r>
-      <w:rPr>
-        <w:noProof/>
-        <w:sz w:val="20"/>
-      </w:rPr>
-      <mc:AlternateContent>
-        <mc:Choice Requires="wps">
-          <w:drawing>
-            <wp:anchor distT="0" distB="0" distL="114300" distR="114300" simplePos="0" relativeHeight="251677696" behindDoc="0" locked="0" layoutInCell="1" allowOverlap="1" wp14:anchorId="4BAC6014" wp14:editId="2EEEAD1E">
-              <wp:simplePos x="0" y="0"/>
-              <wp:positionH relativeFrom="column">
-                <wp:posOffset>4263390</wp:posOffset>
-              </wp:positionH>
-              <wp:positionV relativeFrom="paragraph">
-                <wp:posOffset>332105</wp:posOffset>
-              </wp:positionV>
-              <wp:extent cx="700405" cy="165100"/>
-              <wp:effectExtent l="0" t="0" r="23495" b="25400"/>
-              <wp:wrapNone/>
-              <wp:docPr id="23780" name="Text Box 32"/>
-              <wp:cNvGraphicFramePr>
-                <a:graphicFrameLocks xmlns:a="http://schemas.openxmlformats.org/drawingml/2006/main"/>
-              </wp:cNvGraphicFramePr>
-              <a:graphic xmlns:a="http://schemas.openxmlformats.org/drawingml/2006/main">
-                <a:graphicData uri="http://schemas.microsoft.com/office/word/2010/wordprocessingShape">
-                  <wps:wsp>
-                    <wps:cNvSpPr txBox="1">
-                      <a:spLocks noChangeArrowheads="1"/>
-                    </wps:cNvSpPr>
-                    <wps:spPr bwMode="auto">
-                      <a:xfrm>
-                        <a:off x="0" y="0"/>
-                        <a:ext cx="700405" cy="165100"/>
-                      </a:xfrm>
-                      <a:prstGeom prst="rect">
-                        <a:avLst/>
-                      </a:prstGeom>
-                      <a:solidFill>
-                        <a:srgbClr val="FFFFFF"/>
-                      </a:solidFill>
-                      <a:ln w="6350">
-                        <a:solidFill>
-                          <a:srgbClr val="000000"/>
-                        </a:solidFill>
-                        <a:miter lim="800000"/>
-                        <a:headEnd/>
-                        <a:tailEnd/>
-                      </a:ln>
-                    </wps:spPr>
-                    <wps:txbx>
-                      <w:txbxContent>
-                        <w:p>
-                          <w:pPr>
-                            <w:pStyle w:val="Header"/>
-                            <w:tabs>
-                              <w:tab w:val="clear" w:pos="4252"/>
-                              <w:tab w:val="clear" w:pos="8504"/>
-                            </w:tabs>
-                            <w:snapToGrid/>
-                            <w:ind w:left="0"/>
-                            <w:rPr>
-                              <w:szCs w:val="18"/>
-                            </w:rPr>
-                          </w:pPr>
-                          <w:r>
-                            <w:rPr>
-                              <w:szCs w:val="18"/>
-                            </w:rPr>
-                            <w:t>LucNV</w:t>
-                          </w:r>
-                        </w:p>
-                        <w:p>
-                          <w:pPr>
-                            <w:pStyle w:val="Header"/>
-                            <w:tabs>
-                              <w:tab w:val="clear" w:pos="4252"/>
-                              <w:tab w:val="clear" w:pos="8504"/>
-                            </w:tabs>
-                            <w:snapToGrid/>
-                            <w:rPr>
-                              <w:szCs w:val="18"/>
-                            </w:rPr>
-                          </w:pPr>
-                        </w:p>
-                        <w:p>
-                          <w:pPr>
-                            <w:pStyle w:val="Header"/>
-                            <w:tabs>
-                              <w:tab w:val="clear" w:pos="4252"/>
-                              <w:tab w:val="clear" w:pos="8504"/>
-                            </w:tabs>
-                            <w:snapToGrid/>
-                            <w:rPr>
-                              <w:szCs w:val="18"/>
-                            </w:rPr>
-                          </w:pPr>
-                        </w:p>
-                      </w:txbxContent>
-                    </wps:txbx>
-                    <wps:bodyPr rot="0" vert="horz" wrap="square" lIns="91440" tIns="3600" rIns="91440" bIns="3600" anchor="t" anchorCtr="0" upright="1">
-                      <a:noAutofit/>
-                    </wps:bodyPr>
-                  </wps:wsp>
-                </a:graphicData>
-              </a:graphic>
-              <wp14:sizeRelH relativeFrom="page">
-                <wp14:pctWidth>0</wp14:pctWidth>
-              </wp14:sizeRelH>
-              <wp14:sizeRelV relativeFrom="page">
-                <wp14:pctHeight>0</wp14:pctHeight>
-              </wp14:sizeRelV>
-            </wp:anchor>
-          </w:drawing>
-        </mc:Choice>
-        <mc:Fallback>
-          <w:pict>
-            <v:shape w14:anchorId="4BAC6014" id="Text Box 32" o:spid="_x0000_s1031" type="#_x0000_t202" style="position:absolute;left:0;text-align:left;margin-left:335.7pt;margin-top:26.15pt;width:55.15pt;height:13pt;z-index:251677696;visibility:visible;mso-wrap-style:square;mso-width-percent:0;mso-height-percent:0;mso-wrap-distance-left:9pt;mso-wrap-distance-top:0;mso-wrap-distance-right:9pt;mso-wrap-distance-bottom:0;mso-position-horizontal:absolute;mso-position-horizontal-relative:text;mso-position-vertical:absolute;mso-position-vertical-relative:text;mso-width-percent:0;mso-height-percent:0;mso-width-relative:page;mso-height-relative:page;v-text-anchor:top" o:gfxdata="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" strokeweight=".5pt">
-              <v:textbox inset=",.1mm,,.1mm">
-                <w:txbxContent>
-                  <w:p>
-                    <w:pPr>
-                      <w:pStyle w:val="Header"/>
-                      <w:tabs>
-                        <w:tab w:val="clear" w:pos="4252"/>
-                        <w:tab w:val="clear" w:pos="8504"/>
-                      </w:tabs>
-                      <w:snapToGrid/>
-                      <w:ind w:left="0"/>
-                      <w:rPr>
-                        <w:szCs w:val="18"/>
-                      </w:rPr>
-                    </w:pPr>
-                    <w:r>
-                      <w:rPr>
-                        <w:szCs w:val="18"/>
-                      </w:rPr>
-                      <w:t>LucNV</w:t>
-                    </w:r>
-                  </w:p>
-                  <w:p>
-                    <w:pPr>
-                      <w:pStyle w:val="Header"/>
-                      <w:tabs>
-                        <w:tab w:val="clear" w:pos="4252"/>
-                        <w:tab w:val="clear" w:pos="8504"/>
-                      </w:tabs>
-                      <w:snapToGrid/>
-                      <w:rPr>
-                        <w:szCs w:val="18"/>
-                      </w:rPr>
-                    </w:pPr>
-                  </w:p>
-                  <w:p>
-                    <w:pPr>
-                      <w:pStyle w:val="Header"/>
-                      <w:tabs>
-                        <w:tab w:val="clear" w:pos="4252"/>
-                        <w:tab w:val="clear" w:pos="8504"/>
-                      </w:tabs>
-                      <w:snapToGrid/>
-                      <w:rPr>
-                        <w:szCs w:val="18"/>
-                      </w:rPr>
-                    </w:pPr>
-                  </w:p>
-                </w:txbxContent>
-              </v:textbox>
-            </v:shape>
-          </w:pict>
-        </mc:Fallback>
-      </mc:AlternateContent>
-    </w:r>
-    <w:r>
-      <w:rPr>
-        <w:noProof/>
-        <w:sz w:val="20"/>
-      </w:rPr>
-      <mc:AlternateContent>
-        <mc:Choice Requires="wps">
-          <w:drawing>
-            <wp:anchor distT="0" distB="0" distL="114300" distR="114300" simplePos="0" relativeHeight="251671552" behindDoc="0" locked="0" layoutInCell="1" allowOverlap="1" wp14:anchorId="157432A4" wp14:editId="25C76FC8">
-              <wp:simplePos x="0" y="0"/>
-              <wp:positionH relativeFrom="column">
-                <wp:posOffset>5518150</wp:posOffset>
-              </wp:positionH>
-              <wp:positionV relativeFrom="paragraph">
-                <wp:posOffset>330200</wp:posOffset>
-              </wp:positionV>
-              <wp:extent cx="852805" cy="165100"/>
-              <wp:effectExtent l="0" t="0" r="23495" b="25400"/>
-              <wp:wrapNone/>
-              <wp:docPr id="23792" name="Text Box 25"/>
-              <wp:cNvGraphicFramePr>
-                <a:graphicFrameLocks xmlns:a="http://schemas.openxmlformats.org/drawingml/2006/main"/>
-              </wp:cNvGraphicFramePr>
-              <a:graphic xmlns:a="http://schemas.openxmlformats.org/drawingml/2006/main">
-                <a:graphicData uri="http://schemas.microsoft.com/office/word/2010/wordprocessingShape">
-                  <wps:wsp>
-                    <wps:cNvSpPr txBox="1">
-                      <a:spLocks noChangeArrowheads="1"/>
-                    </wps:cNvSpPr>
-                    <wps:spPr bwMode="auto">
-                      <a:xfrm>
-                        <a:off x="0" y="0"/>
-                        <a:ext cx="852805" cy="165100"/>
-                      </a:xfrm>
-                      <a:prstGeom prst="rect">
-                        <a:avLst/>
-                      </a:prstGeom>
-                      <a:solidFill>
-                        <a:srgbClr val="FFFFFF"/>
-                      </a:solidFill>
-                      <a:ln w="6350">
-                        <a:solidFill>
-                          <a:srgbClr val="000000"/>
-                        </a:solidFill>
-                        <a:miter lim="800000"/>
-                        <a:headEnd/>
-                        <a:tailEnd/>
-                      </a:ln>
-                    </wps:spPr>
-                    <wps:txbx>
-                      <w:txbxContent>
-                        <w:p>
-                          <w:pPr>
-                            <w:pStyle w:val="Date"/>
-                            <w:ind w:left="0"/>
-                          </w:pPr>
-                          <w:r>
-                            <w:t>2023/12/</w:t>
-                          </w:r>
-                          <w:r>
-                            <w:t>26</w:t>
-                          </w:r>
-                        </w:p>
-                      </w:txbxContent>
-                    </wps:txbx>
-                    <wps:bodyPr rot="0" vert="horz" wrap="square" lIns="91440" tIns="3600" rIns="91440" bIns="3600" anchor="t" anchorCtr="0" upright="1">
-                      <a:noAutofit/>
-                    </wps:bodyPr>
-                  </wps:wsp>
-                </a:graphicData>
-              </a:graphic>
-              <wp14:sizeRelH relativeFrom="page">
-                <wp14:pctWidth>0</wp14:pctWidth>
-              </wp14:sizeRelH>
-              <wp14:sizeRelV relativeFrom="page">
-                <wp14:pctHeight>0</wp14:pctHeight>
-              </wp14:sizeRelV>
-            </wp:anchor>
-          </w:drawing>
-        </mc:Choice>
-        <mc:Fallback>
-          <w:pict>
-            <v:shape w14:anchorId="157432A4" id="Text Box 25" o:spid="_x0000_s1032" type="#_x0000_t202" style="position:absolute;left:0;text-align:left;margin-left:434.5pt;margin-top:26pt;width:67.15pt;height:13pt;z-index:251671552;visibility:visible;mso-wrap-style:square;mso-width-percent:0;mso-height-percent:0;mso-wrap-distance-left:9pt;mso-wrap-distance-top:0;mso-wrap-distance-right:9pt;mso-wrap-distance-bottom:0;mso-position-horizontal:absolute;mso-position-horizontal-relative:text;mso-position-vertical:absolute;mso-position-vertical-relative:text;mso-width-percent:0;mso-height-percent:0;mso-width-relative:page;mso-height-relative:page;v-text-anchor:top" o:gfxdata="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" strokeweight=".5pt">
-              <v:textbox inset=",.1mm,,.1mm">
-                <w:txbxContent>
-                  <w:p>
-                    <w:pPr>
-                      <w:pStyle w:val="Date"/>
-                      <w:ind w:left="0"/>
-                    </w:pPr>
-                    <w:r>
-                      <w:t>2023/12/</w:t>
-                    </w:r>
-                    <w:r>
-                      <w:t>26</w:t>
-                    </w:r>
-                  </w:p>
-                </w:txbxContent>
-              </v:textbox>
-            </v:shape>
-          </w:pict>
-        </mc:Fallback>
-      </mc:AlternateContent>
-    </w:r>
-    <w:r>
-      <w:rPr>
-        <w:noProof/>
-        <w:sz w:val="20"/>
-      </w:rPr>
-      <mc:AlternateContent>
-        <mc:Choice Requires="wps">
-          <w:drawing>
-            <wp:anchor distT="0" distB="0" distL="114300" distR="114300" simplePos="0" relativeHeight="251673600" behindDoc="0" locked="0" layoutInCell="1" allowOverlap="1" wp14:anchorId="6F1819F4" wp14:editId="0AA89EBA">
-              <wp:simplePos x="0" y="0"/>
-              <wp:positionH relativeFrom="column">
-                <wp:posOffset>5518150</wp:posOffset>
-              </wp:positionH>
-              <wp:positionV relativeFrom="paragraph">
-                <wp:posOffset>495300</wp:posOffset>
-              </wp:positionV>
-              <wp:extent cx="852805" cy="165100"/>
-              <wp:effectExtent l="10160" t="7620" r="13335" b="8255"/>
-              <wp:wrapNone/>
-              <wp:docPr id="23793" name="Text Box 27"/>
-              <wp:cNvGraphicFramePr>
-                <a:graphicFrameLocks xmlns:a="http://schemas.openxmlformats.org/drawingml/2006/main"/>
-              </wp:cNvGraphicFramePr>
-              <a:graphic xmlns:a="http://schemas.openxmlformats.org/drawingml/2006/main">
-                <a:graphicData uri="http://schemas.microsoft.com/office/word/2010/wordprocessingShape">
-                  <wps:wsp>
-                    <wps:cNvSpPr txBox="1">
-                      <a:spLocks noChangeArrowheads="1"/>
-                    </wps:cNvSpPr>
-                    <wps:spPr bwMode="auto">
-                      <a:xfrm>
-                        <a:off x="0" y="0"/>
-                        <a:ext cx="852805" cy="165100"/>
-                      </a:xfrm>
-                      <a:prstGeom prst="rect">
-                        <a:avLst/>
-                      </a:prstGeom>
-                      <a:solidFill>
-                        <a:srgbClr val="FFFFFF"/>
-                      </a:solidFill>
-                      <a:ln w="6350">
-                        <a:solidFill>
-                          <a:srgbClr val="000000"/>
-                        </a:solidFill>
-                        <a:miter lim="800000"/>
-                        <a:headEnd/>
-                        <a:tailEnd/>
-                      </a:ln>
-                    </wps:spPr>
-                    <wps:txbx>
-                      <w:txbxContent>
-                        <w:p>
-                          <w:pPr>
-                            <w:pStyle w:val="Date"/>
-                            <w:ind w:left="0"/>
-                          </w:pPr>
-                          <w:r>
-                            <w:fldChar w:fldCharType="begin"/>
-                          </w:r>
-                          <w:r>
-                            <w:instrText xml:space="preserve"> DATE \@ "yyyy/MM/dd" </w:instrText>
-                          </w:r>
-                          <w:r>
-                            <w:fldChar w:fldCharType="separate"/>
-                          </w:r>
-                          <w:r>
-                            <w:rPr>
-                              <w:noProof/>
-                            </w:rPr>
-                            <w:t>2025/05/20</w:t>
-                          </w:r>
-                          <w:r>
-                            <w:rPr>
-                              <w:noProof/>
-                            </w:rPr>
-                            <w:fldChar w:fldCharType="end"/>
-                          </w:r>
-                        </w:p>
-                      </w:txbxContent>
-                    </wps:txbx>
-                    <wps:bodyPr rot="0" vert="horz" wrap="square" lIns="91440" tIns="3600" rIns="91440" bIns="3600" anchor="t" anchorCtr="0" upright="1">
-                      <a:noAutofit/>
-                    </wps:bodyPr>
-                  </wps:wsp>
-                </a:graphicData>
-              </a:graphic>
-              <wp14:sizeRelH relativeFrom="page">
-                <wp14:pctWidth>0</wp14:pctWidth>
-              </wp14:sizeRelH>
-              <wp14:sizeRelV relativeFrom="page">
-                <wp14:pctHeight>0</wp14:pctHeight>
-              </wp14:sizeRelV>
-            </wp:anchor>
-          </w:drawing>
-        </mc:Choice>
-        <mc:Fallback>
-          <w:pict>
-            <v:shape w14:anchorId="6F1819F4" id="Text Box 27" o:spid="_x0000_s1033" type="#_x0000_t202" style="position:absolute;left:0;text-align:left;margin-left:434.5pt;margin-top:39pt;width:67.15pt;height:13pt;z-index:251673600;visibility:visible;mso-wrap-style:square;mso-width-percent:0;mso-height-percent:0;mso-wrap-distance-left:9pt;mso-wrap-distance-top:0;mso-wrap-distance-right:9pt;mso-wrap-distance-bottom:0;mso-position-horizontal:absolute;mso-position-horizontal-relative:text;mso-position-vertical:absolute;mso-position-vertical-relative:text;mso-width-percent:0;mso-height-percent:0;mso-width-relative:page;mso-height-relative:page;v-text-anchor:top" o:gfxdata="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" strokeweight=".5pt">
-              <v:textbox inset=",.1mm,,.1mm">
-                <w:txbxContent>
-                  <w:p>
-                    <w:pPr>
-                      <w:pStyle w:val="Date"/>
-                      <w:ind w:left="0"/>
-                    </w:pPr>
-                    <w:r>
-                      <w:fldChar w:fldCharType="begin"/>
-                    </w:r>
-                    <w:r>
-                      <w:instrText xml:space="preserve"> DATE \@ "yyyy/MM/dd" </w:instrText>
-                    </w:r>
-                    <w:r>
-                      <w:fldChar w:fldCharType="separate"/>
-                    </w:r>
-                    <w:r>
-                      <w:rPr>
-                        <w:noProof/>
-                      </w:rPr>
-                      <w:t>2025/05/20</w:t>
-                    </w:r>
-                    <w:r>
-                      <w:rPr>
-                        <w:noProof/>
-                      </w:rPr>
-                      <w:fldChar w:fldCharType="end"/>
-                    </w:r>
-                  </w:p>
-                </w:txbxContent>
-              </v:textbox>
-            </v:shape>
-          </w:pict>
-        </mc:Fallback>
-      </mc:AlternateContent>
-    </w:r>
-    <w:r>
-      <w:rPr>
-        <w:noProof/>
-        <w:sz w:val="20"/>
-      </w:rPr>
-      <mc:AlternateContent>
-        <mc:Choice Requires="wps">
-          <w:drawing>
-            <wp:anchor distT="0" distB="0" distL="114300" distR="114300" simplePos="0" relativeHeight="251715584" behindDoc="0" locked="0" layoutInCell="1" allowOverlap="1" wp14:anchorId="01DE0D6E" wp14:editId="3EB5EFDB">
-              <wp:simplePos x="0" y="0"/>
-              <wp:positionH relativeFrom="column">
-                <wp:posOffset>6375400</wp:posOffset>
-              </wp:positionH>
-              <wp:positionV relativeFrom="paragraph">
-                <wp:posOffset>669925</wp:posOffset>
-              </wp:positionV>
-              <wp:extent cx="0" cy="8543925"/>
-              <wp:effectExtent l="10160" t="10795" r="8890" b="8255"/>
-              <wp:wrapNone/>
-              <wp:docPr id="23790" name="Line 155"/>
-              <wp:cNvGraphicFramePr>
-                <a:graphicFrameLocks xmlns:a="http://schemas.openxmlformats.org/drawingml/2006/main"/>
-              </wp:cNvGraphicFramePr>
-              <a:graphic xmlns:a="http://schemas.openxmlformats.org/drawingml/2006/main">
-                <a:graphicData uri="http://schemas.microsoft.com/office/word/2010/wordprocessingShape">
-                  <wps:wsp>
-                    <wps:cNvCnPr>
-                      <a:cxnSpLocks noChangeShapeType="1"/>
-                    </wps:cNvCnPr>
-                    <wps:spPr bwMode="auto">
-                      <a:xfrm>
-                        <a:off x="0" y="0"/>
-                        <a:ext cx="0" cy="8543925"/>
-                      </a:xfrm>
-                      <a:prstGeom prst="line">
-                        <a:avLst/>
-                      </a:prstGeom>
-                      <a:noFill/>
-                      <a:ln w="9525">
-                        <a:solidFill>
-                          <a:srgbClr val="000000"/>
-                        </a:solidFill>
-                        <a:round/>
-                        <a:headEnd/>
-                        <a:tailEnd/>
-                      </a:ln>
-                      <a:extLst>
-                        <a:ext uri="{909E8E84-426E-40DD-AFC4-6F175D3DCCD1}">
-                          <a14:hiddenFill xmlns:a14="http://schemas.microsoft.com/office/drawing/2010/main">
-                            <a:noFill/>
-                          </a14:hiddenFill>
-                        </a:ext>
-                      </a:extLst>
-                    </wps:spPr>
-                    <wps:bodyPr/>
-                  </wps:wsp>
-                </a:graphicData>
-              </a:graphic>
-              <wp14:sizeRelH relativeFrom="page">
-                <wp14:pctWidth>0</wp14:pctWidth>
-              </wp14:sizeRelH>
-              <wp14:sizeRelV relativeFrom="page">
-                <wp14:pctHeight>0</wp14:pctHeight>
-              </wp14:sizeRelV>
-            </wp:anchor>
-          </w:drawing>
-        </mc:Choice>
-        <mc:Fallback>
-          <w:pict>
-            <v:line w14:anchorId="6FECB2A9" id="Line 155" o:spid="_x0000_s1026" style="position:absolute;z-index:251715584;visibility:visible;mso-wrap-style:square;mso-width-percent:0;mso-height-percent:0;mso-wrap-distance-left:9pt;mso-wrap-distance-top:0;mso-wrap-distance-right:9pt;mso-wrap-distance-bottom:0;mso-position-horizontal:absolute;mso-position-horizontal-relative:text;mso-position-vertical:absolute;mso-position-vertical-relative:text;mso-width-percent:0;mso-height-percent:0;mso-width-relative:page;mso-height-relative:page" from="502pt,52.75pt" to="502pt,725.5pt" o:gfxdata="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"/>
-          </w:pict>
-        </mc:Fallback>
-      </mc:AlternateContent>
-    </w:r>
-    <w:r>
-      <w:rPr>
-        <w:noProof/>
-        <w:sz w:val="20"/>
-      </w:rPr>
-      <mc:AlternateContent>
-        <mc:Choice Requires="wps">
-          <w:drawing>
-            <wp:anchor distT="0" distB="0" distL="114300" distR="114300" simplePos="0" relativeHeight="251714560" behindDoc="0" locked="0" layoutInCell="1" allowOverlap="1" wp14:anchorId="64BF758E" wp14:editId="200DC6FE">
+            <wp:anchor distT="0" distB="0" distL="114300" distR="114300" simplePos="0" relativeHeight="251714560" behindDoc="0" locked="0" layoutInCell="1" allowOverlap="1" wp14:anchorId="64BF758E" wp14:editId="4303F16D">
               <wp:simplePos x="0" y="0"/>
               <wp:positionH relativeFrom="column">
                 <wp:posOffset>-101600</wp:posOffset>
@@ -11065,1696 +5383,10 @@
         </mc:Choice>
         <mc:Fallback>
           <w:pict>
-            <v:line w14:anchorId="13350660" id="Line 154" o:spid="_x0000_s1026" style="position:absolute;z-index:251714560;visibility:visible;mso-wrap-style:square;mso-width-percent:0;mso-height-percent:0;mso-wrap-distance-left:9pt;mso-wrap-distance-top:0;mso-wrap-distance-right:9pt;mso-wrap-distance-bottom:0;mso-position-horizontal:absolute;mso-position-horizontal-relative:text;mso-position-vertical:absolute;mso-position-vertical-relative:text;mso-width-percent:0;mso-height-percent:0;mso-width-relative:page;mso-height-relative:page" from="-8pt,52.75pt" to="-8pt,725.5pt" o:gfxdata="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"/>
+            <v:line w14:anchorId="3AE229CC" id="Line 154" o:spid="_x0000_s1026" style="position:absolute;z-index:251714560;visibility:visible;mso-wrap-style:square;mso-width-percent:0;mso-height-percent:0;mso-wrap-distance-left:9pt;mso-wrap-distance-top:0;mso-wrap-distance-right:9pt;mso-wrap-distance-bottom:0;mso-position-horizontal:absolute;mso-position-horizontal-relative:text;mso-position-vertical:absolute;mso-position-vertical-relative:text;mso-width-percent:0;mso-height-percent:0;mso-width-relative:page;mso-height-relative:page" from="-8pt,52.75pt" to="-8pt,725.5pt" o:gfxdata="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"/>
           </w:pict>
         </mc:Fallback>
       </mc:AlternateContent>
-    </w:r>
-    <w:r>
-      <w:rPr>
-        <w:noProof/>
-        <w:sz w:val="20"/>
-      </w:rPr>
-      <mc:AlternateContent>
-        <mc:Choice Requires="wps">
-          <w:drawing>
-            <wp:anchor distT="0" distB="0" distL="114300" distR="114300" simplePos="0" relativeHeight="251713536" behindDoc="0" locked="0" layoutInCell="1" allowOverlap="1" wp14:anchorId="4B97C228" wp14:editId="1800681A">
-              <wp:simplePos x="0" y="0"/>
-              <wp:positionH relativeFrom="column">
-                <wp:posOffset>-100330</wp:posOffset>
-              </wp:positionH>
-              <wp:positionV relativeFrom="paragraph">
-                <wp:posOffset>165100</wp:posOffset>
-              </wp:positionV>
-              <wp:extent cx="1203960" cy="495300"/>
-              <wp:effectExtent l="11430" t="10795" r="13335" b="8255"/>
-              <wp:wrapNone/>
-              <wp:docPr id="23788" name="Text Box 153"/>
-              <wp:cNvGraphicFramePr>
-                <a:graphicFrameLocks xmlns:a="http://schemas.openxmlformats.org/drawingml/2006/main"/>
-              </wp:cNvGraphicFramePr>
-              <a:graphic xmlns:a="http://schemas.openxmlformats.org/drawingml/2006/main">
-                <a:graphicData uri="http://schemas.microsoft.com/office/word/2010/wordprocessingShape">
-                  <wps:wsp>
-                    <wps:cNvSpPr txBox="1">
-                      <a:spLocks noChangeArrowheads="1"/>
-                    </wps:cNvSpPr>
-                    <wps:spPr bwMode="auto">
-                      <a:xfrm>
-                        <a:off x="0" y="0"/>
-                        <a:ext cx="1203960" cy="495300"/>
-                      </a:xfrm>
-                      <a:prstGeom prst="rect">
-                        <a:avLst/>
-                      </a:prstGeom>
-                      <a:solidFill>
-                        <a:srgbClr val="FFFFFF"/>
-                      </a:solidFill>
-                      <a:ln w="6350">
-                        <a:solidFill>
-                          <a:srgbClr val="000000"/>
-                        </a:solidFill>
-                        <a:miter lim="800000"/>
-                        <a:headEnd/>
-                        <a:tailEnd/>
-                      </a:ln>
-                    </wps:spPr>
-                    <wps:txbx>
-                      <w:txbxContent>
-                        <w:p>
-                          <w:r>
-                            <w:rPr>
-                              <w:rFonts w:hint="eastAsia"/>
-                            </w:rPr>
-                            <w:t xml:space="preserve"> </w:t>
-                          </w:r>
-                          <w:r>
-                            <w:rPr>
-                              <w:rFonts w:hint="eastAsia"/>
-                            </w:rPr>
-                            <w:tab/>
-                          </w:r>
-                          <w:r>
-                            <w:rPr>
-                              <w:rFonts w:hint="eastAsia"/>
-                            </w:rPr>
-                            <w:tab/>
-                          </w:r>
-                          <w:r>
-                            <w:rPr>
-                              <w:rFonts w:hint="eastAsia"/>
-                            </w:rPr>
-                            <w:tab/>
-                            <w:t xml:space="preserve">                                       </w:t>
-                          </w:r>
-                          <w:r>
-                            <w:rPr>
-                              <w:rFonts w:hint="eastAsia"/>
-                            </w:rPr>
-                            <w:tab/>
-                          </w:r>
-                          <w:r>
-                            <w:rPr>
-                              <w:rFonts w:hint="eastAsia"/>
-                            </w:rPr>
-                            <w:tab/>
-                          </w:r>
-                          <w:r>
-                            <w:rPr>
-                              <w:rFonts w:hint="eastAsia"/>
-                            </w:rPr>
-                            <w:tab/>
-                          </w:r>
-                          <w:r>
-                            <w:rPr>
-                              <w:rFonts w:hint="eastAsia"/>
-                            </w:rPr>
-                            <w:tab/>
-                            <w:t xml:space="preserve">         </w:t>
-                          </w:r>
-                          <w:r>
-                            <w:rPr>
-                              <w:rFonts w:hint="eastAsia"/>
-                            </w:rPr>
-                            <w:tab/>
-                          </w:r>
-                          <w:r>
-                            <w:rPr>
-                              <w:rFonts w:hint="eastAsia"/>
-                            </w:rPr>
-                            <w:tab/>
-                          </w:r>
-                        </w:p>
-                      </w:txbxContent>
-                    </wps:txbx>
-                    <wps:bodyPr rot="0" vert="horz" wrap="square" lIns="0" tIns="0" rIns="91440" bIns="45720" anchor="t" anchorCtr="0" upright="1">
-                      <a:noAutofit/>
-                    </wps:bodyPr>
-                  </wps:wsp>
-                </a:graphicData>
-              </a:graphic>
-              <wp14:sizeRelH relativeFrom="page">
-                <wp14:pctWidth>0</wp14:pctWidth>
-              </wp14:sizeRelH>
-              <wp14:sizeRelV relativeFrom="page">
-                <wp14:pctHeight>0</wp14:pctHeight>
-              </wp14:sizeRelV>
-            </wp:anchor>
-          </w:drawing>
-        </mc:Choice>
-        <mc:Fallback>
-          <w:pict>
-            <v:shape w14:anchorId="4B97C228" id="Text Box 153" o:spid="_x0000_s1034" type="#_x0000_t202" style="position:absolute;left:0;text-align:left;margin-left:-7.9pt;margin-top:13pt;width:94.8pt;height:39pt;z-index:251713536;visibility:visible;mso-wrap-style:square;mso-width-percent:0;mso-height-percent:0;mso-wrap-distance-left:9pt;mso-wrap-distance-top:0;mso-wrap-distance-right:9pt;mso-wrap-distance-bottom:0;mso-position-horizontal:absolute;mso-position-horizontal-relative:text;mso-position-vertical:absolute;mso-position-vertical-relative:text;mso-width-percent:0;mso-height-percent:0;mso-width-relative:page;mso-height-relative:page;v-text-anchor:top" o:gfxdata="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" strokeweight=".5pt">
-              <v:textbox inset="0,0">
-                <w:txbxContent>
-                  <w:p>
-                    <w:r>
-                      <w:rPr>
-                        <w:rFonts w:hint="eastAsia"/>
-                      </w:rPr>
-                      <w:t xml:space="preserve"> </w:t>
-                    </w:r>
-                    <w:r>
-                      <w:rPr>
-                        <w:rFonts w:hint="eastAsia"/>
-                      </w:rPr>
-                      <w:tab/>
-                    </w:r>
-                    <w:r>
-                      <w:rPr>
-                        <w:rFonts w:hint="eastAsia"/>
-                      </w:rPr>
-                      <w:tab/>
-                    </w:r>
-                    <w:r>
-                      <w:rPr>
-                        <w:rFonts w:hint="eastAsia"/>
-                      </w:rPr>
-                      <w:tab/>
-                      <w:t xml:space="preserve">                                       </w:t>
-                    </w:r>
-                    <w:r>
-                      <w:rPr>
-                        <w:rFonts w:hint="eastAsia"/>
-                      </w:rPr>
-                      <w:tab/>
-                    </w:r>
-                    <w:r>
-                      <w:rPr>
-                        <w:rFonts w:hint="eastAsia"/>
-                      </w:rPr>
-                      <w:tab/>
-                    </w:r>
-                    <w:r>
-                      <w:rPr>
-                        <w:rFonts w:hint="eastAsia"/>
-                      </w:rPr>
-                      <w:tab/>
-                    </w:r>
-                    <w:r>
-                      <w:rPr>
-                        <w:rFonts w:hint="eastAsia"/>
-                      </w:rPr>
-                      <w:tab/>
-                      <w:t xml:space="preserve">         </w:t>
-                    </w:r>
-                    <w:r>
-                      <w:rPr>
-                        <w:rFonts w:hint="eastAsia"/>
-                      </w:rPr>
-                      <w:tab/>
-                    </w:r>
-                    <w:r>
-                      <w:rPr>
-                        <w:rFonts w:hint="eastAsia"/>
-                      </w:rPr>
-                      <w:tab/>
-                    </w:r>
-                  </w:p>
-                </w:txbxContent>
-              </v:textbox>
-            </v:shape>
-          </w:pict>
-        </mc:Fallback>
-      </mc:AlternateContent>
-    </w:r>
-    <w:r>
-      <w:rPr>
-        <w:noProof/>
-        <w:sz w:val="20"/>
-      </w:rPr>
-      <mc:AlternateContent>
-        <mc:Choice Requires="wps">
-          <w:drawing>
-            <wp:anchor distT="0" distB="0" distL="114300" distR="114300" simplePos="0" relativeHeight="251674624" behindDoc="0" locked="0" layoutInCell="1" allowOverlap="1" wp14:anchorId="62A672AD" wp14:editId="268A50C2">
-              <wp:simplePos x="0" y="0"/>
-              <wp:positionH relativeFrom="column">
-                <wp:posOffset>5518150</wp:posOffset>
-              </wp:positionH>
-              <wp:positionV relativeFrom="paragraph">
-                <wp:posOffset>165100</wp:posOffset>
-              </wp:positionV>
-              <wp:extent cx="852805" cy="165100"/>
-              <wp:effectExtent l="10160" t="10795" r="13335" b="5080"/>
-              <wp:wrapNone/>
-              <wp:docPr id="23784" name="Text Box 29"/>
-              <wp:cNvGraphicFramePr>
-                <a:graphicFrameLocks xmlns:a="http://schemas.openxmlformats.org/drawingml/2006/main"/>
-              </wp:cNvGraphicFramePr>
-              <a:graphic xmlns:a="http://schemas.openxmlformats.org/drawingml/2006/main">
-                <a:graphicData uri="http://schemas.microsoft.com/office/word/2010/wordprocessingShape">
-                  <wps:wsp>
-                    <wps:cNvSpPr txBox="1">
-                      <a:spLocks noChangeArrowheads="1"/>
-                    </wps:cNvSpPr>
-                    <wps:spPr bwMode="auto">
-                      <a:xfrm>
-                        <a:off x="0" y="0"/>
-                        <a:ext cx="852805" cy="165100"/>
-                      </a:xfrm>
-                      <a:prstGeom prst="rect">
-                        <a:avLst/>
-                      </a:prstGeom>
-                      <a:solidFill>
-                        <a:srgbClr val="FFFFFF"/>
-                      </a:solidFill>
-                      <a:ln w="6350">
-                        <a:solidFill>
-                          <a:srgbClr val="000000"/>
-                        </a:solidFill>
-                        <a:miter lim="800000"/>
-                        <a:headEnd/>
-                        <a:tailEnd/>
-                      </a:ln>
-                    </wps:spPr>
-                    <wps:txbx>
-                      <w:txbxContent>
-                        <w:p>
-                          <w:pPr>
-                            <w:ind w:left="0"/>
-                          </w:pPr>
-                          <w:r>
-                            <w:rPr>
-                              <w:rStyle w:val="PageNumber"/>
-                              <w:rFonts w:eastAsia="MS Gothic"/>
-                              <w:sz w:val="18"/>
-                            </w:rPr>
-                            <w:fldChar w:fldCharType="begin"/>
-                          </w:r>
-                          <w:r>
-                            <w:rPr>
-                              <w:rStyle w:val="PageNumber"/>
-                              <w:rFonts w:eastAsia="MS Gothic"/>
-                              <w:sz w:val="18"/>
-                            </w:rPr>
-                            <w:instrText xml:space="preserve"> PAGE </w:instrText>
-                          </w:r>
-                          <w:r>
-                            <w:rPr>
-                              <w:rStyle w:val="PageNumber"/>
-                              <w:rFonts w:eastAsia="MS Gothic"/>
-                              <w:sz w:val="18"/>
-                            </w:rPr>
-                            <w:fldChar w:fldCharType="separate"/>
-                          </w:r>
-                          <w:r>
-                            <w:rPr>
-                              <w:rStyle w:val="PageNumber"/>
-                              <w:rFonts w:eastAsia="MS Gothic"/>
-                              <w:noProof/>
-                              <w:sz w:val="18"/>
-                            </w:rPr>
-                            <w:t>2</w:t>
-                          </w:r>
-                          <w:r>
-                            <w:rPr>
-                              <w:rStyle w:val="PageNumber"/>
-                              <w:rFonts w:eastAsia="MS Gothic"/>
-                              <w:sz w:val="18"/>
-                            </w:rPr>
-                            <w:fldChar w:fldCharType="end"/>
-                          </w:r>
-                          <w:r>
-                            <w:rPr>
-                              <w:rStyle w:val="PageNumber"/>
-                              <w:rFonts w:eastAsia="MS Gothic" w:hint="eastAsia"/>
-                              <w:sz w:val="18"/>
-                            </w:rPr>
-                            <w:t>／</w:t>
-                          </w:r>
-                          <w:r>
-                            <w:rPr>
-                              <w:rStyle w:val="PageNumber"/>
-                              <w:rFonts w:eastAsia="MS Gothic"/>
-                              <w:sz w:val="18"/>
-                            </w:rPr>
-                            <w:fldChar w:fldCharType="begin"/>
-                          </w:r>
-                          <w:r>
-                            <w:rPr>
-                              <w:rStyle w:val="PageNumber"/>
-                              <w:rFonts w:eastAsia="MS Gothic"/>
-                              <w:sz w:val="18"/>
-                            </w:rPr>
-                            <w:instrText xml:space="preserve"> NUMPAGES </w:instrText>
-                          </w:r>
-                          <w:r>
-                            <w:rPr>
-                              <w:rStyle w:val="PageNumber"/>
-                              <w:rFonts w:eastAsia="MS Gothic"/>
-                              <w:sz w:val="18"/>
-                            </w:rPr>
-                            <w:fldChar w:fldCharType="separate"/>
-                          </w:r>
-                          <w:r>
-                            <w:rPr>
-                              <w:rStyle w:val="PageNumber"/>
-                              <w:rFonts w:eastAsia="MS Gothic"/>
-                              <w:noProof/>
-                              <w:sz w:val="18"/>
-                            </w:rPr>
-                            <w:t>41</w:t>
-                          </w:r>
-                          <w:r>
-                            <w:rPr>
-                              <w:rStyle w:val="PageNumber"/>
-                              <w:rFonts w:eastAsia="MS Gothic"/>
-                              <w:sz w:val="18"/>
-                            </w:rPr>
-                            <w:fldChar w:fldCharType="end"/>
-                          </w:r>
-                        </w:p>
-                      </w:txbxContent>
-                    </wps:txbx>
-                    <wps:bodyPr rot="0" vert="horz" wrap="square" lIns="91440" tIns="3600" rIns="91440" bIns="3600" anchor="t" anchorCtr="0" upright="1">
-                      <a:noAutofit/>
-                    </wps:bodyPr>
-                  </wps:wsp>
-                </a:graphicData>
-              </a:graphic>
-              <wp14:sizeRelH relativeFrom="page">
-                <wp14:pctWidth>0</wp14:pctWidth>
-              </wp14:sizeRelH>
-              <wp14:sizeRelV relativeFrom="page">
-                <wp14:pctHeight>0</wp14:pctHeight>
-              </wp14:sizeRelV>
-            </wp:anchor>
-          </w:drawing>
-        </mc:Choice>
-        <mc:Fallback>
-          <w:pict>
-            <v:shape w14:anchorId="62A672AD" id="Text Box 29" o:spid="_x0000_s1035" type="#_x0000_t202" style="position:absolute;left:0;text-align:left;margin-left:434.5pt;margin-top:13pt;width:67.15pt;height:13pt;z-index:251674624;visibility:visible;mso-wrap-style:square;mso-width-percent:0;mso-height-percent:0;mso-wrap-distance-left:9pt;mso-wrap-distance-top:0;mso-wrap-distance-right:9pt;mso-wrap-distance-bottom:0;mso-position-horizontal:absolute;mso-position-horizontal-relative:text;mso-position-vertical:absolute;mso-position-vertical-relative:text;mso-width-percent:0;mso-height-percent:0;mso-width-relative:page;mso-height-relative:page;v-text-anchor:top" o:gfxdata="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" strokeweight=".5pt">
-              <v:textbox inset=",.1mm,,.1mm">
-                <w:txbxContent>
-                  <w:p>
-                    <w:pPr>
-                      <w:ind w:left="0"/>
-                    </w:pPr>
-                    <w:r>
-                      <w:rPr>
-                        <w:rStyle w:val="PageNumber"/>
-                        <w:rFonts w:eastAsia="MS Gothic"/>
-                        <w:sz w:val="18"/>
-                      </w:rPr>
-                      <w:fldChar w:fldCharType="begin"/>
-                    </w:r>
-                    <w:r>
-                      <w:rPr>
-                        <w:rStyle w:val="PageNumber"/>
-                        <w:rFonts w:eastAsia="MS Gothic"/>
-                        <w:sz w:val="18"/>
-                      </w:rPr>
-                      <w:instrText xml:space="preserve"> PAGE </w:instrText>
-                    </w:r>
-                    <w:r>
-                      <w:rPr>
-                        <w:rStyle w:val="PageNumber"/>
-                        <w:rFonts w:eastAsia="MS Gothic"/>
-                        <w:sz w:val="18"/>
-                      </w:rPr>
-                      <w:fldChar w:fldCharType="separate"/>
-                    </w:r>
-                    <w:r>
-                      <w:rPr>
-                        <w:rStyle w:val="PageNumber"/>
-                        <w:rFonts w:eastAsia="MS Gothic"/>
-                        <w:noProof/>
-                        <w:sz w:val="18"/>
-                      </w:rPr>
-                      <w:t>2</w:t>
-                    </w:r>
-                    <w:r>
-                      <w:rPr>
-                        <w:rStyle w:val="PageNumber"/>
-                        <w:rFonts w:eastAsia="MS Gothic"/>
-                        <w:sz w:val="18"/>
-                      </w:rPr>
-                      <w:fldChar w:fldCharType="end"/>
-                    </w:r>
-                    <w:r>
-                      <w:rPr>
-                        <w:rStyle w:val="PageNumber"/>
-                        <w:rFonts w:eastAsia="MS Gothic" w:hint="eastAsia"/>
-                        <w:sz w:val="18"/>
-                      </w:rPr>
-                      <w:t>／</w:t>
-                    </w:r>
-                    <w:r>
-                      <w:rPr>
-                        <w:rStyle w:val="PageNumber"/>
-                        <w:rFonts w:eastAsia="MS Gothic"/>
-                        <w:sz w:val="18"/>
-                      </w:rPr>
-                      <w:fldChar w:fldCharType="begin"/>
-                    </w:r>
-                    <w:r>
-                      <w:rPr>
-                        <w:rStyle w:val="PageNumber"/>
-                        <w:rFonts w:eastAsia="MS Gothic"/>
-                        <w:sz w:val="18"/>
-                      </w:rPr>
-                      <w:instrText xml:space="preserve"> NUMPAGES </w:instrText>
-                    </w:r>
-                    <w:r>
-                      <w:rPr>
-                        <w:rStyle w:val="PageNumber"/>
-                        <w:rFonts w:eastAsia="MS Gothic"/>
-                        <w:sz w:val="18"/>
-                      </w:rPr>
-                      <w:fldChar w:fldCharType="separate"/>
-                    </w:r>
-                    <w:r>
-                      <w:rPr>
-                        <w:rStyle w:val="PageNumber"/>
-                        <w:rFonts w:eastAsia="MS Gothic"/>
-                        <w:noProof/>
-                        <w:sz w:val="18"/>
-                      </w:rPr>
-                      <w:t>41</w:t>
-                    </w:r>
-                    <w:r>
-                      <w:rPr>
-                        <w:rStyle w:val="PageNumber"/>
-                        <w:rFonts w:eastAsia="MS Gothic"/>
-                        <w:sz w:val="18"/>
-                      </w:rPr>
-                      <w:fldChar w:fldCharType="end"/>
-                    </w:r>
-                  </w:p>
-                </w:txbxContent>
-              </v:textbox>
-            </v:shape>
-          </w:pict>
-        </mc:Fallback>
-      </mc:AlternateContent>
-    </w:r>
-    <w:r>
-      <w:rPr>
-        <w:noProof/>
-        <w:sz w:val="20"/>
-      </w:rPr>
-      <mc:AlternateContent>
-        <mc:Choice Requires="wps">
-          <w:drawing>
-            <wp:anchor distT="0" distB="0" distL="114300" distR="114300" simplePos="0" relativeHeight="251672576" behindDoc="0" locked="0" layoutInCell="1" allowOverlap="1" wp14:anchorId="2348EA43" wp14:editId="3F4FC044">
-              <wp:simplePos x="0" y="0"/>
-              <wp:positionH relativeFrom="column">
-                <wp:posOffset>4966335</wp:posOffset>
-              </wp:positionH>
-              <wp:positionV relativeFrom="paragraph">
-                <wp:posOffset>495300</wp:posOffset>
-              </wp:positionV>
-              <wp:extent cx="551815" cy="165100"/>
-              <wp:effectExtent l="10795" t="7620" r="8890" b="8255"/>
-              <wp:wrapNone/>
-              <wp:docPr id="23783" name="Text Box 26"/>
-              <wp:cNvGraphicFramePr>
-                <a:graphicFrameLocks xmlns:a="http://schemas.openxmlformats.org/drawingml/2006/main"/>
-              </wp:cNvGraphicFramePr>
-              <a:graphic xmlns:a="http://schemas.openxmlformats.org/drawingml/2006/main">
-                <a:graphicData uri="http://schemas.microsoft.com/office/word/2010/wordprocessingShape">
-                  <wps:wsp>
-                    <wps:cNvSpPr txBox="1">
-                      <a:spLocks noChangeArrowheads="1"/>
-                    </wps:cNvSpPr>
-                    <wps:spPr bwMode="auto">
-                      <a:xfrm>
-                        <a:off x="0" y="0"/>
-                        <a:ext cx="551815" cy="165100"/>
-                      </a:xfrm>
-                      <a:prstGeom prst="rect">
-                        <a:avLst/>
-                      </a:prstGeom>
-                      <a:solidFill>
-                        <a:srgbClr val="FFFFFF"/>
-                      </a:solidFill>
-                      <a:ln w="6350">
-                        <a:solidFill>
-                          <a:srgbClr val="000000"/>
-                        </a:solidFill>
-                        <a:miter lim="800000"/>
-                        <a:headEnd/>
-                        <a:tailEnd/>
-                      </a:ln>
-                    </wps:spPr>
-                    <wps:txbx>
-                      <w:txbxContent>
-                        <w:p>
-                          <w:pPr>
-                            <w:pStyle w:val="Header"/>
-                            <w:tabs>
-                              <w:tab w:val="clear" w:pos="4252"/>
-                              <w:tab w:val="clear" w:pos="8504"/>
-                            </w:tabs>
-                            <w:snapToGrid/>
-                            <w:ind w:left="0"/>
-                            <w:rPr>
-                              <w:b/>
-                              <w:bCs/>
-                            </w:rPr>
-                          </w:pPr>
-                          <w:r>
-                            <w:rPr>
-                              <w:b/>
-                              <w:bCs/>
-                            </w:rPr>
-                            <w:t>Ng</w:t>
-                          </w:r>
-                          <w:r>
-                            <w:rPr>
-                              <w:b/>
-                              <w:bCs/>
-                            </w:rPr>
-                            <w:t>à</w:t>
-                          </w:r>
-                          <w:r>
-                            <w:rPr>
-                              <w:b/>
-                              <w:bCs/>
-                            </w:rPr>
-                            <w:t>y in</w:t>
-                          </w:r>
-                        </w:p>
-                      </w:txbxContent>
-                    </wps:txbx>
-                    <wps:bodyPr rot="0" vert="horz" wrap="square" lIns="45720" tIns="3600" rIns="91440" bIns="3600" anchor="t" anchorCtr="0" upright="1">
-                      <a:noAutofit/>
-                    </wps:bodyPr>
-                  </wps:wsp>
-                </a:graphicData>
-              </a:graphic>
-              <wp14:sizeRelH relativeFrom="page">
-                <wp14:pctWidth>0</wp14:pctWidth>
-              </wp14:sizeRelH>
-              <wp14:sizeRelV relativeFrom="page">
-                <wp14:pctHeight>0</wp14:pctHeight>
-              </wp14:sizeRelV>
-            </wp:anchor>
-          </w:drawing>
-        </mc:Choice>
-        <mc:Fallback>
-          <w:pict>
-            <v:shape w14:anchorId="2348EA43" id="Text Box 26" o:spid="_x0000_s1036" type="#_x0000_t202" style="position:absolute;left:0;text-align:left;margin-left:391.05pt;margin-top:39pt;width:43.45pt;height:13pt;z-index:251672576;visibility:visible;mso-wrap-style:square;mso-width-percent:0;mso-height-percent:0;mso-wrap-distance-left:9pt;mso-wrap-distance-top:0;mso-wrap-distance-right:9pt;mso-wrap-distance-bottom:0;mso-position-horizontal:absolute;mso-position-horizontal-relative:text;mso-position-vertical:absolute;mso-position-vertical-relative:text;mso-width-percent:0;mso-height-percent:0;mso-width-relative:page;mso-height-relative:page;v-text-anchor:top" o:gfxdata="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" strokeweight=".5pt">
-              <v:textbox inset="3.6pt,.1mm,,.1mm">
-                <w:txbxContent>
-                  <w:p>
-                    <w:pPr>
-                      <w:pStyle w:val="Header"/>
-                      <w:tabs>
-                        <w:tab w:val="clear" w:pos="4252"/>
-                        <w:tab w:val="clear" w:pos="8504"/>
-                      </w:tabs>
-                      <w:snapToGrid/>
-                      <w:ind w:left="0"/>
-                      <w:rPr>
-                        <w:b/>
-                        <w:bCs/>
-                      </w:rPr>
-                    </w:pPr>
-                    <w:r>
-                      <w:rPr>
-                        <w:b/>
-                        <w:bCs/>
-                      </w:rPr>
-                      <w:t>Ng</w:t>
-                    </w:r>
-                    <w:r>
-                      <w:rPr>
-                        <w:b/>
-                        <w:bCs/>
-                      </w:rPr>
-                      <w:t>à</w:t>
-                    </w:r>
-                    <w:r>
-                      <w:rPr>
-                        <w:b/>
-                        <w:bCs/>
-                      </w:rPr>
-                      <w:t>y in</w:t>
-                    </w:r>
-                  </w:p>
-                </w:txbxContent>
-              </v:textbox>
-            </v:shape>
-          </w:pict>
-        </mc:Fallback>
-      </mc:AlternateContent>
-    </w:r>
-    <w:r>
-      <w:rPr>
-        <w:noProof/>
-        <w:sz w:val="20"/>
-      </w:rPr>
-      <mc:AlternateContent>
-        <mc:Choice Requires="wps">
-          <w:drawing>
-            <wp:anchor distT="0" distB="0" distL="114300" distR="114300" simplePos="0" relativeHeight="251679744" behindDoc="0" locked="0" layoutInCell="1" allowOverlap="1" wp14:anchorId="718FC5D2" wp14:editId="33A4F051">
-              <wp:simplePos x="0" y="0"/>
-              <wp:positionH relativeFrom="column">
-                <wp:posOffset>4264025</wp:posOffset>
-              </wp:positionH>
-              <wp:positionV relativeFrom="paragraph">
-                <wp:posOffset>495300</wp:posOffset>
-              </wp:positionV>
-              <wp:extent cx="702310" cy="165100"/>
-              <wp:effectExtent l="13335" t="7620" r="8255" b="8255"/>
-              <wp:wrapNone/>
-              <wp:docPr id="23782" name="Text Box 34"/>
-              <wp:cNvGraphicFramePr>
-                <a:graphicFrameLocks xmlns:a="http://schemas.openxmlformats.org/drawingml/2006/main"/>
-              </wp:cNvGraphicFramePr>
-              <a:graphic xmlns:a="http://schemas.openxmlformats.org/drawingml/2006/main">
-                <a:graphicData uri="http://schemas.microsoft.com/office/word/2010/wordprocessingShape">
-                  <wps:wsp>
-                    <wps:cNvSpPr txBox="1">
-                      <a:spLocks noChangeArrowheads="1"/>
-                    </wps:cNvSpPr>
-                    <wps:spPr bwMode="auto">
-                      <a:xfrm>
-                        <a:off x="0" y="0"/>
-                        <a:ext cx="702310" cy="165100"/>
-                      </a:xfrm>
-                      <a:prstGeom prst="rect">
-                        <a:avLst/>
-                      </a:prstGeom>
-                      <a:solidFill>
-                        <a:srgbClr val="FFFFFF"/>
-                      </a:solidFill>
-                      <a:ln w="6350">
-                        <a:solidFill>
-                          <a:srgbClr val="000000"/>
-                        </a:solidFill>
-                        <a:miter lim="800000"/>
-                        <a:headEnd/>
-                        <a:tailEnd/>
-                      </a:ln>
-                    </wps:spPr>
-                    <wps:txbx>
-                      <w:txbxContent>
-                        <w:p>
-                          <w:pPr>
-                            <w:pStyle w:val="Header"/>
-                            <w:tabs>
-                              <w:tab w:val="clear" w:pos="4252"/>
-                              <w:tab w:val="clear" w:pos="8504"/>
-                            </w:tabs>
-                            <w:snapToGrid/>
-                            <w:rPr>
-                              <w:szCs w:val="18"/>
-                            </w:rPr>
-                          </w:pPr>
-                        </w:p>
-                      </w:txbxContent>
-                    </wps:txbx>
-                    <wps:bodyPr rot="0" vert="horz" wrap="square" lIns="91440" tIns="3600" rIns="91440" bIns="3600" anchor="t" anchorCtr="0" upright="1">
-                      <a:noAutofit/>
-                    </wps:bodyPr>
-                  </wps:wsp>
-                </a:graphicData>
-              </a:graphic>
-              <wp14:sizeRelH relativeFrom="page">
-                <wp14:pctWidth>0</wp14:pctWidth>
-              </wp14:sizeRelH>
-              <wp14:sizeRelV relativeFrom="page">
-                <wp14:pctHeight>0</wp14:pctHeight>
-              </wp14:sizeRelV>
-            </wp:anchor>
-          </w:drawing>
-        </mc:Choice>
-        <mc:Fallback>
-          <w:pict>
-            <v:shape w14:anchorId="718FC5D2" id="Text Box 34" o:spid="_x0000_s1037" type="#_x0000_t202" style="position:absolute;left:0;text-align:left;margin-left:335.75pt;margin-top:39pt;width:55.3pt;height:13pt;z-index:251679744;visibility:visible;mso-wrap-style:square;mso-width-percent:0;mso-height-percent:0;mso-wrap-distance-left:9pt;mso-wrap-distance-top:0;mso-wrap-distance-right:9pt;mso-wrap-distance-bottom:0;mso-position-horizontal:absolute;mso-position-horizontal-relative:text;mso-position-vertical:absolute;mso-position-vertical-relative:text;mso-width-percent:0;mso-height-percent:0;mso-width-relative:page;mso-height-relative:page;v-text-anchor:top" o:gfxdata="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" strokeweight=".5pt">
-              <v:textbox inset=",.1mm,,.1mm">
-                <w:txbxContent>
-                  <w:p>
-                    <w:pPr>
-                      <w:pStyle w:val="Header"/>
-                      <w:tabs>
-                        <w:tab w:val="clear" w:pos="4252"/>
-                        <w:tab w:val="clear" w:pos="8504"/>
-                      </w:tabs>
-                      <w:snapToGrid/>
-                      <w:rPr>
-                        <w:szCs w:val="18"/>
-                      </w:rPr>
-                    </w:pPr>
-                  </w:p>
-                </w:txbxContent>
-              </v:textbox>
-            </v:shape>
-          </w:pict>
-        </mc:Fallback>
-      </mc:AlternateContent>
-    </w:r>
-    <w:r>
-      <w:rPr>
-        <w:noProof/>
-        <w:sz w:val="20"/>
-      </w:rPr>
-      <mc:AlternateContent>
-        <mc:Choice Requires="wps">
-          <w:drawing>
-            <wp:anchor distT="0" distB="0" distL="114300" distR="114300" simplePos="0" relativeHeight="251666432" behindDoc="0" locked="0" layoutInCell="1" allowOverlap="1" wp14:anchorId="59A423F9" wp14:editId="0904EB6A">
-              <wp:simplePos x="0" y="0"/>
-              <wp:positionH relativeFrom="column">
-                <wp:posOffset>4966335</wp:posOffset>
-              </wp:positionH>
-              <wp:positionV relativeFrom="paragraph">
-                <wp:posOffset>330200</wp:posOffset>
-              </wp:positionV>
-              <wp:extent cx="551815" cy="165100"/>
-              <wp:effectExtent l="10795" t="13970" r="8890" b="11430"/>
-              <wp:wrapNone/>
-              <wp:docPr id="23781" name="Text Box 8"/>
-              <wp:cNvGraphicFramePr>
-                <a:graphicFrameLocks xmlns:a="http://schemas.openxmlformats.org/drawingml/2006/main"/>
-              </wp:cNvGraphicFramePr>
-              <a:graphic xmlns:a="http://schemas.openxmlformats.org/drawingml/2006/main">
-                <a:graphicData uri="http://schemas.microsoft.com/office/word/2010/wordprocessingShape">
-                  <wps:wsp>
-                    <wps:cNvSpPr txBox="1">
-                      <a:spLocks noChangeArrowheads="1"/>
-                    </wps:cNvSpPr>
-                    <wps:spPr bwMode="auto">
-                      <a:xfrm>
-                        <a:off x="0" y="0"/>
-                        <a:ext cx="551815" cy="165100"/>
-                      </a:xfrm>
-                      <a:prstGeom prst="rect">
-                        <a:avLst/>
-                      </a:prstGeom>
-                      <a:solidFill>
-                        <a:srgbClr val="FFFFFF"/>
-                      </a:solidFill>
-                      <a:ln w="6350">
-                        <a:solidFill>
-                          <a:srgbClr val="000000"/>
-                        </a:solidFill>
-                        <a:miter lim="800000"/>
-                        <a:headEnd/>
-                        <a:tailEnd/>
-                      </a:ln>
-                    </wps:spPr>
-                    <wps:txbx>
-                      <w:txbxContent>
-                        <w:p>
-                          <w:pPr>
-                            <w:pStyle w:val="Header"/>
-                            <w:tabs>
-                              <w:tab w:val="clear" w:pos="4252"/>
-                              <w:tab w:val="clear" w:pos="8504"/>
-                            </w:tabs>
-                            <w:snapToGrid/>
-                            <w:ind w:left="0"/>
-                            <w:rPr>
-                              <w:rFonts w:ascii="Cambria" w:hAnsi="Cambria"/>
-                              <w:b/>
-                              <w:bCs/>
-                              <w:sz w:val="16"/>
-                            </w:rPr>
-                          </w:pPr>
-                          <w:r>
-                            <w:rPr>
-                              <w:b/>
-                              <w:bCs/>
-                              <w:kern w:val="0"/>
-                              <w:sz w:val="16"/>
-                            </w:rPr>
-                            <w:t>Ng</w:t>
-                          </w:r>
-                          <w:r>
-                            <w:rPr>
-                              <w:b/>
-                              <w:bCs/>
-                              <w:kern w:val="0"/>
-                              <w:sz w:val="16"/>
-                            </w:rPr>
-                            <w:t>à</w:t>
-                          </w:r>
-                          <w:r>
-                            <w:rPr>
-                              <w:b/>
-                              <w:bCs/>
-                              <w:kern w:val="0"/>
-                              <w:sz w:val="16"/>
-                            </w:rPr>
-                            <w:t>y t</w:t>
-                          </w:r>
-                          <w:r>
-                            <w:rPr>
-                              <w:rFonts w:ascii="Cambria" w:hAnsi="Cambria"/>
-                              <w:b/>
-                              <w:bCs/>
-                              <w:kern w:val="0"/>
-                              <w:sz w:val="16"/>
-                            </w:rPr>
-                            <w:t>ạo</w:t>
-                          </w:r>
-                        </w:p>
-                      </w:txbxContent>
-                    </wps:txbx>
-                    <wps:bodyPr rot="0" vert="horz" wrap="square" lIns="45720" tIns="3600" rIns="91440" bIns="3600" anchor="t" anchorCtr="0" upright="1">
-                      <a:noAutofit/>
-                    </wps:bodyPr>
-                  </wps:wsp>
-                </a:graphicData>
-              </a:graphic>
-              <wp14:sizeRelH relativeFrom="page">
-                <wp14:pctWidth>0</wp14:pctWidth>
-              </wp14:sizeRelH>
-              <wp14:sizeRelV relativeFrom="page">
-                <wp14:pctHeight>0</wp14:pctHeight>
-              </wp14:sizeRelV>
-            </wp:anchor>
-          </w:drawing>
-        </mc:Choice>
-        <mc:Fallback>
-          <w:pict>
-            <v:shape w14:anchorId="59A423F9" id="Text Box 8" o:spid="_x0000_s1038" type="#_x0000_t202" style="position:absolute;left:0;text-align:left;margin-left:391.05pt;margin-top:26pt;width:43.45pt;height:13pt;z-index:251666432;visibility:visible;mso-wrap-style:square;mso-width-percent:0;mso-height-percent:0;mso-wrap-distance-left:9pt;mso-wrap-distance-top:0;mso-wrap-distance-right:9pt;mso-wrap-distance-bottom:0;mso-position-horizontal:absolute;mso-position-horizontal-relative:text;mso-position-vertical:absolute;mso-position-vertical-relative:text;mso-width-percent:0;mso-height-percent:0;mso-width-relative:page;mso-height-relative:page;v-text-anchor:top" o:gfxdata="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" strokeweight=".5pt">
-              <v:textbox inset="3.6pt,.1mm,,.1mm">
-                <w:txbxContent>
-                  <w:p>
-                    <w:pPr>
-                      <w:pStyle w:val="Header"/>
-                      <w:tabs>
-                        <w:tab w:val="clear" w:pos="4252"/>
-                        <w:tab w:val="clear" w:pos="8504"/>
-                      </w:tabs>
-                      <w:snapToGrid/>
-                      <w:ind w:left="0"/>
-                      <w:rPr>
-                        <w:rFonts w:ascii="Cambria" w:hAnsi="Cambria"/>
-                        <w:b/>
-                        <w:bCs/>
-                        <w:sz w:val="16"/>
-                      </w:rPr>
-                    </w:pPr>
-                    <w:r>
-                      <w:rPr>
-                        <w:b/>
-                        <w:bCs/>
-                        <w:kern w:val="0"/>
-                        <w:sz w:val="16"/>
-                      </w:rPr>
-                      <w:t>Ng</w:t>
-                    </w:r>
-                    <w:r>
-                      <w:rPr>
-                        <w:b/>
-                        <w:bCs/>
-                        <w:kern w:val="0"/>
-                        <w:sz w:val="16"/>
-                      </w:rPr>
-                      <w:t>à</w:t>
-                    </w:r>
-                    <w:r>
-                      <w:rPr>
-                        <w:b/>
-                        <w:bCs/>
-                        <w:kern w:val="0"/>
-                        <w:sz w:val="16"/>
-                      </w:rPr>
-                      <w:t>y t</w:t>
-                    </w:r>
-                    <w:r>
-                      <w:rPr>
-                        <w:rFonts w:ascii="Cambria" w:hAnsi="Cambria"/>
-                        <w:b/>
-                        <w:bCs/>
-                        <w:kern w:val="0"/>
-                        <w:sz w:val="16"/>
-                      </w:rPr>
-                      <w:t>ạo</w:t>
-                    </w:r>
-                  </w:p>
-                </w:txbxContent>
-              </v:textbox>
-            </v:shape>
-          </w:pict>
-        </mc:Fallback>
-      </mc:AlternateContent>
-    </w:r>
-    <w:r>
-      <w:rPr>
-        <w:noProof/>
-        <w:sz w:val="20"/>
-      </w:rPr>
-      <mc:AlternateContent>
-        <mc:Choice Requires="wps">
-          <w:drawing>
-            <wp:anchor distT="0" distB="0" distL="114300" distR="114300" simplePos="0" relativeHeight="251675648" behindDoc="0" locked="0" layoutInCell="1" allowOverlap="1" wp14:anchorId="1CC800D3" wp14:editId="3FD464C9">
-              <wp:simplePos x="0" y="0"/>
-              <wp:positionH relativeFrom="column">
-                <wp:posOffset>2106930</wp:posOffset>
-              </wp:positionH>
-              <wp:positionV relativeFrom="paragraph">
-                <wp:posOffset>165100</wp:posOffset>
-              </wp:positionV>
-              <wp:extent cx="2859405" cy="165100"/>
-              <wp:effectExtent l="8890" t="10795" r="8255" b="5080"/>
-              <wp:wrapNone/>
-              <wp:docPr id="23779" name="Text Box 30"/>
-              <wp:cNvGraphicFramePr>
-                <a:graphicFrameLocks xmlns:a="http://schemas.openxmlformats.org/drawingml/2006/main"/>
-              </wp:cNvGraphicFramePr>
-              <a:graphic xmlns:a="http://schemas.openxmlformats.org/drawingml/2006/main">
-                <a:graphicData uri="http://schemas.microsoft.com/office/word/2010/wordprocessingShape">
-                  <wps:wsp>
-                    <wps:cNvSpPr txBox="1">
-                      <a:spLocks noChangeArrowheads="1"/>
-                    </wps:cNvSpPr>
-                    <wps:spPr bwMode="auto">
-                      <a:xfrm>
-                        <a:off x="0" y="0"/>
-                        <a:ext cx="2859405" cy="165100"/>
-                      </a:xfrm>
-                      <a:prstGeom prst="rect">
-                        <a:avLst/>
-                      </a:prstGeom>
-                      <a:solidFill>
-                        <a:srgbClr val="FFFFFF"/>
-                      </a:solidFill>
-                      <a:ln w="6350">
-                        <a:solidFill>
-                          <a:srgbClr val="000000"/>
-                        </a:solidFill>
-                        <a:miter lim="800000"/>
-                        <a:headEnd/>
-                        <a:tailEnd/>
-                      </a:ln>
-                    </wps:spPr>
-                    <wps:txbx>
-                      <w:txbxContent>
-                        <w:p>
-                          <w:pPr>
-                            <w:ind w:left="0"/>
-                            <w:rPr>
-                              <w:rFonts w:ascii="MS Mincho" w:eastAsia="MS Mincho" w:hAnsi="MS Mincho"/>
-                            </w:rPr>
-                          </w:pPr>
-                          <w:r>
-                            <w:rPr>
-                              <w:rFonts w:ascii="MS Mincho" w:eastAsia="MS Mincho" w:hAnsi="MS Mincho"/>
-                            </w:rPr>
-                            <w:t>YKK Paperless</w:t>
-                          </w:r>
-                        </w:p>
-                        <w:p>
-                          <w:pPr>
-                            <w:ind w:left="0"/>
-                            <w:rPr>
-                              <w:rFonts w:ascii="MS Mincho" w:eastAsia="MS Mincho" w:hAnsi="MS Mincho"/>
-                            </w:rPr>
-                          </w:pPr>
-                        </w:p>
-                      </w:txbxContent>
-                    </wps:txbx>
-                    <wps:bodyPr rot="0" vert="horz" wrap="square" lIns="91440" tIns="3600" rIns="91440" bIns="3600" anchor="t" anchorCtr="0" upright="1">
-                      <a:noAutofit/>
-                    </wps:bodyPr>
-                  </wps:wsp>
-                </a:graphicData>
-              </a:graphic>
-              <wp14:sizeRelH relativeFrom="page">
-                <wp14:pctWidth>0</wp14:pctWidth>
-              </wp14:sizeRelH>
-              <wp14:sizeRelV relativeFrom="page">
-                <wp14:pctHeight>0</wp14:pctHeight>
-              </wp14:sizeRelV>
-            </wp:anchor>
-          </w:drawing>
-        </mc:Choice>
-        <mc:Fallback>
-          <w:pict>
-            <v:shape w14:anchorId="1CC800D3" id="Text Box 30" o:spid="_x0000_s1039" type="#_x0000_t202" style="position:absolute;left:0;text-align:left;margin-left:165.9pt;margin-top:13pt;width:225.15pt;height:13pt;z-index:251675648;visibility:visible;mso-wrap-style:square;mso-width-percent:0;mso-height-percent:0;mso-wrap-distance-left:9pt;mso-wrap-distance-top:0;mso-wrap-distance-right:9pt;mso-wrap-distance-bottom:0;mso-position-horizontal:absolute;mso-position-horizontal-relative:text;mso-position-vertical:absolute;mso-position-vertical-relative:text;mso-width-percent:0;mso-height-percent:0;mso-width-relative:page;mso-height-relative:page;v-text-anchor:top" o:gfxdata="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" strokeweight=".5pt">
-              <v:textbox inset=",.1mm,,.1mm">
-                <w:txbxContent>
-                  <w:p>
-                    <w:pPr>
-                      <w:ind w:left="0"/>
-                      <w:rPr>
-                        <w:rFonts w:ascii="MS Mincho" w:eastAsia="MS Mincho" w:hAnsi="MS Mincho"/>
-                      </w:rPr>
-                    </w:pPr>
-                    <w:r>
-                      <w:rPr>
-                        <w:rFonts w:ascii="MS Mincho" w:eastAsia="MS Mincho" w:hAnsi="MS Mincho"/>
-                      </w:rPr>
-                      <w:t>YKK Paperless</w:t>
-                    </w:r>
-                  </w:p>
-                  <w:p>
-                    <w:pPr>
-                      <w:ind w:left="0"/>
-                      <w:rPr>
-                        <w:rFonts w:ascii="MS Mincho" w:eastAsia="MS Mincho" w:hAnsi="MS Mincho"/>
-                      </w:rPr>
-                    </w:pPr>
-                  </w:p>
-                </w:txbxContent>
-              </v:textbox>
-            </v:shape>
-          </w:pict>
-        </mc:Fallback>
-      </mc:AlternateContent>
-    </w:r>
-    <w:r>
-      <w:rPr>
-        <w:noProof/>
-        <w:sz w:val="20"/>
-      </w:rPr>
-      <mc:AlternateContent>
-        <mc:Choice Requires="wps">
-          <w:drawing>
-            <wp:anchor distT="0" distB="0" distL="114300" distR="114300" simplePos="0" relativeHeight="251665408" behindDoc="0" locked="0" layoutInCell="1" allowOverlap="1" wp14:anchorId="522B4D75" wp14:editId="6247648F">
-              <wp:simplePos x="0" y="0"/>
-              <wp:positionH relativeFrom="column">
-                <wp:posOffset>4966335</wp:posOffset>
-              </wp:positionH>
-              <wp:positionV relativeFrom="paragraph">
-                <wp:posOffset>165100</wp:posOffset>
-              </wp:positionV>
-              <wp:extent cx="551815" cy="165100"/>
-              <wp:effectExtent l="10795" t="10795" r="8890" b="5080"/>
-              <wp:wrapNone/>
-              <wp:docPr id="23778" name="Text Box 7"/>
-              <wp:cNvGraphicFramePr>
-                <a:graphicFrameLocks xmlns:a="http://schemas.openxmlformats.org/drawingml/2006/main"/>
-              </wp:cNvGraphicFramePr>
-              <a:graphic xmlns:a="http://schemas.openxmlformats.org/drawingml/2006/main">
-                <a:graphicData uri="http://schemas.microsoft.com/office/word/2010/wordprocessingShape">
-                  <wps:wsp>
-                    <wps:cNvSpPr txBox="1">
-                      <a:spLocks noChangeArrowheads="1"/>
-                    </wps:cNvSpPr>
-                    <wps:spPr bwMode="auto">
-                      <a:xfrm>
-                        <a:off x="0" y="0"/>
-                        <a:ext cx="551815" cy="165100"/>
-                      </a:xfrm>
-                      <a:prstGeom prst="rect">
-                        <a:avLst/>
-                      </a:prstGeom>
-                      <a:solidFill>
-                        <a:srgbClr val="FFFFFF"/>
-                      </a:solidFill>
-                      <a:ln w="6350">
-                        <a:solidFill>
-                          <a:srgbClr val="000000"/>
-                        </a:solidFill>
-                        <a:miter lim="800000"/>
-                        <a:headEnd/>
-                        <a:tailEnd/>
-                      </a:ln>
-                    </wps:spPr>
-                    <wps:txbx>
-                      <w:txbxContent>
-                        <w:p>
-                          <w:pPr>
-                            <w:pStyle w:val="Header"/>
-                            <w:tabs>
-                              <w:tab w:val="clear" w:pos="4252"/>
-                              <w:tab w:val="clear" w:pos="8504"/>
-                            </w:tabs>
-                            <w:snapToGrid/>
-                            <w:ind w:left="0"/>
-                            <w:rPr>
-                              <w:b/>
-                              <w:bCs/>
-                            </w:rPr>
-                          </w:pPr>
-                          <w:r>
-                            <w:rPr>
-                              <w:rFonts w:hint="eastAsia"/>
-                              <w:b/>
-                              <w:bCs/>
-                            </w:rPr>
-                            <w:t>T</w:t>
-                          </w:r>
-                          <w:r>
-                            <w:rPr>
-                              <w:b/>
-                              <w:bCs/>
-                            </w:rPr>
-                            <w:t>rang</w:t>
-                          </w:r>
-                        </w:p>
-                      </w:txbxContent>
-                    </wps:txbx>
-                    <wps:bodyPr rot="0" vert="horz" wrap="square" lIns="45720" tIns="3600" rIns="91440" bIns="3600" anchor="t" anchorCtr="0" upright="1">
-                      <a:noAutofit/>
-                    </wps:bodyPr>
-                  </wps:wsp>
-                </a:graphicData>
-              </a:graphic>
-              <wp14:sizeRelH relativeFrom="page">
-                <wp14:pctWidth>0</wp14:pctWidth>
-              </wp14:sizeRelH>
-              <wp14:sizeRelV relativeFrom="page">
-                <wp14:pctHeight>0</wp14:pctHeight>
-              </wp14:sizeRelV>
-            </wp:anchor>
-          </w:drawing>
-        </mc:Choice>
-        <mc:Fallback>
-          <w:pict>
-            <v:shape w14:anchorId="522B4D75" id="Text Box 7" o:spid="_x0000_s1040" type="#_x0000_t202" style="position:absolute;left:0;text-align:left;margin-left:391.05pt;margin-top:13pt;width:43.45pt;height:13pt;z-index:251665408;visibility:visible;mso-wrap-style:square;mso-width-percent:0;mso-height-percent:0;mso-wrap-distance-left:9pt;mso-wrap-distance-top:0;mso-wrap-distance-right:9pt;mso-wrap-distance-bottom:0;mso-position-horizontal:absolute;mso-position-horizontal-relative:text;mso-position-vertical:absolute;mso-position-vertical-relative:text;mso-width-percent:0;mso-height-percent:0;mso-width-relative:page;mso-height-relative:page;v-text-anchor:top" o:gfxdata="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" strokeweight=".5pt">
-              <v:textbox inset="3.6pt,.1mm,,.1mm">
-                <w:txbxContent>
-                  <w:p>
-                    <w:pPr>
-                      <w:pStyle w:val="Header"/>
-                      <w:tabs>
-                        <w:tab w:val="clear" w:pos="4252"/>
-                        <w:tab w:val="clear" w:pos="8504"/>
-                      </w:tabs>
-                      <w:snapToGrid/>
-                      <w:ind w:left="0"/>
-                      <w:rPr>
-                        <w:b/>
-                        <w:bCs/>
-                      </w:rPr>
-                    </w:pPr>
-                    <w:r>
-                      <w:rPr>
-                        <w:rFonts w:hint="eastAsia"/>
-                        <w:b/>
-                        <w:bCs/>
-                      </w:rPr>
-                      <w:t>T</w:t>
-                    </w:r>
-                    <w:r>
-                      <w:rPr>
-                        <w:b/>
-                        <w:bCs/>
-                      </w:rPr>
-                      <w:t>rang</w:t>
-                    </w:r>
-                  </w:p>
-                </w:txbxContent>
-              </v:textbox>
-            </v:shape>
-          </w:pict>
-        </mc:Fallback>
-      </mc:AlternateContent>
-    </w:r>
-    <w:r>
-      <w:rPr>
-        <w:noProof/>
-        <w:sz w:val="20"/>
-      </w:rPr>
-      <mc:AlternateContent>
-        <mc:Choice Requires="wps">
-          <w:drawing>
-            <wp:anchor distT="0" distB="0" distL="114300" distR="114300" simplePos="0" relativeHeight="251691008" behindDoc="0" locked="0" layoutInCell="1" allowOverlap="1" wp14:anchorId="67E9A0BB" wp14:editId="08C81D86">
-              <wp:simplePos x="0" y="0"/>
-              <wp:positionH relativeFrom="column">
-                <wp:posOffset>1103630</wp:posOffset>
-              </wp:positionH>
-              <wp:positionV relativeFrom="paragraph">
-                <wp:posOffset>495300</wp:posOffset>
-              </wp:positionV>
-              <wp:extent cx="1003300" cy="165100"/>
-              <wp:effectExtent l="5715" t="7620" r="10160" b="8255"/>
-              <wp:wrapNone/>
-              <wp:docPr id="23776" name="Text Box 54"/>
-              <wp:cNvGraphicFramePr>
-                <a:graphicFrameLocks xmlns:a="http://schemas.openxmlformats.org/drawingml/2006/main"/>
-              </wp:cNvGraphicFramePr>
-              <a:graphic xmlns:a="http://schemas.openxmlformats.org/drawingml/2006/main">
-                <a:graphicData uri="http://schemas.microsoft.com/office/word/2010/wordprocessingShape">
-                  <wps:wsp>
-                    <wps:cNvSpPr txBox="1">
-                      <a:spLocks noChangeArrowheads="1"/>
-                    </wps:cNvSpPr>
-                    <wps:spPr bwMode="auto">
-                      <a:xfrm>
-                        <a:off x="0" y="0"/>
-                        <a:ext cx="1003300" cy="165100"/>
-                      </a:xfrm>
-                      <a:prstGeom prst="rect">
-                        <a:avLst/>
-                      </a:prstGeom>
-                      <a:solidFill>
-                        <a:srgbClr val="FFFFFF"/>
-                      </a:solidFill>
-                      <a:ln w="6350">
-                        <a:solidFill>
-                          <a:srgbClr val="000000"/>
-                        </a:solidFill>
-                        <a:miter lim="800000"/>
-                        <a:headEnd/>
-                        <a:tailEnd/>
-                      </a:ln>
-                    </wps:spPr>
-                    <wps:txbx>
-                      <w:txbxContent>
-                        <w:p>
-                          <w:pPr>
-                            <w:pStyle w:val="Header"/>
-                            <w:tabs>
-                              <w:tab w:val="clear" w:pos="4252"/>
-                              <w:tab w:val="clear" w:pos="8504"/>
-                            </w:tabs>
-                            <w:snapToGrid/>
-                            <w:ind w:left="0"/>
-                            <w:rPr>
-                              <w:rFonts w:ascii="Cambria" w:hAnsi="Cambria"/>
-                              <w:b/>
-                              <w:bCs/>
-                            </w:rPr>
-                          </w:pPr>
-                          <w:r>
-                            <w:rPr>
-                              <w:rFonts w:hint="eastAsia"/>
-                              <w:b/>
-                              <w:bCs/>
-                            </w:rPr>
-                            <w:t>T</w:t>
-                          </w:r>
-                          <w:r>
-                            <w:rPr>
-                              <w:b/>
-                              <w:bCs/>
-                            </w:rPr>
-                            <w:t>ê</w:t>
-                          </w:r>
-                          <w:r>
-                            <w:rPr>
-                              <w:b/>
-                              <w:bCs/>
-                            </w:rPr>
-                            <w:t>n t</w:t>
-                          </w:r>
-                          <w:r>
-                            <w:rPr>
-                              <w:b/>
-                              <w:bCs/>
-                            </w:rPr>
-                            <w:t>à</w:t>
-                          </w:r>
-                          <w:r>
-                            <w:rPr>
-                              <w:b/>
-                              <w:bCs/>
-                            </w:rPr>
-                            <w:t>i li</w:t>
-                          </w:r>
-                          <w:r>
-                            <w:rPr>
-                              <w:rFonts w:ascii="Cambria" w:hAnsi="Cambria"/>
-                              <w:b/>
-                              <w:bCs/>
-                            </w:rPr>
-                            <w:t>ệu</w:t>
-                          </w:r>
-                        </w:p>
-                      </w:txbxContent>
-                    </wps:txbx>
-                    <wps:bodyPr rot="0" vert="horz" wrap="square" lIns="91440" tIns="7200" rIns="91440" bIns="7200" anchor="t" anchorCtr="0" upright="1">
-                      <a:noAutofit/>
-                    </wps:bodyPr>
-                  </wps:wsp>
-                </a:graphicData>
-              </a:graphic>
-              <wp14:sizeRelH relativeFrom="page">
-                <wp14:pctWidth>0</wp14:pctWidth>
-              </wp14:sizeRelH>
-              <wp14:sizeRelV relativeFrom="page">
-                <wp14:pctHeight>0</wp14:pctHeight>
-              </wp14:sizeRelV>
-            </wp:anchor>
-          </w:drawing>
-        </mc:Choice>
-        <mc:Fallback>
-          <w:pict>
-            <v:shape w14:anchorId="67E9A0BB" id="Text Box 54" o:spid="_x0000_s1041" type="#_x0000_t202" style="position:absolute;left:0;text-align:left;margin-left:86.9pt;margin-top:39pt;width:79pt;height:13pt;z-index:251691008;visibility:visible;mso-wrap-style:square;mso-width-percent:0;mso-height-percent:0;mso-wrap-distance-left:9pt;mso-wrap-distance-top:0;mso-wrap-distance-right:9pt;mso-wrap-distance-bottom:0;mso-position-horizontal:absolute;mso-position-horizontal-relative:text;mso-position-vertical:absolute;mso-position-vertical-relative:text;mso-width-percent:0;mso-height-percent:0;mso-width-relative:page;mso-height-relative:page;v-text-anchor:top" o:gfxdata="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" strokeweight=".5pt">
-              <v:textbox inset=",.2mm,,.2mm">
-                <w:txbxContent>
-                  <w:p>
-                    <w:pPr>
-                      <w:pStyle w:val="Header"/>
-                      <w:tabs>
-                        <w:tab w:val="clear" w:pos="4252"/>
-                        <w:tab w:val="clear" w:pos="8504"/>
-                      </w:tabs>
-                      <w:snapToGrid/>
-                      <w:ind w:left="0"/>
-                      <w:rPr>
-                        <w:rFonts w:ascii="Cambria" w:hAnsi="Cambria"/>
-                        <w:b/>
-                        <w:bCs/>
-                      </w:rPr>
-                    </w:pPr>
-                    <w:r>
-                      <w:rPr>
-                        <w:rFonts w:hint="eastAsia"/>
-                        <w:b/>
-                        <w:bCs/>
-                      </w:rPr>
-                      <w:t>T</w:t>
-                    </w:r>
-                    <w:r>
-                      <w:rPr>
-                        <w:b/>
-                        <w:bCs/>
-                      </w:rPr>
-                      <w:t>ê</w:t>
-                    </w:r>
-                    <w:r>
-                      <w:rPr>
-                        <w:b/>
-                        <w:bCs/>
-                      </w:rPr>
-                      <w:t>n t</w:t>
-                    </w:r>
-                    <w:r>
-                      <w:rPr>
-                        <w:b/>
-                        <w:bCs/>
-                      </w:rPr>
-                      <w:t>à</w:t>
-                    </w:r>
-                    <w:r>
-                      <w:rPr>
-                        <w:b/>
-                        <w:bCs/>
-                      </w:rPr>
-                      <w:t>i li</w:t>
-                    </w:r>
-                    <w:r>
-                      <w:rPr>
-                        <w:rFonts w:ascii="Cambria" w:hAnsi="Cambria"/>
-                        <w:b/>
-                        <w:bCs/>
-                      </w:rPr>
-                      <w:t>ệu</w:t>
-                    </w:r>
-                  </w:p>
-                </w:txbxContent>
-              </v:textbox>
-            </v:shape>
-          </w:pict>
-        </mc:Fallback>
-      </mc:AlternateContent>
-    </w:r>
-    <w:r>
-      <w:rPr>
-        <w:noProof/>
-        <w:sz w:val="20"/>
-      </w:rPr>
-      <mc:AlternateContent>
-        <mc:Choice Requires="wps">
-          <w:drawing>
-            <wp:anchor distT="0" distB="0" distL="114300" distR="114300" simplePos="0" relativeHeight="251689984" behindDoc="0" locked="0" layoutInCell="1" allowOverlap="1" wp14:anchorId="00214D43" wp14:editId="189DC3EE">
-              <wp:simplePos x="0" y="0"/>
-              <wp:positionH relativeFrom="column">
-                <wp:posOffset>1103630</wp:posOffset>
-              </wp:positionH>
-              <wp:positionV relativeFrom="paragraph">
-                <wp:posOffset>330200</wp:posOffset>
-              </wp:positionV>
-              <wp:extent cx="1003300" cy="165100"/>
-              <wp:effectExtent l="5715" t="13970" r="10160" b="11430"/>
-              <wp:wrapNone/>
-              <wp:docPr id="23775" name="Text Box 53"/>
-              <wp:cNvGraphicFramePr>
-                <a:graphicFrameLocks xmlns:a="http://schemas.openxmlformats.org/drawingml/2006/main"/>
-              </wp:cNvGraphicFramePr>
-              <a:graphic xmlns:a="http://schemas.openxmlformats.org/drawingml/2006/main">
-                <a:graphicData uri="http://schemas.microsoft.com/office/word/2010/wordprocessingShape">
-                  <wps:wsp>
-                    <wps:cNvSpPr txBox="1">
-                      <a:spLocks noChangeArrowheads="1"/>
-                    </wps:cNvSpPr>
-                    <wps:spPr bwMode="auto">
-                      <a:xfrm>
-                        <a:off x="0" y="0"/>
-                        <a:ext cx="1003300" cy="165100"/>
-                      </a:xfrm>
-                      <a:prstGeom prst="rect">
-                        <a:avLst/>
-                      </a:prstGeom>
-                      <a:solidFill>
-                        <a:srgbClr val="FFFFFF"/>
-                      </a:solidFill>
-                      <a:ln w="6350">
-                        <a:solidFill>
-                          <a:srgbClr val="000000"/>
-                        </a:solidFill>
-                        <a:miter lim="800000"/>
-                        <a:headEnd/>
-                        <a:tailEnd/>
-                      </a:ln>
-                    </wps:spPr>
-                    <wps:txbx>
-                      <w:txbxContent>
-                        <w:p>
-                          <w:pPr>
-                            <w:pStyle w:val="Header"/>
-                            <w:tabs>
-                              <w:tab w:val="clear" w:pos="4252"/>
-                              <w:tab w:val="clear" w:pos="8504"/>
-                            </w:tabs>
-                            <w:snapToGrid/>
-                            <w:ind w:left="0"/>
-                            <w:rPr>
-                              <w:rFonts w:ascii="Times New Roman" w:eastAsia="MS Gothic"/>
-                            </w:rPr>
-                          </w:pPr>
-                          <w:r>
-                            <w:rPr>
-                              <w:rFonts w:ascii="Times New Roman" w:eastAsia="MS Gothic" w:hint="eastAsia"/>
-                            </w:rPr>
-                            <w:t>Order No.</w:t>
-                          </w:r>
-                        </w:p>
-                      </w:txbxContent>
-                    </wps:txbx>
-                    <wps:bodyPr rot="0" vert="horz" wrap="square" lIns="91440" tIns="7200" rIns="91440" bIns="7200" anchor="t" anchorCtr="0" upright="1">
-                      <a:noAutofit/>
-                    </wps:bodyPr>
-                  </wps:wsp>
-                </a:graphicData>
-              </a:graphic>
-              <wp14:sizeRelH relativeFrom="page">
-                <wp14:pctWidth>0</wp14:pctWidth>
-              </wp14:sizeRelH>
-              <wp14:sizeRelV relativeFrom="page">
-                <wp14:pctHeight>0</wp14:pctHeight>
-              </wp14:sizeRelV>
-            </wp:anchor>
-          </w:drawing>
-        </mc:Choice>
-        <mc:Fallback>
-          <w:pict>
-            <v:shape w14:anchorId="00214D43" id="Text Box 53" o:spid="_x0000_s1042" type="#_x0000_t202" style="position:absolute;left:0;text-align:left;margin-left:86.9pt;margin-top:26pt;width:79pt;height:13pt;z-index:251689984;visibility:visible;mso-wrap-style:square;mso-width-percent:0;mso-height-percent:0;mso-wrap-distance-left:9pt;mso-wrap-distance-top:0;mso-wrap-distance-right:9pt;mso-wrap-distance-bottom:0;mso-position-horizontal:absolute;mso-position-horizontal-relative:text;mso-position-vertical:absolute;mso-position-vertical-relative:text;mso-width-percent:0;mso-height-percent:0;mso-width-relative:page;mso-height-relative:page;v-text-anchor:top" o:gfxdata="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" strokeweight=".5pt">
-              <v:textbox inset=",.2mm,,.2mm">
-                <w:txbxContent>
-                  <w:p>
-                    <w:pPr>
-                      <w:pStyle w:val="Header"/>
-                      <w:tabs>
-                        <w:tab w:val="clear" w:pos="4252"/>
-                        <w:tab w:val="clear" w:pos="8504"/>
-                      </w:tabs>
-                      <w:snapToGrid/>
-                      <w:ind w:left="0"/>
-                      <w:rPr>
-                        <w:rFonts w:ascii="Times New Roman" w:eastAsia="MS Gothic"/>
-                      </w:rPr>
-                    </w:pPr>
-                    <w:r>
-                      <w:rPr>
-                        <w:rFonts w:ascii="Times New Roman" w:eastAsia="MS Gothic" w:hint="eastAsia"/>
-                      </w:rPr>
-                      <w:t>Order No.</w:t>
-                    </w:r>
-                  </w:p>
-                </w:txbxContent>
-              </v:textbox>
-            </v:shape>
-          </w:pict>
-        </mc:Fallback>
-      </mc:AlternateContent>
-    </w:r>
-    <w:r>
-      <w:rPr>
-        <w:noProof/>
-        <w:sz w:val="20"/>
-      </w:rPr>
-      <mc:AlternateContent>
-        <mc:Choice Requires="wps">
-          <w:drawing>
-            <wp:anchor distT="0" distB="0" distL="114300" distR="114300" simplePos="0" relativeHeight="251664384" behindDoc="0" locked="0" layoutInCell="1" allowOverlap="1" wp14:anchorId="77724AF7" wp14:editId="76B2D534">
-              <wp:simplePos x="0" y="0"/>
-              <wp:positionH relativeFrom="column">
-                <wp:posOffset>1103630</wp:posOffset>
-              </wp:positionH>
-              <wp:positionV relativeFrom="paragraph">
-                <wp:posOffset>165100</wp:posOffset>
-              </wp:positionV>
-              <wp:extent cx="1003300" cy="165100"/>
-              <wp:effectExtent l="5715" t="10795" r="10160" b="5080"/>
-              <wp:wrapNone/>
-              <wp:docPr id="23774" name="Text Box 5"/>
-              <wp:cNvGraphicFramePr>
-                <a:graphicFrameLocks xmlns:a="http://schemas.openxmlformats.org/drawingml/2006/main"/>
-              </wp:cNvGraphicFramePr>
-              <a:graphic xmlns:a="http://schemas.openxmlformats.org/drawingml/2006/main">
-                <a:graphicData uri="http://schemas.microsoft.com/office/word/2010/wordprocessingShape">
-                  <wps:wsp>
-                    <wps:cNvSpPr txBox="1">
-                      <a:spLocks noChangeArrowheads="1"/>
-                    </wps:cNvSpPr>
-                    <wps:spPr bwMode="auto">
-                      <a:xfrm>
-                        <a:off x="0" y="0"/>
-                        <a:ext cx="1003300" cy="165100"/>
-                      </a:xfrm>
-                      <a:prstGeom prst="rect">
-                        <a:avLst/>
-                      </a:prstGeom>
-                      <a:solidFill>
-                        <a:srgbClr val="FFFFFF"/>
-                      </a:solidFill>
-                      <a:ln w="6350">
-                        <a:solidFill>
-                          <a:srgbClr val="000000"/>
-                        </a:solidFill>
-                        <a:miter lim="800000"/>
-                        <a:headEnd/>
-                        <a:tailEnd/>
-                      </a:ln>
-                    </wps:spPr>
-                    <wps:txbx>
-                      <w:txbxContent>
-                        <w:p>
-                          <w:pPr>
-                            <w:pStyle w:val="Header"/>
-                            <w:tabs>
-                              <w:tab w:val="clear" w:pos="4252"/>
-                              <w:tab w:val="clear" w:pos="8504"/>
-                            </w:tabs>
-                            <w:snapToGrid/>
-                            <w:ind w:left="0"/>
-                            <w:rPr>
-                              <w:rFonts w:ascii="Cambria" w:hAnsi="Cambria"/>
-                              <w:b/>
-                              <w:bCs/>
-                            </w:rPr>
-                          </w:pPr>
-                          <w:r>
-                            <w:rPr>
-                              <w:rFonts w:hint="eastAsia"/>
-                              <w:b/>
-                              <w:bCs/>
-                            </w:rPr>
-                            <w:t>T</w:t>
-                          </w:r>
-                          <w:r>
-                            <w:rPr>
-                              <w:b/>
-                              <w:bCs/>
-                            </w:rPr>
-                            <w:t>ê</w:t>
-                          </w:r>
-                          <w:r>
-                            <w:rPr>
-                              <w:b/>
-                              <w:bCs/>
-                            </w:rPr>
-                            <w:t>n h</w:t>
-                          </w:r>
-                          <w:r>
-                            <w:rPr>
-                              <w:rFonts w:ascii="Cambria" w:hAnsi="Cambria"/>
-                              <w:b/>
-                              <w:bCs/>
-                            </w:rPr>
-                            <w:t>ệ thống</w:t>
-                          </w:r>
-                        </w:p>
-                      </w:txbxContent>
-                    </wps:txbx>
-                    <wps:bodyPr rot="0" vert="horz" wrap="square" lIns="91440" tIns="7200" rIns="91440" bIns="7200" anchor="t" anchorCtr="0" upright="1">
-                      <a:noAutofit/>
-                    </wps:bodyPr>
-                  </wps:wsp>
-                </a:graphicData>
-              </a:graphic>
-              <wp14:sizeRelH relativeFrom="page">
-                <wp14:pctWidth>0</wp14:pctWidth>
-              </wp14:sizeRelH>
-              <wp14:sizeRelV relativeFrom="page">
-                <wp14:pctHeight>0</wp14:pctHeight>
-              </wp14:sizeRelV>
-            </wp:anchor>
-          </w:drawing>
-        </mc:Choice>
-        <mc:Fallback>
-          <w:pict>
-            <v:shape w14:anchorId="77724AF7" id="Text Box 5" o:spid="_x0000_s1043" type="#_x0000_t202" style="position:absolute;left:0;text-align:left;margin-left:86.9pt;margin-top:13pt;width:79pt;height:13pt;z-index:251664384;visibility:visible;mso-wrap-style:square;mso-width-percent:0;mso-height-percent:0;mso-wrap-distance-left:9pt;mso-wrap-distance-top:0;mso-wrap-distance-right:9pt;mso-wrap-distance-bottom:0;mso-position-horizontal:absolute;mso-position-horizontal-relative:text;mso-position-vertical:absolute;mso-position-vertical-relative:text;mso-width-percent:0;mso-height-percent:0;mso-width-relative:page;mso-height-relative:page;v-text-anchor:top" o:gfxdata="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" strokeweight=".5pt">
-              <v:textbox inset=",.2mm,,.2mm">
-                <w:txbxContent>
-                  <w:p>
-                    <w:pPr>
-                      <w:pStyle w:val="Header"/>
-                      <w:tabs>
-                        <w:tab w:val="clear" w:pos="4252"/>
-                        <w:tab w:val="clear" w:pos="8504"/>
-                      </w:tabs>
-                      <w:snapToGrid/>
-                      <w:ind w:left="0"/>
-                      <w:rPr>
-                        <w:rFonts w:ascii="Cambria" w:hAnsi="Cambria"/>
-                        <w:b/>
-                        <w:bCs/>
-                      </w:rPr>
-                    </w:pPr>
-                    <w:r>
-                      <w:rPr>
-                        <w:rFonts w:hint="eastAsia"/>
-                        <w:b/>
-                        <w:bCs/>
-                      </w:rPr>
-                      <w:t>T</w:t>
-                    </w:r>
-                    <w:r>
-                      <w:rPr>
-                        <w:b/>
-                        <w:bCs/>
-                      </w:rPr>
-                      <w:t>ê</w:t>
-                    </w:r>
-                    <w:r>
-                      <w:rPr>
-                        <w:b/>
-                        <w:bCs/>
-                      </w:rPr>
-                      <w:t>n h</w:t>
-                    </w:r>
-                    <w:r>
-                      <w:rPr>
-                        <w:rFonts w:ascii="Cambria" w:hAnsi="Cambria"/>
-                        <w:b/>
-                        <w:bCs/>
-                      </w:rPr>
-                      <w:t>ệ thống</w:t>
-                    </w:r>
-                  </w:p>
-                </w:txbxContent>
-              </v:textbox>
-            </v:shape>
-          </w:pict>
-        </mc:Fallback>
-      </mc:AlternateContent>
-    </w:r>
-    <w:r>
-      <w:rPr>
-        <w:rFonts w:ascii="Times New Roman" w:hint="eastAsia"/>
-      </w:rPr>
-      <w:t xml:space="preserve">　</w:t>
     </w:r>
     <w:r>
       <w:rPr>
@@ -12766,7 +5398,7 @@
 </w:hdr>
 </file>
 
-<file path=word/header3.xml><?xml version="1.0" encoding="utf-8"?>
+<file path=word/header2.xml><?xml version="1.0" encoding="utf-8"?>
 <w:hdr xmlns:wpc="http://schemas.microsoft.com/office/word/2010/wordprocessingCanvas" xmlns:cx="http://schemas.microsoft.com/office/drawing/2014/chartex" xmlns:cx1="http://schemas.microsoft.com/office/drawing/2015/9/8/chartex" xmlns:cx2="http://schemas.microsoft.com/office/drawing/2015/10/21/chartex" xmlns:cx3="http://schemas.microsoft.com/office/drawing/2016/5/9/chartex" xmlns:cx4="http://schemas.microsoft.com/office/drawing/2016/5/10/chartex" xmlns:cx5="http://schemas.microsoft.com/office/drawing/2016/5/11/chartex" xmlns:cx6="http://schemas.microsoft.com/office/drawing/2016/5/12/chartex" xmlns:cx7="http://schemas.microsoft.com/office/drawing/2016/5/13/chartex" xmlns:cx8="http://schemas.microsoft.com/office/drawing/2016/5/14/chartex" xmlns:mc="http://schemas.openxmlformats.org/markup-compatibility/2006" xmlns:aink="http://schemas.microsoft.com/office/drawing/2016/ink" xmlns:am3d="http://schemas.microsoft.com/office/drawing/2017/model3d" xmlns:o="urn:schemas-microsoft-com:office:office" xmlns:oel="http://schemas.microsoft.com/office/2019/extlst" xmlns:r="http://schemas.openxmlformats.org/officeDocument/2006/relationships" xmlns:m="http://schemas.openxmlformats.org/officeDocument/2006/math" xmlns:v="urn:schemas-microsoft-com:vml" xmlns:wp14="http://schemas.microsoft.com/office/word/2010/wordprocessingDrawing" xmlns:wp="http://schemas.openxmlformats.org/drawingml/2006/wordprocessingDrawing" xmlns:w10="urn:schemas-microsoft-com:office:word" xmlns:w="http://schemas.openxmlformats.org/wordprocessingml/2006/main" xmlns:w14="http://schemas.microsoft.com/office/word/2010/wordml" xmlns:w15="http://schemas.microsoft.com/office/word/2012/wordml" xmlns:w16cex="http://schemas.microsoft.com/office/word/2018/wordml/cex" xmlns:w16cid="http://schemas.microsoft.com/office/word/2016/wordml/cid" xmlns:w16="http://schemas.microsoft.com/office/word/2018/wordml" xmlns:w16du="http://schemas.microsoft.com/office/word/2023/wordml/word16du" xmlns:w16sdtdh="http://schemas.microsoft.com/office/word/2020/wordml/sdtdatahash" xmlns:w16sdtfl="http://schemas.microsoft.com/office/word/2024/wordml/sdtformatlock" xmlns:w16se="http://schemas.microsoft.com/office/word/2015/wordml/symex" xmlns:wpg="http://schemas.microsoft.com/office/word/2010/wordprocessingGroup" xmlns:wpi="http://schemas.microsoft.com/office/word/2010/wordprocessingInk" xmlns:wne="http://schemas.microsoft.com/office/word/2006/wordml" xmlns:wps="http://schemas.microsoft.com/office/word/2010/wordprocessingShape" mc:Ignorable="w14 w15 w16se w16cid w16 w16cex w16sdtdh w16sdtfl w16du wp14">
   <w:p>
     <w:pPr>
@@ -13137,12 +5769,12 @@
         </mc:Choice>
         <mc:Fallback>
           <w:pict>
-            <v:group w14:anchorId="44EEC03D" id="Group 128" o:spid="_x0000_s1052" style="position:absolute;left:0;text-align:left;margin-left:11.7pt;margin-top:43.15pt;width:187pt;height:71.5pt;z-index:251706368" coordorigin="1343,1430" coordsize="3740,1430" o:gfxdata="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">
+            <v:group w14:anchorId="44EEC03D" id="Group 128" o:spid="_x0000_s1034" style="position:absolute;left:0;text-align:left;margin-left:11.7pt;margin-top:43.15pt;width:187pt;height:71.5pt;z-index:251706368" coordorigin="1343,1430" coordsize="3740,1430" o:gfxdata="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">
               <v:shapetype id="_x0000_t202" coordsize="21600,21600" o:spt="202" path="m,l,21600r21600,l21600,xe">
                 <v:stroke joinstyle="miter"/>
                 <v:path gradientshapeok="t" o:connecttype="rect"/>
               </v:shapetype>
-              <v:shape id="Text Box 129" o:spid="_x0000_s1053" type="#_x0000_t202" style="position:absolute;left:1343;top:1430;width:1247;height:390;visibility:visible;mso-wrap-style:square;v-text-anchor:top" o:gfxdata="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" strokeweight="1.5pt">
+              <v:shape id="Text Box 129" o:spid="_x0000_s1035" type="#_x0000_t202" style="position:absolute;left:1343;top:1430;width:1247;height:390;visibility:visible;mso-wrap-style:square;v-text-anchor:top" o:gfxdata="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" strokeweight="1.5pt">
                 <v:textbox>
                   <w:txbxContent>
                     <w:p>
@@ -13180,7 +5812,7 @@
                   </w:txbxContent>
                 </v:textbox>
               </v:shape>
-              <v:shape id="Text Box 130" o:spid="_x0000_s1054" type="#_x0000_t202" style="position:absolute;left:2589;top:1430;width:1247;height:390;visibility:visible;mso-wrap-style:square;v-text-anchor:top" o:gfxdata="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" strokeweight="1.5pt">
+              <v:shape id="Text Box 130" o:spid="_x0000_s1036" type="#_x0000_t202" style="position:absolute;left:2589;top:1430;width:1247;height:390;visibility:visible;mso-wrap-style:square;v-text-anchor:top" o:gfxdata="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" strokeweight="1.5pt">
                 <v:textbox>
                   <w:txbxContent>
                     <w:p>
@@ -13232,7 +5864,7 @@
                   </w:txbxContent>
                 </v:textbox>
               </v:shape>
-              <v:shape id="Text Box 131" o:spid="_x0000_s1055" type="#_x0000_t202" style="position:absolute;left:3836;top:1430;width:1247;height:390;visibility:visible;mso-wrap-style:square;v-text-anchor:top" o:gfxdata="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" strokeweight="1.5pt">
+              <v:shape id="Text Box 131" o:spid="_x0000_s1037" type="#_x0000_t202" style="position:absolute;left:3836;top:1430;width:1247;height:390;visibility:visible;mso-wrap-style:square;v-text-anchor:top" o:gfxdata="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" strokeweight="1.5pt">
                 <v:textbox>
                   <w:txbxContent>
                     <w:p>
@@ -13274,8 +5906,8 @@
                   </w:txbxContent>
                 </v:textbox>
               </v:shape>
-              <v:rect id="Rectangle 132" o:spid="_x0000_s1056" style="position:absolute;left:3835;top:1820;width:1247;height:1040;visibility:visible;mso-wrap-style:square;v-text-anchor:top" o:gfxdata="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" strokeweight="1.5pt"/>
-              <v:rect id="Rectangle 133" o:spid="_x0000_s1057" style="position:absolute;left:2589;top:1820;width:1247;height:1040;visibility:visible;mso-wrap-style:square;v-text-anchor:top" o:gfxdata="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" strokeweight="1.5pt">
+              <v:rect id="Rectangle 132" o:spid="_x0000_s1038" style="position:absolute;left:3835;top:1820;width:1247;height:1040;visibility:visible;mso-wrap-style:square;v-text-anchor:top" o:gfxdata="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" strokeweight="1.5pt"/>
+              <v:rect id="Rectangle 133" o:spid="_x0000_s1039" style="position:absolute;left:2589;top:1820;width:1247;height:1040;visibility:visible;mso-wrap-style:square;v-text-anchor:top" o:gfxdata="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" strokeweight="1.5pt">
                 <v:textbox>
                   <w:txbxContent>
                     <w:p>
@@ -13286,7 +5918,7 @@
                   </w:txbxContent>
                 </v:textbox>
               </v:rect>
-              <v:rect id="Rectangle 134" o:spid="_x0000_s1058" style="position:absolute;left:1343;top:1820;width:1247;height:1040;visibility:visible;mso-wrap-style:square;v-text-anchor:top" o:gfxdata="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" strokeweight="1.5pt">
+              <v:rect id="Rectangle 134" o:spid="_x0000_s1040" style="position:absolute;left:1343;top:1820;width:1247;height:1040;visibility:visible;mso-wrap-style:square;v-text-anchor:top" o:gfxdata="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" strokeweight="1.5pt">
                 <v:textbox>
                   <w:txbxContent>
                     <w:p/>
@@ -13403,7 +6035,7 @@
         </mc:Choice>
         <mc:Fallback>
           <w:pict>
-            <v:shape w14:anchorId="5B7F5A50" id="Text Box 167" o:spid="_x0000_s1059" type="#_x0000_t202" style="position:absolute;left:0;text-align:left;margin-left:356pt;margin-top:17.15pt;width:140pt;height:19.5pt;z-index:251725824;visibility:visible;mso-wrap-style:square;mso-width-percent:0;mso-height-percent:0;mso-wrap-distance-left:9pt;mso-wrap-distance-top:0;mso-wrap-distance-right:9pt;mso-wrap-distance-bottom:0;mso-position-horizontal:absolute;mso-position-horizontal-relative:text;mso-position-vertical:absolute;mso-position-vertical-relative:text;mso-width-percent:0;mso-height-percent:0;mso-width-relative:page;mso-height-relative:page;v-text-anchor:top" o:gfxdata="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" filled="f" stroked="f">
+            <v:shape w14:anchorId="5B7F5A50" id="Text Box 167" o:spid="_x0000_s1041" type="#_x0000_t202" style="position:absolute;left:0;text-align:left;margin-left:356pt;margin-top:17.15pt;width:140pt;height:19.5pt;z-index:251725824;visibility:visible;mso-wrap-style:square;mso-width-percent:0;mso-height-percent:0;mso-wrap-distance-left:9pt;mso-wrap-distance-top:0;mso-wrap-distance-right:9pt;mso-wrap-distance-bottom:0;mso-position-horizontal:absolute;mso-position-horizontal-relative:text;mso-position-vertical:absolute;mso-position-vertical-relative:text;mso-width-percent:0;mso-height-percent:0;mso-width-relative:page;mso-height-relative:page;v-text-anchor:top" o:gfxdata="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" filled="f" stroked="f">
               <v:textbox>
                 <w:txbxContent>
                   <w:p>
@@ -13585,7 +6217,7 @@
         </mc:Choice>
         <mc:Fallback>
           <w:pict>
-            <v:shape w14:anchorId="653E2EC4" id="Text Box 165" o:spid="_x0000_s1060" type="#_x0000_t202" style="position:absolute;left:0;text-align:left;margin-left:363.7pt;margin-top:628pt;width:110.6pt;height:13pt;z-index:251723776;visibility:visible;mso-wrap-style:square;mso-width-percent:0;mso-height-percent:0;mso-wrap-distance-left:9pt;mso-wrap-distance-top:0;mso-wrap-distance-right:9pt;mso-wrap-distance-bottom:0;mso-position-horizontal:absolute;mso-position-horizontal-relative:text;mso-position-vertical:absolute;mso-position-vertical-relative:text;mso-width-percent:0;mso-height-percent:0;mso-width-relative:page;mso-height-relative:page;v-text-anchor:top" o:gfxdata="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">
+            <v:shape w14:anchorId="653E2EC4" id="Text Box 165" o:spid="_x0000_s1042" type="#_x0000_t202" style="position:absolute;left:0;text-align:left;margin-left:363.7pt;margin-top:628pt;width:110.6pt;height:13pt;z-index:251723776;visibility:visible;mso-wrap-style:square;mso-width-percent:0;mso-height-percent:0;mso-wrap-distance-left:9pt;mso-wrap-distance-top:0;mso-wrap-distance-right:9pt;mso-wrap-distance-bottom:0;mso-position-horizontal:absolute;mso-position-horizontal-relative:text;mso-position-vertical:absolute;mso-position-vertical-relative:text;mso-width-percent:0;mso-height-percent:0;mso-width-relative:page;mso-height-relative:page;v-text-anchor:top" o:gfxdata="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">
               <v:textbox inset="1mm,0,0,0">
                 <w:txbxContent>
                   <w:p/>
@@ -13667,7 +6299,7 @@
         </mc:Choice>
         <mc:Fallback>
           <w:pict>
-            <v:shape w14:anchorId="772D18F2" id="Text Box 164" o:spid="_x0000_s1061" type="#_x0000_t202" style="position:absolute;left:0;text-align:left;margin-left:363.7pt;margin-top:615pt;width:110.6pt;height:13pt;z-index:251722752;visibility:visible;mso-wrap-style:square;mso-width-percent:0;mso-height-percent:0;mso-wrap-distance-left:9pt;mso-wrap-distance-top:0;mso-wrap-distance-right:9pt;mso-wrap-distance-bottom:0;mso-position-horizontal:absolute;mso-position-horizontal-relative:text;mso-position-vertical:absolute;mso-position-vertical-relative:text;mso-width-percent:0;mso-height-percent:0;mso-width-relative:page;mso-height-relative:page;v-text-anchor:top" o:gfxdata="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">
+            <v:shape w14:anchorId="772D18F2" id="Text Box 164" o:spid="_x0000_s1043" type="#_x0000_t202" style="position:absolute;left:0;text-align:left;margin-left:363.7pt;margin-top:615pt;width:110.6pt;height:13pt;z-index:251722752;visibility:visible;mso-wrap-style:square;mso-width-percent:0;mso-height-percent:0;mso-wrap-distance-left:9pt;mso-wrap-distance-top:0;mso-wrap-distance-right:9pt;mso-wrap-distance-bottom:0;mso-position-horizontal:absolute;mso-position-horizontal-relative:text;mso-position-vertical:absolute;mso-position-vertical-relative:text;mso-width-percent:0;mso-height-percent:0;mso-width-relative:page;mso-height-relative:page;v-text-anchor:top" o:gfxdata="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">
               <v:textbox inset="1mm,0,0,0">
                 <w:txbxContent>
                   <w:p/>
@@ -13855,7 +6487,7 @@
         </mc:Choice>
         <mc:Fallback>
           <w:pict>
-            <v:shape w14:anchorId="12BE6ABF" id="Text Box 163" o:spid="_x0000_s1062" type="#_x0000_t202" style="position:absolute;left:0;text-align:left;margin-left:363.7pt;margin-top:602pt;width:110.6pt;height:13pt;z-index:251721728;visibility:visible;mso-wrap-style:square;mso-width-percent:0;mso-height-percent:0;mso-wrap-distance-left:9pt;mso-wrap-distance-top:0;mso-wrap-distance-right:9pt;mso-wrap-distance-bottom:0;mso-position-horizontal:absolute;mso-position-horizontal-relative:text;mso-position-vertical:absolute;mso-position-vertical-relative:text;mso-width-percent:0;mso-height-percent:0;mso-width-relative:page;mso-height-relative:page;v-text-anchor:top" o:gfxdata="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">
+            <v:shape w14:anchorId="12BE6ABF" id="Text Box 163" o:spid="_x0000_s1044" type="#_x0000_t202" style="position:absolute;left:0;text-align:left;margin-left:363.7pt;margin-top:602pt;width:110.6pt;height:13pt;z-index:251721728;visibility:visible;mso-wrap-style:square;mso-width-percent:0;mso-height-percent:0;mso-wrap-distance-left:9pt;mso-wrap-distance-top:0;mso-wrap-distance-right:9pt;mso-wrap-distance-bottom:0;mso-position-horizontal:absolute;mso-position-horizontal-relative:text;mso-position-vertical:absolute;mso-position-vertical-relative:text;mso-width-percent:0;mso-height-percent:0;mso-width-relative:page;mso-height-relative:page;v-text-anchor:top" o:gfxdata="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">
               <v:textbox inset="1mm,0,0,0">
                 <w:txbxContent>
                   <w:p>
@@ -14074,7 +6706,7 @@
         </mc:Choice>
         <mc:Fallback>
           <w:pict>
-            <v:shape w14:anchorId="7F89F826" id="Text Box 162" o:spid="_x0000_s1063" type="#_x0000_t202" style="position:absolute;left:0;text-align:left;margin-left:99.05pt;margin-top:602pt;width:193.55pt;height:13pt;z-index:251720704;visibility:visible;mso-wrap-style:square;mso-width-percent:0;mso-height-percent:0;mso-wrap-distance-left:9pt;mso-wrap-distance-top:0;mso-wrap-distance-right:9pt;mso-wrap-distance-bottom:0;mso-position-horizontal:absolute;mso-position-horizontal-relative:text;mso-position-vertical:absolute;mso-position-vertical-relative:text;mso-width-percent:0;mso-height-percent:0;mso-width-relative:page;mso-height-relative:page;v-text-anchor:top" o:gfxdata="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">
+            <v:shape w14:anchorId="7F89F826" id="Text Box 162" o:spid="_x0000_s1045" type="#_x0000_t202" style="position:absolute;left:0;text-align:left;margin-left:99.05pt;margin-top:602pt;width:193.55pt;height:13pt;z-index:251720704;visibility:visible;mso-wrap-style:square;mso-width-percent:0;mso-height-percent:0;mso-wrap-distance-left:9pt;mso-wrap-distance-top:0;mso-wrap-distance-right:9pt;mso-wrap-distance-bottom:0;mso-position-horizontal:absolute;mso-position-horizontal-relative:text;mso-position-vertical:absolute;mso-position-vertical-relative:text;mso-width-percent:0;mso-height-percent:0;mso-width-relative:page;mso-height-relative:page;v-text-anchor:top" o:gfxdata="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">
               <v:textbox inset="1mm,0,0,0">
                 <w:txbxContent>
                   <w:p>
@@ -14255,7 +6887,7 @@
         </mc:Choice>
         <mc:Fallback>
           <w:pict>
-            <v:shape w14:anchorId="3E116783" id="Text Box 161" o:spid="_x0000_s1064" type="#_x0000_t202" style="position:absolute;left:0;text-align:left;margin-left:99.05pt;margin-top:628pt;width:193.55pt;height:13pt;z-index:251719680;visibility:visible;mso-wrap-style:square;mso-width-percent:0;mso-height-percent:0;mso-wrap-distance-left:9pt;mso-wrap-distance-top:0;mso-wrap-distance-right:9pt;mso-wrap-distance-bottom:0;mso-position-horizontal:absolute;mso-position-horizontal-relative:text;mso-position-vertical:absolute;mso-position-vertical-relative:text;mso-width-percent:0;mso-height-percent:0;mso-width-relative:page;mso-height-relative:page;v-text-anchor:top" o:gfxdata="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">
+            <v:shape w14:anchorId="3E116783" id="Text Box 161" o:spid="_x0000_s1046" type="#_x0000_t202" style="position:absolute;left:0;text-align:left;margin-left:99.05pt;margin-top:628pt;width:193.55pt;height:13pt;z-index:251719680;visibility:visible;mso-wrap-style:square;mso-width-percent:0;mso-height-percent:0;mso-wrap-distance-left:9pt;mso-wrap-distance-top:0;mso-wrap-distance-right:9pt;mso-wrap-distance-bottom:0;mso-position-horizontal:absolute;mso-position-horizontal-relative:text;mso-position-vertical:absolute;mso-position-vertical-relative:text;mso-width-percent:0;mso-height-percent:0;mso-width-relative:page;mso-height-relative:page;v-text-anchor:top" o:gfxdata="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">
               <v:textbox inset="1mm,0,0,0">
                 <w:txbxContent>
                   <w:p>
@@ -14413,7 +7045,7 @@
         </mc:Choice>
         <mc:Fallback>
           <w:pict>
-            <v:shape w14:anchorId="354B625C" id="Text Box 160" o:spid="_x0000_s1065" type="#_x0000_t202" style="position:absolute;left:0;text-align:left;margin-left:99.05pt;margin-top:641pt;width:59.25pt;height:13pt;z-index:251718656;visibility:visible;mso-wrap-style:square;mso-width-percent:0;mso-height-percent:0;mso-wrap-distance-left:9pt;mso-wrap-distance-top:0;mso-wrap-distance-right:9pt;mso-wrap-distance-bottom:0;mso-position-horizontal:absolute;mso-position-horizontal-relative:text;mso-position-vertical:absolute;mso-position-vertical-relative:text;mso-width-percent:0;mso-height-percent:0;mso-width-relative:page;mso-height-relative:page;v-text-anchor:top" o:gfxdata="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">
+            <v:shape w14:anchorId="354B625C" id="Text Box 160" o:spid="_x0000_s1047" type="#_x0000_t202" style="position:absolute;left:0;text-align:left;margin-left:99.05pt;margin-top:641pt;width:59.25pt;height:13pt;z-index:251718656;visibility:visible;mso-wrap-style:square;mso-width-percent:0;mso-height-percent:0;mso-wrap-distance-left:9pt;mso-wrap-distance-top:0;mso-wrap-distance-right:9pt;mso-wrap-distance-bottom:0;mso-position-horizontal:absolute;mso-position-horizontal-relative:text;mso-position-vertical:absolute;mso-position-vertical-relative:text;mso-width-percent:0;mso-height-percent:0;mso-width-relative:page;mso-height-relative:page;v-text-anchor:top" o:gfxdata="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">
               <v:textbox inset="1mm,0,0,0">
                 <w:txbxContent>
                   <w:p>
@@ -14537,7 +7169,7 @@
         </mc:Choice>
         <mc:Fallback>
           <w:pict>
-            <v:shape w14:anchorId="030D6135" id="Text Box 158" o:spid="_x0000_s1066" type="#_x0000_t202" style="position:absolute;left:0;text-align:left;margin-left:99.05pt;margin-top:615pt;width:193.55pt;height:13pt;z-index:251717632;visibility:visible;mso-wrap-style:square;mso-width-percent:0;mso-height-percent:0;mso-wrap-distance-left:9pt;mso-wrap-distance-top:0;mso-wrap-distance-right:9pt;mso-wrap-distance-bottom:0;mso-position-horizontal:absolute;mso-position-horizontal-relative:text;mso-position-vertical:absolute;mso-position-vertical-relative:text;mso-width-percent:0;mso-height-percent:0;mso-width-relative:page;mso-height-relative:page;v-text-anchor:top" o:gfxdata="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">
+            <v:shape w14:anchorId="030D6135" id="Text Box 158" o:spid="_x0000_s1048" type="#_x0000_t202" style="position:absolute;left:0;text-align:left;margin-left:99.05pt;margin-top:615pt;width:193.55pt;height:13pt;z-index:251717632;visibility:visible;mso-wrap-style:square;mso-width-percent:0;mso-height-percent:0;mso-wrap-distance-left:9pt;mso-wrap-distance-top:0;mso-wrap-distance-right:9pt;mso-wrap-distance-bottom:0;mso-position-horizontal:absolute;mso-position-horizontal-relative:text;mso-position-vertical:absolute;mso-position-vertical-relative:text;mso-width-percent:0;mso-height-percent:0;mso-width-relative:page;mso-height-relative:page;v-text-anchor:top" o:gfxdata="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">
               <v:textbox inset="1mm,0,0,0">
                 <w:txbxContent>
                   <w:p>
@@ -14939,7 +7571,7 @@
         </mc:Choice>
         <mc:Fallback>
           <w:pict>
-            <v:shape w14:anchorId="297479B6" id="Text Box 57" o:spid="_x0000_s1067" type="#_x0000_t202" style="position:absolute;left:0;text-align:left;margin-left:-8pt;margin-top:10.5pt;width:509.55pt;height:747.35pt;z-index:251660288;visibility:visible;mso-wrap-style:square;mso-width-percent:0;mso-height-percent:0;mso-wrap-distance-left:9pt;mso-wrap-distance-top:0;mso-wrap-distance-right:9pt;mso-wrap-distance-bottom:0;mso-position-horizontal:absolute;mso-position-horizontal-relative:text;mso-position-vertical:absolute;mso-position-vertical-relative:text;mso-width-percent:0;mso-height-percent:0;mso-width-relative:page;mso-height-relative:page;v-text-anchor:top" o:gfxdata="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" filled="f" strokeweight=".5pt">
+            <v:shape w14:anchorId="297479B6" id="Text Box 57" o:spid="_x0000_s1049" type="#_x0000_t202" style="position:absolute;left:0;text-align:left;margin-left:-8pt;margin-top:10.5pt;width:509.55pt;height:747.35pt;z-index:251660288;visibility:visible;mso-wrap-style:square;mso-width-percent:0;mso-height-percent:0;mso-wrap-distance-left:9pt;mso-wrap-distance-top:0;mso-wrap-distance-right:9pt;mso-wrap-distance-bottom:0;mso-position-horizontal:absolute;mso-position-horizontal-relative:text;mso-position-vertical:absolute;mso-position-vertical-relative:text;mso-width-percent:0;mso-height-percent:0;mso-width-relative:page;mso-height-relative:page;v-text-anchor:top" o:gfxdata="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" filled="f" strokeweight=".5pt">
               <v:textbox>
                 <w:txbxContent>
                   <w:p/>
@@ -16402,7 +9034,7 @@
       <w:lvlText w:val="%1."/>
       <w:lvlJc w:val="left"/>
       <w:pPr>
-        <w:ind w:left="1080" w:hanging="360"/>
+        <w:ind w:left="5220" w:hanging="360"/>
       </w:pPr>
       <w:rPr>
         <w:rFonts w:hint="default"/>
@@ -17509,6 +10141,7 @@
       <w:adjustRightInd w:val="0"/>
       <w:snapToGrid w:val="0"/>
       <w:spacing w:before="120" w:line="240" w:lineRule="auto"/>
+      <w:ind w:left="1080"/>
       <w:outlineLvl w:val="0"/>
     </w:pPr>
     <w:rPr>
@@ -17674,6 +10307,7 @@
   <w:style w:type="character" w:default="1" w:styleId="DefaultParagraphFont">
     <w:name w:val="Default Paragraph Font"/>
     <w:uiPriority w:val="1"/>
+    <w:semiHidden/>
     <w:unhideWhenUsed/>
   </w:style>
   <w:style w:type="table" w:default="1" w:styleId="TableNormal">
